--- a/manuals/Baccable_manual_RU.docx
+++ b/manuals/Baccable_manual_RU.docx
@@ -163,7 +163,7 @@
           <w:noProof/>
         </w:rPr>
         <w:drawing>
-          <wp:inline distT="0" distB="0" distL="0" distR="0" wp14:anchorId="67CE4B57" wp14:editId="365F10BF">
+          <wp:inline distT="0" distB="0" distL="0" distR="0" wp14:anchorId="67CE4B57" wp14:editId="7ECDC218">
             <wp:extent cx="4918635" cy="2294890"/>
             <wp:effectExtent l="0" t="0" r="0" b="0"/>
             <wp:docPr id="1632200295" name="Immagine 37"/>
@@ -295,7 +295,7 @@
           <w:r>
             <w:fldChar w:fldCharType="separate"/>
           </w:r>
-          <w:hyperlink w:anchor="_Toc238748747" w:history="1">
+          <w:hyperlink w:anchor="_Toc239527396" w:history="1">
             <w:r>
               <w:rPr>
                 <w:rStyle w:val="Collegamentoipertestuale"/>
@@ -344,7 +344,7 @@
                 <w:noProof/>
                 <w:webHidden/>
               </w:rPr>
-              <w:instrText xml:space="preserve"> PAGEREF _Toc238748747 \h </w:instrText>
+              <w:instrText xml:space="preserve"> PAGEREF _Toc239527396 \h </w:instrText>
             </w:r>
             <w:r>
               <w:rPr>
@@ -389,7 +389,7 @@
               <w14:ligatures w14:val="standardContextual"/>
             </w:rPr>
           </w:pPr>
-          <w:hyperlink w:anchor="_Toc238748748" w:history="1">
+          <w:hyperlink w:anchor="_Toc239527397" w:history="1">
             <w:r>
               <w:rPr>
                 <w:rStyle w:val="Collegamentoipertestuale"/>
@@ -438,7 +438,7 @@
                 <w:noProof/>
                 <w:webHidden/>
               </w:rPr>
-              <w:instrText xml:space="preserve"> PAGEREF _Toc238748748 \h </w:instrText>
+              <w:instrText xml:space="preserve"> PAGEREF _Toc239527397 \h </w:instrText>
             </w:r>
             <w:r>
               <w:rPr>
@@ -483,7 +483,7 @@
               <w14:ligatures w14:val="standardContextual"/>
             </w:rPr>
           </w:pPr>
-          <w:hyperlink w:anchor="_Toc238748749" w:history="1">
+          <w:hyperlink w:anchor="_Toc239527398" w:history="1">
             <w:r>
               <w:rPr>
                 <w:rStyle w:val="Collegamentoipertestuale"/>
@@ -534,7 +534,7 @@
                 <w:noProof/>
                 <w:webHidden/>
               </w:rPr>
-              <w:instrText xml:space="preserve"> PAGEREF _Toc238748749 \h </w:instrText>
+              <w:instrText xml:space="preserve"> PAGEREF _Toc239527398 \h </w:instrText>
             </w:r>
             <w:r>
               <w:rPr>
@@ -579,7 +579,7 @@
               <w14:ligatures w14:val="standardContextual"/>
             </w:rPr>
           </w:pPr>
-          <w:hyperlink w:anchor="_Toc238748750" w:history="1">
+          <w:hyperlink w:anchor="_Toc239527399" w:history="1">
             <w:r>
               <w:rPr>
                 <w:rStyle w:val="Collegamentoipertestuale"/>
@@ -630,7 +630,7 @@
                 <w:noProof/>
                 <w:webHidden/>
               </w:rPr>
-              <w:instrText xml:space="preserve"> PAGEREF _Toc238748750 \h </w:instrText>
+              <w:instrText xml:space="preserve"> PAGEREF _Toc239527399 \h </w:instrText>
             </w:r>
             <w:r>
               <w:rPr>
@@ -675,7 +675,7 @@
               <w14:ligatures w14:val="standardContextual"/>
             </w:rPr>
           </w:pPr>
-          <w:hyperlink w:anchor="_Toc238748751" w:history="1">
+          <w:hyperlink w:anchor="_Toc239527400" w:history="1">
             <w:r>
               <w:rPr>
                 <w:rStyle w:val="Collegamentoipertestuale"/>
@@ -726,7 +726,7 @@
                 <w:noProof/>
                 <w:webHidden/>
               </w:rPr>
-              <w:instrText xml:space="preserve"> PAGEREF _Toc238748751 \h </w:instrText>
+              <w:instrText xml:space="preserve"> PAGEREF _Toc239527400 \h </w:instrText>
             </w:r>
             <w:r>
               <w:rPr>
@@ -771,7 +771,7 @@
               <w14:ligatures w14:val="standardContextual"/>
             </w:rPr>
           </w:pPr>
-          <w:hyperlink w:anchor="_Toc238748752" w:history="1">
+          <w:hyperlink w:anchor="_Toc239527401" w:history="1">
             <w:r>
               <w:rPr>
                 <w:rStyle w:val="Collegamentoipertestuale"/>
@@ -822,7 +822,7 @@
                 <w:noProof/>
                 <w:webHidden/>
               </w:rPr>
-              <w:instrText xml:space="preserve"> PAGEREF _Toc238748752 \h </w:instrText>
+              <w:instrText xml:space="preserve"> PAGEREF _Toc239527401 \h </w:instrText>
             </w:r>
             <w:r>
               <w:rPr>
@@ -867,7 +867,7 @@
               <w14:ligatures w14:val="standardContextual"/>
             </w:rPr>
           </w:pPr>
-          <w:hyperlink w:anchor="_Toc238748753" w:history="1">
+          <w:hyperlink w:anchor="_Toc239527402" w:history="1">
             <w:r>
               <w:rPr>
                 <w:rStyle w:val="Collegamentoipertestuale"/>
@@ -918,7 +918,7 @@
                 <w:noProof/>
                 <w:webHidden/>
               </w:rPr>
-              <w:instrText xml:space="preserve"> PAGEREF _Toc238748753 \h </w:instrText>
+              <w:instrText xml:space="preserve"> PAGEREF _Toc239527402 \h </w:instrText>
             </w:r>
             <w:r>
               <w:rPr>
@@ -963,7 +963,7 @@
               <w14:ligatures w14:val="standardContextual"/>
             </w:rPr>
           </w:pPr>
-          <w:hyperlink w:anchor="_Toc238748754" w:history="1">
+          <w:hyperlink w:anchor="_Toc239527403" w:history="1">
             <w:r>
               <w:rPr>
                 <w:rStyle w:val="Collegamentoipertestuale"/>
@@ -1014,7 +1014,7 @@
                 <w:noProof/>
                 <w:webHidden/>
               </w:rPr>
-              <w:instrText xml:space="preserve"> PAGEREF _Toc238748754 \h </w:instrText>
+              <w:instrText xml:space="preserve"> PAGEREF _Toc239527403 \h </w:instrText>
             </w:r>
             <w:r>
               <w:rPr>
@@ -1059,7 +1059,7 @@
               <w14:ligatures w14:val="standardContextual"/>
             </w:rPr>
           </w:pPr>
-          <w:hyperlink w:anchor="_Toc238748755" w:history="1">
+          <w:hyperlink w:anchor="_Toc239527404" w:history="1">
             <w:r>
               <w:rPr>
                 <w:rStyle w:val="Collegamentoipertestuale"/>
@@ -1110,7 +1110,7 @@
                 <w:noProof/>
                 <w:webHidden/>
               </w:rPr>
-              <w:instrText xml:space="preserve"> PAGEREF _Toc238748755 \h </w:instrText>
+              <w:instrText xml:space="preserve"> PAGEREF _Toc239527404 \h </w:instrText>
             </w:r>
             <w:r>
               <w:rPr>
@@ -1155,7 +1155,7 @@
               <w14:ligatures w14:val="standardContextual"/>
             </w:rPr>
           </w:pPr>
-          <w:hyperlink w:anchor="_Toc238748756" w:history="1">
+          <w:hyperlink w:anchor="_Toc239527405" w:history="1">
             <w:r>
               <w:rPr>
                 <w:rStyle w:val="Collegamentoipertestuale"/>
@@ -1206,7 +1206,7 @@
                 <w:noProof/>
                 <w:webHidden/>
               </w:rPr>
-              <w:instrText xml:space="preserve"> PAGEREF _Toc238748756 \h </w:instrText>
+              <w:instrText xml:space="preserve"> PAGEREF _Toc239527405 \h </w:instrText>
             </w:r>
             <w:r>
               <w:rPr>
@@ -1251,7 +1251,7 @@
               <w14:ligatures w14:val="standardContextual"/>
             </w:rPr>
           </w:pPr>
-          <w:hyperlink w:anchor="_Toc238748757" w:history="1">
+          <w:hyperlink w:anchor="_Toc239527406" w:history="1">
             <w:r>
               <w:rPr>
                 <w:rStyle w:val="Collegamentoipertestuale"/>
@@ -1302,7 +1302,7 @@
                 <w:noProof/>
                 <w:webHidden/>
               </w:rPr>
-              <w:instrText xml:space="preserve"> PAGEREF _Toc238748757 \h </w:instrText>
+              <w:instrText xml:space="preserve"> PAGEREF _Toc239527406 \h </w:instrText>
             </w:r>
             <w:r>
               <w:rPr>
@@ -1347,7 +1347,7 @@
               <w14:ligatures w14:val="standardContextual"/>
             </w:rPr>
           </w:pPr>
-          <w:hyperlink w:anchor="_Toc238748758" w:history="1">
+          <w:hyperlink w:anchor="_Toc239527407" w:history="1">
             <w:r>
               <w:rPr>
                 <w:rStyle w:val="Collegamentoipertestuale"/>
@@ -1398,7 +1398,7 @@
                 <w:noProof/>
                 <w:webHidden/>
               </w:rPr>
-              <w:instrText xml:space="preserve"> PAGEREF _Toc238748758 \h </w:instrText>
+              <w:instrText xml:space="preserve"> PAGEREF _Toc239527407 \h </w:instrText>
             </w:r>
             <w:r>
               <w:rPr>
@@ -1443,7 +1443,7 @@
               <w14:ligatures w14:val="standardContextual"/>
             </w:rPr>
           </w:pPr>
-          <w:hyperlink w:anchor="_Toc238748759" w:history="1">
+          <w:hyperlink w:anchor="_Toc239527408" w:history="1">
             <w:r>
               <w:rPr>
                 <w:rStyle w:val="Collegamentoipertestuale"/>
@@ -1494,7 +1494,7 @@
                 <w:noProof/>
                 <w:webHidden/>
               </w:rPr>
-              <w:instrText xml:space="preserve"> PAGEREF _Toc238748759 \h </w:instrText>
+              <w:instrText xml:space="preserve"> PAGEREF _Toc239527408 \h </w:instrText>
             </w:r>
             <w:r>
               <w:rPr>
@@ -1514,7 +1514,7 @@
                 <w:noProof/>
                 <w:webHidden/>
               </w:rPr>
-              <w:t>16</w:t>
+              <w:t>15</w:t>
             </w:r>
             <w:r>
               <w:rPr>
@@ -1539,7 +1539,7 @@
               <w14:ligatures w14:val="standardContextual"/>
             </w:rPr>
           </w:pPr>
-          <w:hyperlink w:anchor="_Toc238748760" w:history="1">
+          <w:hyperlink w:anchor="_Toc239527409" w:history="1">
             <w:r>
               <w:rPr>
                 <w:rStyle w:val="Collegamentoipertestuale"/>
@@ -1588,7 +1588,7 @@
                 <w:noProof/>
                 <w:webHidden/>
               </w:rPr>
-              <w:instrText xml:space="preserve"> PAGEREF _Toc238748760 \h </w:instrText>
+              <w:instrText xml:space="preserve"> PAGEREF _Toc239527409 \h </w:instrText>
             </w:r>
             <w:r>
               <w:rPr>
@@ -1608,7 +1608,7 @@
                 <w:noProof/>
                 <w:webHidden/>
               </w:rPr>
-              <w:t>20</w:t>
+              <w:t>19</w:t>
             </w:r>
             <w:r>
               <w:rPr>
@@ -1633,7 +1633,7 @@
               <w14:ligatures w14:val="standardContextual"/>
             </w:rPr>
           </w:pPr>
-          <w:hyperlink w:anchor="_Toc238748761" w:history="1">
+          <w:hyperlink w:anchor="_Toc239527410" w:history="1">
             <w:r>
               <w:rPr>
                 <w:rStyle w:val="Collegamentoipertestuale"/>
@@ -1682,7 +1682,7 @@
                 <w:noProof/>
                 <w:webHidden/>
               </w:rPr>
-              <w:instrText xml:space="preserve"> PAGEREF _Toc238748761 \h </w:instrText>
+              <w:instrText xml:space="preserve"> PAGEREF _Toc239527410 \h </w:instrText>
             </w:r>
             <w:r>
               <w:rPr>
@@ -1727,7 +1727,7 @@
               <w14:ligatures w14:val="standardContextual"/>
             </w:rPr>
           </w:pPr>
-          <w:hyperlink w:anchor="_Toc238748762" w:history="1">
+          <w:hyperlink w:anchor="_Toc239527411" w:history="1">
             <w:r>
               <w:rPr>
                 <w:rStyle w:val="Collegamentoipertestuale"/>
@@ -1778,7 +1778,7 @@
                 <w:noProof/>
                 <w:webHidden/>
               </w:rPr>
-              <w:instrText xml:space="preserve"> PAGEREF _Toc238748762 \h </w:instrText>
+              <w:instrText xml:space="preserve"> PAGEREF _Toc239527411 \h </w:instrText>
             </w:r>
             <w:r>
               <w:rPr>
@@ -1823,7 +1823,7 @@
               <w14:ligatures w14:val="standardContextual"/>
             </w:rPr>
           </w:pPr>
-          <w:hyperlink w:anchor="_Toc238748763" w:history="1">
+          <w:hyperlink w:anchor="_Toc239527412" w:history="1">
             <w:r>
               <w:rPr>
                 <w:rStyle w:val="Collegamentoipertestuale"/>
@@ -1874,7 +1874,7 @@
                 <w:noProof/>
                 <w:webHidden/>
               </w:rPr>
-              <w:instrText xml:space="preserve"> PAGEREF _Toc238748763 \h </w:instrText>
+              <w:instrText xml:space="preserve"> PAGEREF _Toc239527412 \h </w:instrText>
             </w:r>
             <w:r>
               <w:rPr>
@@ -1919,7 +1919,7 @@
               <w14:ligatures w14:val="standardContextual"/>
             </w:rPr>
           </w:pPr>
-          <w:hyperlink w:anchor="_Toc238748764" w:history="1">
+          <w:hyperlink w:anchor="_Toc239527413" w:history="1">
             <w:r>
               <w:rPr>
                 <w:rStyle w:val="Collegamentoipertestuale"/>
@@ -1927,6 +1927,7 @@
                 <w:b/>
                 <w:bCs/>
                 <w:noProof/>
+                <w:lang w:val="ru-RU"/>
               </w:rPr>
               <w:t>2.2.1</w:t>
             </w:r>
@@ -1946,8 +1947,19 @@
                 <w:b/>
                 <w:bCs/>
                 <w:noProof/>
-              </w:rPr>
-              <w:t>Снифер со специальной прошивкой SLCAN</w:t>
+                <w:lang w:val="ru-RU"/>
+              </w:rPr>
+              <w:t xml:space="preserve">Снифер со специальной прошивкой </w:t>
+            </w:r>
+            <w:r>
+              <w:rPr>
+                <w:rStyle w:val="Collegamentoipertestuale"/>
+                <w:rFonts w:cstheme="minorHAnsi"/>
+                <w:b/>
+                <w:bCs/>
+                <w:noProof/>
+              </w:rPr>
+              <w:t>SLCAN</w:t>
             </w:r>
             <w:r>
               <w:rPr>
@@ -1968,7 +1980,7 @@
                 <w:noProof/>
                 <w:webHidden/>
               </w:rPr>
-              <w:instrText xml:space="preserve"> PAGEREF _Toc238748764 \h </w:instrText>
+              <w:instrText xml:space="preserve"> PAGEREF _Toc239527413 \h </w:instrText>
             </w:r>
             <w:r>
               <w:rPr>
@@ -2013,7 +2025,7 @@
               <w14:ligatures w14:val="standardContextual"/>
             </w:rPr>
           </w:pPr>
-          <w:hyperlink w:anchor="_Toc238748765" w:history="1">
+          <w:hyperlink w:anchor="_Toc239527414" w:history="1">
             <w:r>
               <w:rPr>
                 <w:rStyle w:val="Collegamentoipertestuale"/>
@@ -2021,6 +2033,7 @@
                 <w:b/>
                 <w:bCs/>
                 <w:noProof/>
+                <w:lang w:val="ru-RU"/>
               </w:rPr>
               <w:t>2.2.2</w:t>
             </w:r>
@@ -2040,6 +2053,7 @@
                 <w:b/>
                 <w:bCs/>
                 <w:noProof/>
+                <w:lang w:val="ru-RU"/>
               </w:rPr>
               <w:t>Снифер со стандартной прошивкой и фирменным приложением</w:t>
             </w:r>
@@ -2062,7 +2076,7 @@
                 <w:noProof/>
                 <w:webHidden/>
               </w:rPr>
-              <w:instrText xml:space="preserve"> PAGEREF _Toc238748765 \h </w:instrText>
+              <w:instrText xml:space="preserve"> PAGEREF _Toc239527414 \h </w:instrText>
             </w:r>
             <w:r>
               <w:rPr>
@@ -2107,7 +2121,7 @@
               <w14:ligatures w14:val="standardContextual"/>
             </w:rPr>
           </w:pPr>
-          <w:hyperlink w:anchor="_Toc238748766" w:history="1">
+          <w:hyperlink w:anchor="_Toc239527415" w:history="1">
             <w:r>
               <w:rPr>
                 <w:rStyle w:val="Collegamentoipertestuale"/>
@@ -2158,7 +2172,7 @@
                 <w:noProof/>
                 <w:webHidden/>
               </w:rPr>
-              <w:instrText xml:space="preserve"> PAGEREF _Toc238748766 \h </w:instrText>
+              <w:instrText xml:space="preserve"> PAGEREF _Toc239527415 \h </w:instrText>
             </w:r>
             <w:r>
               <w:rPr>
@@ -2203,7 +2217,7 @@
               <w14:ligatures w14:val="standardContextual"/>
             </w:rPr>
           </w:pPr>
-          <w:hyperlink w:anchor="_Toc238748767" w:history="1">
+          <w:hyperlink w:anchor="_Toc239527416" w:history="1">
             <w:r>
               <w:rPr>
                 <w:rStyle w:val="Collegamentoipertestuale"/>
@@ -2254,7 +2268,7 @@
                 <w:noProof/>
                 <w:webHidden/>
               </w:rPr>
-              <w:instrText xml:space="preserve"> PAGEREF _Toc238748767 \h </w:instrText>
+              <w:instrText xml:space="preserve"> PAGEREF _Toc239527416 \h </w:instrText>
             </w:r>
             <w:r>
               <w:rPr>
@@ -2299,7 +2313,7 @@
               <w14:ligatures w14:val="standardContextual"/>
             </w:rPr>
           </w:pPr>
-          <w:hyperlink w:anchor="_Toc238748768" w:history="1">
+          <w:hyperlink w:anchor="_Toc239527417" w:history="1">
             <w:r>
               <w:rPr>
                 <w:rStyle w:val="Collegamentoipertestuale"/>
@@ -2350,7 +2364,7 @@
                 <w:noProof/>
                 <w:webHidden/>
               </w:rPr>
-              <w:instrText xml:space="preserve"> PAGEREF _Toc238748768 \h </w:instrText>
+              <w:instrText xml:space="preserve"> PAGEREF _Toc239527417 \h </w:instrText>
             </w:r>
             <w:r>
               <w:rPr>
@@ -2395,7 +2409,7 @@
               <w14:ligatures w14:val="standardContextual"/>
             </w:rPr>
           </w:pPr>
-          <w:hyperlink w:anchor="_Toc238748769" w:history="1">
+          <w:hyperlink w:anchor="_Toc239527418" w:history="1">
             <w:r>
               <w:rPr>
                 <w:rStyle w:val="Collegamentoipertestuale"/>
@@ -2446,7 +2460,7 @@
                 <w:noProof/>
                 <w:webHidden/>
               </w:rPr>
-              <w:instrText xml:space="preserve"> PAGEREF _Toc238748769 \h </w:instrText>
+              <w:instrText xml:space="preserve"> PAGEREF _Toc239527418 \h </w:instrText>
             </w:r>
             <w:r>
               <w:rPr>
@@ -2491,7 +2505,7 @@
               <w14:ligatures w14:val="standardContextual"/>
             </w:rPr>
           </w:pPr>
-          <w:hyperlink w:anchor="_Toc238748770" w:history="1">
+          <w:hyperlink w:anchor="_Toc239527419" w:history="1">
             <w:r>
               <w:rPr>
                 <w:rStyle w:val="Collegamentoipertestuale"/>
@@ -2542,7 +2556,7 @@
                 <w:noProof/>
                 <w:webHidden/>
               </w:rPr>
-              <w:instrText xml:space="preserve"> PAGEREF _Toc238748770 \h </w:instrText>
+              <w:instrText xml:space="preserve"> PAGEREF _Toc239527419 \h </w:instrText>
             </w:r>
             <w:r>
               <w:rPr>
@@ -2587,7 +2601,7 @@
               <w14:ligatures w14:val="standardContextual"/>
             </w:rPr>
           </w:pPr>
-          <w:hyperlink w:anchor="_Toc238748771" w:history="1">
+          <w:hyperlink w:anchor="_Toc239527420" w:history="1">
             <w:r>
               <w:rPr>
                 <w:rStyle w:val="Collegamentoipertestuale"/>
@@ -2638,7 +2652,7 @@
                 <w:noProof/>
                 <w:webHidden/>
               </w:rPr>
-              <w:instrText xml:space="preserve"> PAGEREF _Toc238748771 \h </w:instrText>
+              <w:instrText xml:space="preserve"> PAGEREF _Toc239527420 \h </w:instrText>
             </w:r>
             <w:r>
               <w:rPr>
@@ -2683,7 +2697,7 @@
               <w14:ligatures w14:val="standardContextual"/>
             </w:rPr>
           </w:pPr>
-          <w:hyperlink w:anchor="_Toc238748772" w:history="1">
+          <w:hyperlink w:anchor="_Toc239527421" w:history="1">
             <w:r>
               <w:rPr>
                 <w:rStyle w:val="Collegamentoipertestuale"/>
@@ -2734,7 +2748,7 @@
                 <w:noProof/>
                 <w:webHidden/>
               </w:rPr>
-              <w:instrText xml:space="preserve"> PAGEREF _Toc238748772 \h </w:instrText>
+              <w:instrText xml:space="preserve"> PAGEREF _Toc239527421 \h </w:instrText>
             </w:r>
             <w:r>
               <w:rPr>
@@ -2779,7 +2793,7 @@
               <w14:ligatures w14:val="standardContextual"/>
             </w:rPr>
           </w:pPr>
-          <w:hyperlink w:anchor="_Toc238748773" w:history="1">
+          <w:hyperlink w:anchor="_Toc239527422" w:history="1">
             <w:r>
               <w:rPr>
                 <w:rStyle w:val="Collegamentoipertestuale"/>
@@ -2830,7 +2844,7 @@
                 <w:noProof/>
                 <w:webHidden/>
               </w:rPr>
-              <w:instrText xml:space="preserve"> PAGEREF _Toc238748773 \h </w:instrText>
+              <w:instrText xml:space="preserve"> PAGEREF _Toc239527422 \h </w:instrText>
             </w:r>
             <w:r>
               <w:rPr>
@@ -2875,7 +2889,7 @@
               <w14:ligatures w14:val="standardContextual"/>
             </w:rPr>
           </w:pPr>
-          <w:hyperlink w:anchor="_Toc238748774" w:history="1">
+          <w:hyperlink w:anchor="_Toc239527423" w:history="1">
             <w:r>
               <w:rPr>
                 <w:rStyle w:val="Collegamentoipertestuale"/>
@@ -2926,7 +2940,7 @@
                 <w:noProof/>
                 <w:webHidden/>
               </w:rPr>
-              <w:instrText xml:space="preserve"> PAGEREF _Toc238748774 \h </w:instrText>
+              <w:instrText xml:space="preserve"> PAGEREF _Toc239527423 \h </w:instrText>
             </w:r>
             <w:r>
               <w:rPr>
@@ -2971,7 +2985,7 @@
               <w14:ligatures w14:val="standardContextual"/>
             </w:rPr>
           </w:pPr>
-          <w:hyperlink w:anchor="_Toc238748775" w:history="1">
+          <w:hyperlink w:anchor="_Toc239527424" w:history="1">
             <w:r>
               <w:rPr>
                 <w:rStyle w:val="Collegamentoipertestuale"/>
@@ -3022,7 +3036,7 @@
                 <w:noProof/>
                 <w:webHidden/>
               </w:rPr>
-              <w:instrText xml:space="preserve"> PAGEREF _Toc238748775 \h </w:instrText>
+              <w:instrText xml:space="preserve"> PAGEREF _Toc239527424 \h </w:instrText>
             </w:r>
             <w:r>
               <w:rPr>
@@ -3067,7 +3081,7 @@
               <w14:ligatures w14:val="standardContextual"/>
             </w:rPr>
           </w:pPr>
-          <w:hyperlink w:anchor="_Toc238748776" w:history="1">
+          <w:hyperlink w:anchor="_Toc239527425" w:history="1">
             <w:r>
               <w:rPr>
                 <w:rStyle w:val="Collegamentoipertestuale"/>
@@ -3118,7 +3132,7 @@
                 <w:noProof/>
                 <w:webHidden/>
               </w:rPr>
-              <w:instrText xml:space="preserve"> PAGEREF _Toc238748776 \h </w:instrText>
+              <w:instrText xml:space="preserve"> PAGEREF _Toc239527425 \h </w:instrText>
             </w:r>
             <w:r>
               <w:rPr>
@@ -3163,7 +3177,7 @@
               <w14:ligatures w14:val="standardContextual"/>
             </w:rPr>
           </w:pPr>
-          <w:hyperlink w:anchor="_Toc238748777" w:history="1">
+          <w:hyperlink w:anchor="_Toc239527426" w:history="1">
             <w:r>
               <w:rPr>
                 <w:rStyle w:val="Collegamentoipertestuale"/>
@@ -3214,7 +3228,7 @@
                 <w:noProof/>
                 <w:webHidden/>
               </w:rPr>
-              <w:instrText xml:space="preserve"> PAGEREF _Toc238748777 \h </w:instrText>
+              <w:instrText xml:space="preserve"> PAGEREF _Toc239527426 \h </w:instrText>
             </w:r>
             <w:r>
               <w:rPr>
@@ -3259,7 +3273,7 @@
               <w14:ligatures w14:val="standardContextual"/>
             </w:rPr>
           </w:pPr>
-          <w:hyperlink w:anchor="_Toc238748778" w:history="1">
+          <w:hyperlink w:anchor="_Toc239527427" w:history="1">
             <w:r>
               <w:rPr>
                 <w:rStyle w:val="Collegamentoipertestuale"/>
@@ -3310,7 +3324,7 @@
                 <w:noProof/>
                 <w:webHidden/>
               </w:rPr>
-              <w:instrText xml:space="preserve"> PAGEREF _Toc238748778 \h </w:instrText>
+              <w:instrText xml:space="preserve"> PAGEREF _Toc239527427 \h </w:instrText>
             </w:r>
             <w:r>
               <w:rPr>
@@ -3355,7 +3369,7 @@
               <w14:ligatures w14:val="standardContextual"/>
             </w:rPr>
           </w:pPr>
-          <w:hyperlink w:anchor="_Toc238748779" w:history="1">
+          <w:hyperlink w:anchor="_Toc239527428" w:history="1">
             <w:r>
               <w:rPr>
                 <w:rStyle w:val="Collegamentoipertestuale"/>
@@ -3406,7 +3420,7 @@
                 <w:noProof/>
                 <w:webHidden/>
               </w:rPr>
-              <w:instrText xml:space="preserve"> PAGEREF _Toc238748779 \h </w:instrText>
+              <w:instrText xml:space="preserve"> PAGEREF _Toc239527428 \h </w:instrText>
             </w:r>
             <w:r>
               <w:rPr>
@@ -3451,7 +3465,7 @@
               <w14:ligatures w14:val="standardContextual"/>
             </w:rPr>
           </w:pPr>
-          <w:hyperlink w:anchor="_Toc238748780" w:history="1">
+          <w:hyperlink w:anchor="_Toc239527429" w:history="1">
             <w:r>
               <w:rPr>
                 <w:rStyle w:val="Collegamentoipertestuale"/>
@@ -3502,7 +3516,7 @@
                 <w:noProof/>
                 <w:webHidden/>
               </w:rPr>
-              <w:instrText xml:space="preserve"> PAGEREF _Toc238748780 \h </w:instrText>
+              <w:instrText xml:space="preserve"> PAGEREF _Toc239527429 \h </w:instrText>
             </w:r>
             <w:r>
               <w:rPr>
@@ -3547,7 +3561,7 @@
               <w14:ligatures w14:val="standardContextual"/>
             </w:rPr>
           </w:pPr>
-          <w:hyperlink w:anchor="_Toc238748781" w:history="1">
+          <w:hyperlink w:anchor="_Toc239527430" w:history="1">
             <w:r>
               <w:rPr>
                 <w:rStyle w:val="Collegamentoipertestuale"/>
@@ -3598,7 +3612,7 @@
                 <w:noProof/>
                 <w:webHidden/>
               </w:rPr>
-              <w:instrText xml:space="preserve"> PAGEREF _Toc238748781 \h </w:instrText>
+              <w:instrText xml:space="preserve"> PAGEREF _Toc239527430 \h </w:instrText>
             </w:r>
             <w:r>
               <w:rPr>
@@ -3643,7 +3657,7 @@
               <w14:ligatures w14:val="standardContextual"/>
             </w:rPr>
           </w:pPr>
-          <w:hyperlink w:anchor="_Toc238748782" w:history="1">
+          <w:hyperlink w:anchor="_Toc239527431" w:history="1">
             <w:r>
               <w:rPr>
                 <w:rStyle w:val="Collegamentoipertestuale"/>
@@ -3694,7 +3708,7 @@
                 <w:noProof/>
                 <w:webHidden/>
               </w:rPr>
-              <w:instrText xml:space="preserve"> PAGEREF _Toc238748782 \h </w:instrText>
+              <w:instrText xml:space="preserve"> PAGEREF _Toc239527431 \h </w:instrText>
             </w:r>
             <w:r>
               <w:rPr>
@@ -3739,7 +3753,7 @@
               <w14:ligatures w14:val="standardContextual"/>
             </w:rPr>
           </w:pPr>
-          <w:hyperlink w:anchor="_Toc238748783" w:history="1">
+          <w:hyperlink w:anchor="_Toc239527432" w:history="1">
             <w:r>
               <w:rPr>
                 <w:rStyle w:val="Collegamentoipertestuale"/>
@@ -3790,7 +3804,7 @@
                 <w:noProof/>
                 <w:webHidden/>
               </w:rPr>
-              <w:instrText xml:space="preserve"> PAGEREF _Toc238748783 \h </w:instrText>
+              <w:instrText xml:space="preserve"> PAGEREF _Toc239527432 \h </w:instrText>
             </w:r>
             <w:r>
               <w:rPr>
@@ -3835,7 +3849,7 @@
               <w14:ligatures w14:val="standardContextual"/>
             </w:rPr>
           </w:pPr>
-          <w:hyperlink w:anchor="_Toc238748784" w:history="1">
+          <w:hyperlink w:anchor="_Toc239527433" w:history="1">
             <w:r>
               <w:rPr>
                 <w:rStyle w:val="Collegamentoipertestuale"/>
@@ -3886,7 +3900,7 @@
                 <w:noProof/>
                 <w:webHidden/>
               </w:rPr>
-              <w:instrText xml:space="preserve"> PAGEREF _Toc238748784 \h </w:instrText>
+              <w:instrText xml:space="preserve"> PAGEREF _Toc239527433 \h </w:instrText>
             </w:r>
             <w:r>
               <w:rPr>
@@ -3931,7 +3945,7 @@
               <w14:ligatures w14:val="standardContextual"/>
             </w:rPr>
           </w:pPr>
-          <w:hyperlink w:anchor="_Toc238748785" w:history="1">
+          <w:hyperlink w:anchor="_Toc239527434" w:history="1">
             <w:r>
               <w:rPr>
                 <w:rStyle w:val="Collegamentoipertestuale"/>
@@ -3982,7 +3996,7 @@
                 <w:noProof/>
                 <w:webHidden/>
               </w:rPr>
-              <w:instrText xml:space="preserve"> PAGEREF _Toc238748785 \h </w:instrText>
+              <w:instrText xml:space="preserve"> PAGEREF _Toc239527434 \h </w:instrText>
             </w:r>
             <w:r>
               <w:rPr>
@@ -4027,7 +4041,7 @@
               <w14:ligatures w14:val="standardContextual"/>
             </w:rPr>
           </w:pPr>
-          <w:hyperlink w:anchor="_Toc238748786" w:history="1">
+          <w:hyperlink w:anchor="_Toc239527435" w:history="1">
             <w:r>
               <w:rPr>
                 <w:rStyle w:val="Collegamentoipertestuale"/>
@@ -4078,7 +4092,7 @@
                 <w:noProof/>
                 <w:webHidden/>
               </w:rPr>
-              <w:instrText xml:space="preserve"> PAGEREF _Toc238748786 \h </w:instrText>
+              <w:instrText xml:space="preserve"> PAGEREF _Toc239527435 \h </w:instrText>
             </w:r>
             <w:r>
               <w:rPr>
@@ -4123,7 +4137,7 @@
               <w14:ligatures w14:val="standardContextual"/>
             </w:rPr>
           </w:pPr>
-          <w:hyperlink w:anchor="_Toc238748787" w:history="1">
+          <w:hyperlink w:anchor="_Toc239527436" w:history="1">
             <w:r>
               <w:rPr>
                 <w:rStyle w:val="Collegamentoipertestuale"/>
@@ -4174,7 +4188,7 @@
                 <w:noProof/>
                 <w:webHidden/>
               </w:rPr>
-              <w:instrText xml:space="preserve"> PAGEREF _Toc238748787 \h </w:instrText>
+              <w:instrText xml:space="preserve"> PAGEREF _Toc239527436 \h </w:instrText>
             </w:r>
             <w:r>
               <w:rPr>
@@ -4219,7 +4233,7 @@
               <w14:ligatures w14:val="standardContextual"/>
             </w:rPr>
           </w:pPr>
-          <w:hyperlink w:anchor="_Toc238748788" w:history="1">
+          <w:hyperlink w:anchor="_Toc239527437" w:history="1">
             <w:r>
               <w:rPr>
                 <w:rStyle w:val="Collegamentoipertestuale"/>
@@ -4270,7 +4284,7 @@
                 <w:noProof/>
                 <w:webHidden/>
               </w:rPr>
-              <w:instrText xml:space="preserve"> PAGEREF _Toc238748788 \h </w:instrText>
+              <w:instrText xml:space="preserve"> PAGEREF _Toc239527437 \h </w:instrText>
             </w:r>
             <w:r>
               <w:rPr>
@@ -4315,7 +4329,7 @@
               <w14:ligatures w14:val="standardContextual"/>
             </w:rPr>
           </w:pPr>
-          <w:hyperlink w:anchor="_Toc238748789" w:history="1">
+          <w:hyperlink w:anchor="_Toc239527438" w:history="1">
             <w:r>
               <w:rPr>
                 <w:rStyle w:val="Collegamentoipertestuale"/>
@@ -4366,7 +4380,7 @@
                 <w:noProof/>
                 <w:webHidden/>
               </w:rPr>
-              <w:instrText xml:space="preserve"> PAGEREF _Toc238748789 \h </w:instrText>
+              <w:instrText xml:space="preserve"> PAGEREF _Toc239527438 \h </w:instrText>
             </w:r>
             <w:r>
               <w:rPr>
@@ -4411,7 +4425,7 @@
               <w14:ligatures w14:val="standardContextual"/>
             </w:rPr>
           </w:pPr>
-          <w:hyperlink w:anchor="_Toc238748790" w:history="1">
+          <w:hyperlink w:anchor="_Toc239527439" w:history="1">
             <w:r>
               <w:rPr>
                 <w:rStyle w:val="Collegamentoipertestuale"/>
@@ -4462,7 +4476,7 @@
                 <w:noProof/>
                 <w:webHidden/>
               </w:rPr>
-              <w:instrText xml:space="preserve"> PAGEREF _Toc238748790 \h </w:instrText>
+              <w:instrText xml:space="preserve"> PAGEREF _Toc239527439 \h </w:instrText>
             </w:r>
             <w:r>
               <w:rPr>
@@ -4507,7 +4521,7 @@
               <w14:ligatures w14:val="standardContextual"/>
             </w:rPr>
           </w:pPr>
-          <w:hyperlink w:anchor="_Toc238748791" w:history="1">
+          <w:hyperlink w:anchor="_Toc239527440" w:history="1">
             <w:r>
               <w:rPr>
                 <w:rStyle w:val="Collegamentoipertestuale"/>
@@ -4558,7 +4572,7 @@
                 <w:noProof/>
                 <w:webHidden/>
               </w:rPr>
-              <w:instrText xml:space="preserve"> PAGEREF _Toc238748791 \h </w:instrText>
+              <w:instrText xml:space="preserve"> PAGEREF _Toc239527440 \h </w:instrText>
             </w:r>
             <w:r>
               <w:rPr>
@@ -4603,7 +4617,7 @@
               <w14:ligatures w14:val="standardContextual"/>
             </w:rPr>
           </w:pPr>
-          <w:hyperlink w:anchor="_Toc238748792" w:history="1">
+          <w:hyperlink w:anchor="_Toc239527441" w:history="1">
             <w:r>
               <w:rPr>
                 <w:rStyle w:val="Collegamentoipertestuale"/>
@@ -4654,7 +4668,7 @@
                 <w:noProof/>
                 <w:webHidden/>
               </w:rPr>
-              <w:instrText xml:space="preserve"> PAGEREF _Toc238748792 \h </w:instrText>
+              <w:instrText xml:space="preserve"> PAGEREF _Toc239527441 \h </w:instrText>
             </w:r>
             <w:r>
               <w:rPr>
@@ -4699,7 +4713,7 @@
               <w14:ligatures w14:val="standardContextual"/>
             </w:rPr>
           </w:pPr>
-          <w:hyperlink w:anchor="_Toc238748793" w:history="1">
+          <w:hyperlink w:anchor="_Toc239527442" w:history="1">
             <w:r>
               <w:rPr>
                 <w:rStyle w:val="Collegamentoipertestuale"/>
@@ -4750,7 +4764,7 @@
                 <w:noProof/>
                 <w:webHidden/>
               </w:rPr>
-              <w:instrText xml:space="preserve"> PAGEREF _Toc238748793 \h </w:instrText>
+              <w:instrText xml:space="preserve"> PAGEREF _Toc239527442 \h </w:instrText>
             </w:r>
             <w:r>
               <w:rPr>
@@ -4795,7 +4809,7 @@
               <w14:ligatures w14:val="standardContextual"/>
             </w:rPr>
           </w:pPr>
-          <w:hyperlink w:anchor="_Toc238748794" w:history="1">
+          <w:hyperlink w:anchor="_Toc239527443" w:history="1">
             <w:r>
               <w:rPr>
                 <w:rStyle w:val="Collegamentoipertestuale"/>
@@ -4846,7 +4860,7 @@
                 <w:noProof/>
                 <w:webHidden/>
               </w:rPr>
-              <w:instrText xml:space="preserve"> PAGEREF _Toc238748794 \h </w:instrText>
+              <w:instrText xml:space="preserve"> PAGEREF _Toc239527443 \h </w:instrText>
             </w:r>
             <w:r>
               <w:rPr>
@@ -4891,7 +4905,7 @@
               <w14:ligatures w14:val="standardContextual"/>
             </w:rPr>
           </w:pPr>
-          <w:hyperlink w:anchor="_Toc238748795" w:history="1">
+          <w:hyperlink w:anchor="_Toc239527444" w:history="1">
             <w:r>
               <w:rPr>
                 <w:rStyle w:val="Collegamentoipertestuale"/>
@@ -4942,7 +4956,7 @@
                 <w:noProof/>
                 <w:webHidden/>
               </w:rPr>
-              <w:instrText xml:space="preserve"> PAGEREF _Toc238748795 \h </w:instrText>
+              <w:instrText xml:space="preserve"> PAGEREF _Toc239527444 \h </w:instrText>
             </w:r>
             <w:r>
               <w:rPr>
@@ -4987,7 +5001,7 @@
               <w14:ligatures w14:val="standardContextual"/>
             </w:rPr>
           </w:pPr>
-          <w:hyperlink w:anchor="_Toc238748796" w:history="1">
+          <w:hyperlink w:anchor="_Toc239527445" w:history="1">
             <w:r>
               <w:rPr>
                 <w:rStyle w:val="Collegamentoipertestuale"/>
@@ -4995,6 +5009,7 @@
                 <w:b/>
                 <w:bCs/>
                 <w:noProof/>
+                <w:lang w:val="ru-RU"/>
               </w:rPr>
               <w:t>2.31</w:t>
             </w:r>
@@ -5015,7 +5030,49 @@
                 <w:bCs/>
                 <w:noProof/>
               </w:rPr>
-              <w:t>FRONT PARK MUTE</w:t>
+              <w:t>FRONT</w:t>
+            </w:r>
+            <w:r>
+              <w:rPr>
+                <w:rStyle w:val="Collegamentoipertestuale"/>
+                <w:rFonts w:cstheme="minorHAnsi"/>
+                <w:b/>
+                <w:bCs/>
+                <w:noProof/>
+                <w:lang w:val="ru-RU"/>
+              </w:rPr>
+              <w:t xml:space="preserve"> </w:t>
+            </w:r>
+            <w:r>
+              <w:rPr>
+                <w:rStyle w:val="Collegamentoipertestuale"/>
+                <w:rFonts w:cstheme="minorHAnsi"/>
+                <w:b/>
+                <w:bCs/>
+                <w:noProof/>
+              </w:rPr>
+              <w:t>PARK</w:t>
+            </w:r>
+            <w:r>
+              <w:rPr>
+                <w:rStyle w:val="Collegamentoipertestuale"/>
+                <w:rFonts w:cstheme="minorHAnsi"/>
+                <w:b/>
+                <w:bCs/>
+                <w:noProof/>
+                <w:lang w:val="ru-RU"/>
+              </w:rPr>
+              <w:t xml:space="preserve"> </w:t>
+            </w:r>
+            <w:r>
+              <w:rPr>
+                <w:rStyle w:val="Collegamentoipertestuale"/>
+                <w:rFonts w:cstheme="minorHAnsi"/>
+                <w:b/>
+                <w:bCs/>
+                <w:noProof/>
+              </w:rPr>
+              <w:t>MUTE</w:t>
             </w:r>
             <w:r>
               <w:rPr>
@@ -5036,7 +5093,7 @@
                 <w:noProof/>
                 <w:webHidden/>
               </w:rPr>
-              <w:instrText xml:space="preserve"> PAGEREF _Toc238748796 \h </w:instrText>
+              <w:instrText xml:space="preserve"> PAGEREF _Toc239527445 \h </w:instrText>
             </w:r>
             <w:r>
               <w:rPr>
@@ -5081,7 +5138,7 @@
               <w14:ligatures w14:val="standardContextual"/>
             </w:rPr>
           </w:pPr>
-          <w:hyperlink w:anchor="_Toc238748797" w:history="1">
+          <w:hyperlink w:anchor="_Toc239527446" w:history="1">
             <w:r>
               <w:rPr>
                 <w:rStyle w:val="Collegamentoipertestuale"/>
@@ -5089,6 +5146,7 @@
                 <w:b/>
                 <w:bCs/>
                 <w:noProof/>
+                <w:lang w:val="ru-RU"/>
               </w:rPr>
               <w:t>2.32</w:t>
             </w:r>
@@ -5109,7 +5167,18 @@
                 <w:bCs/>
                 <w:noProof/>
               </w:rPr>
-              <w:t>ELM327</w:t>
+              <w:t>ELM</w:t>
+            </w:r>
+            <w:r>
+              <w:rPr>
+                <w:rStyle w:val="Collegamentoipertestuale"/>
+                <w:rFonts w:cstheme="minorHAnsi"/>
+                <w:b/>
+                <w:bCs/>
+                <w:noProof/>
+                <w:lang w:val="ru-RU"/>
+              </w:rPr>
+              <w:t>327</w:t>
             </w:r>
             <w:r>
               <w:rPr>
@@ -5130,7 +5199,7 @@
                 <w:noProof/>
                 <w:webHidden/>
               </w:rPr>
-              <w:instrText xml:space="preserve"> PAGEREF _Toc238748797 \h </w:instrText>
+              <w:instrText xml:space="preserve"> PAGEREF _Toc239527446 \h </w:instrText>
             </w:r>
             <w:r>
               <w:rPr>
@@ -5151,6 +5220,100 @@
                 <w:webHidden/>
               </w:rPr>
               <w:t>45</w:t>
+            </w:r>
+            <w:r>
+              <w:rPr>
+                <w:noProof/>
+                <w:webHidden/>
+              </w:rPr>
+              <w:fldChar w:fldCharType="end"/>
+            </w:r>
+          </w:hyperlink>
+        </w:p>
+        <w:p>
+          <w:pPr>
+            <w:pStyle w:val="Sommario2"/>
+            <w:tabs>
+              <w:tab w:val="left" w:pos="880"/>
+              <w:tab w:val="right" w:leader="dot" w:pos="9344"/>
+            </w:tabs>
+            <w:rPr>
+              <w:noProof/>
+              <w:kern w:val="2"/>
+              <w:lang w:val="it-IT" w:eastAsia="it-IT"/>
+              <w14:ligatures w14:val="standardContextual"/>
+            </w:rPr>
+          </w:pPr>
+          <w:hyperlink w:anchor="_Toc239527447" w:history="1">
+            <w:r>
+              <w:rPr>
+                <w:rStyle w:val="Collegamentoipertestuale"/>
+                <w:rFonts w:cstheme="minorHAnsi"/>
+                <w:b/>
+                <w:bCs/>
+                <w:noProof/>
+              </w:rPr>
+              <w:t>2.33</w:t>
+            </w:r>
+            <w:r>
+              <w:rPr>
+                <w:noProof/>
+                <w:kern w:val="2"/>
+                <w:lang w:val="it-IT" w:eastAsia="it-IT"/>
+                <w14:ligatures w14:val="standardContextual"/>
+              </w:rPr>
+              <w:tab/>
+            </w:r>
+            <w:r>
+              <w:rPr>
+                <w:rStyle w:val="Collegamentoipertestuale"/>
+                <w:rFonts w:cstheme="minorHAnsi"/>
+                <w:b/>
+                <w:bCs/>
+                <w:noProof/>
+              </w:rPr>
+              <w:t>MAX HOLD</w:t>
+            </w:r>
+            <w:r>
+              <w:rPr>
+                <w:noProof/>
+                <w:webHidden/>
+              </w:rPr>
+              <w:tab/>
+            </w:r>
+            <w:r>
+              <w:rPr>
+                <w:noProof/>
+                <w:webHidden/>
+              </w:rPr>
+              <w:fldChar w:fldCharType="begin"/>
+            </w:r>
+            <w:r>
+              <w:rPr>
+                <w:noProof/>
+                <w:webHidden/>
+              </w:rPr>
+              <w:instrText xml:space="preserve"> PAGEREF _Toc239527447 \h </w:instrText>
+            </w:r>
+            <w:r>
+              <w:rPr>
+                <w:noProof/>
+                <w:webHidden/>
+              </w:rPr>
+            </w:r>
+            <w:r>
+              <w:rPr>
+                <w:noProof/>
+                <w:webHidden/>
+              </w:rPr>
+              <w:fldChar w:fldCharType="separate"/>
+            </w:r>
+            <w:r>
+              <w:rPr>
+                <w:noProof/>
+                <w:webHidden/>
+              </w:rPr>
+              <w:t>46</w:t>
             </w:r>
             <w:r>
               <w:rPr>
@@ -5221,7 +5384,7 @@
           <w:color w:val="auto"/>
         </w:rPr>
       </w:pPr>
-      <w:bookmarkStart w:id="0" w:name="_Toc238748747"/>
+      <w:bookmarkStart w:id="0" w:name="_Toc239527396"/>
       <w:r>
         <w:rPr>
           <w:rStyle w:val="Enfasigrassetto"/>
@@ -5243,7 +5406,7 @@
           <w:color w:val="auto"/>
         </w:rPr>
       </w:pPr>
-      <w:bookmarkStart w:id="1" w:name="_Toc238748748"/>
+      <w:bookmarkStart w:id="1" w:name="_Toc239527397"/>
       <w:r>
         <w:rPr>
           <w:rStyle w:val="Enfasigrassetto"/>
@@ -5283,7 +5446,7 @@
           <w:noProof/>
         </w:rPr>
         <w:drawing>
-          <wp:inline distT="0" distB="0" distL="0" distR="0" wp14:anchorId="609577F7" wp14:editId="3F3A3063">
+          <wp:inline distT="0" distB="0" distL="0" distR="0" wp14:anchorId="609577F7" wp14:editId="2DD27B37">
             <wp:extent cx="2583211" cy="2313745"/>
             <wp:effectExtent l="0" t="0" r="7620" b="0"/>
             <wp:docPr id="781633535" name="Immagine 39"/>
@@ -5339,7 +5502,7 @@
           <w:noProof/>
         </w:rPr>
         <w:drawing>
-          <wp:inline distT="0" distB="0" distL="0" distR="0" wp14:anchorId="61281DE3" wp14:editId="15141A1B">
+          <wp:inline distT="0" distB="0" distL="0" distR="0" wp14:anchorId="61281DE3" wp14:editId="5A5C9BD1">
             <wp:extent cx="2411730" cy="2314135"/>
             <wp:effectExtent l="0" t="0" r="7620" b="0"/>
             <wp:docPr id="1618152605" name="Immagine 38"/>
@@ -5456,7 +5619,7 @@
           <w:lang w:val="ru-RU"/>
         </w:rPr>
       </w:pPr>
-      <w:bookmarkStart w:id="2" w:name="_Toc238748749"/>
+      <w:bookmarkStart w:id="2" w:name="_Toc239527398"/>
       <w:r>
         <w:rPr>
           <w:rStyle w:val="Enfasigrassetto"/>
@@ -5627,7 +5790,7 @@
           <w:lang w:val="ru-RU"/>
         </w:rPr>
       </w:pPr>
-      <w:bookmarkStart w:id="3" w:name="_Toc238748750"/>
+      <w:bookmarkStart w:id="3" w:name="_Toc239527399"/>
       <w:r>
         <w:rPr>
           <w:rStyle w:val="Enfasigrassetto"/>
@@ -5855,7 +6018,7 @@
           <w:noProof/>
         </w:rPr>
         <w:drawing>
-          <wp:inline distT="0" distB="0" distL="0" distR="0" wp14:anchorId="22162EBD" wp14:editId="6F07B0BC">
+          <wp:inline distT="0" distB="0" distL="0" distR="0" wp14:anchorId="22162EBD" wp14:editId="485AB19C">
             <wp:extent cx="2700997" cy="2488565"/>
             <wp:effectExtent l="0" t="0" r="4445" b="6985"/>
             <wp:docPr id="133927039" name="Immagine 37"/>
@@ -6159,7 +6322,7 @@
           <w:lang w:val="ru-RU"/>
         </w:rPr>
       </w:pPr>
-      <w:bookmarkStart w:id="4" w:name="_Toc238748751"/>
+      <w:bookmarkStart w:id="4" w:name="_Toc239527400"/>
       <w:r>
         <w:rPr>
           <w:rStyle w:val="Enfasigrassetto"/>
@@ -6335,7 +6498,7 @@
         </w:rPr>
       </w:pPr>
       <w:bookmarkStart w:id="5" w:name="_Hlk196905581"/>
-      <w:bookmarkStart w:id="6" w:name="_Toc238748752"/>
+      <w:bookmarkStart w:id="6" w:name="_Toc239527401"/>
       <w:r>
         <w:rPr>
           <w:rStyle w:val="Enfasigrassetto"/>
@@ -6496,7 +6659,7 @@
           <w:lang w:val="ru-RU"/>
         </w:rPr>
       </w:pPr>
-      <w:bookmarkStart w:id="7" w:name="_Toc238748753"/>
+      <w:bookmarkStart w:id="7" w:name="_Toc239527402"/>
       <w:r>
         <w:rPr>
           <w:rStyle w:val="Enfasigrassetto"/>
@@ -6573,7 +6736,7 @@
           <w:lang w:val="ru-RU"/>
         </w:rPr>
       </w:pPr>
-      <w:bookmarkStart w:id="8" w:name="_Toc238748754"/>
+      <w:bookmarkStart w:id="8" w:name="_Toc239527403"/>
       <w:r>
         <w:rPr>
           <w:rStyle w:val="Enfasigrassetto"/>
@@ -6849,7 +7012,7 @@
           <w:lang w:val="ru-RU"/>
         </w:rPr>
       </w:pPr>
-      <w:bookmarkStart w:id="9" w:name="_Toc238748755"/>
+      <w:bookmarkStart w:id="9" w:name="_Toc239527404"/>
       <w:r>
         <w:rPr>
           <w:rStyle w:val="Enfasigrassetto"/>
@@ -6908,7 +7071,7 @@
           <w:lang w:val="ru-RU"/>
         </w:rPr>
       </w:pPr>
-      <w:bookmarkStart w:id="10" w:name="_Toc238748756"/>
+      <w:bookmarkStart w:id="10" w:name="_Toc239527405"/>
       <w:r>
         <w:rPr>
           <w:rStyle w:val="Enfasigrassetto"/>
@@ -7368,7 +7531,7 @@
           <w:noProof/>
         </w:rPr>
         <w:drawing>
-          <wp:inline distT="0" distB="0" distL="0" distR="0" wp14:anchorId="53D54CB0" wp14:editId="7057AFFF">
+          <wp:inline distT="0" distB="0" distL="0" distR="0" wp14:anchorId="53D54CB0" wp14:editId="442B3345">
             <wp:extent cx="5071403" cy="5171703"/>
             <wp:effectExtent l="0" t="0" r="0" b="0"/>
             <wp:docPr id="1206942674" name="Immagine 1"/>
@@ -7641,7 +7804,7 @@
         </w:rPr>
       </w:pPr>
       <w:bookmarkStart w:id="11" w:name="_Hlk196906132"/>
-      <w:bookmarkStart w:id="12" w:name="_Toc238748757"/>
+      <w:bookmarkStart w:id="12" w:name="_Toc239527406"/>
       <w:r>
         <w:rPr>
           <w:rStyle w:val="Enfasigrassetto"/>
@@ -7772,7 +7935,7 @@
           <w:lang w:val="ru-RU"/>
         </w:rPr>
       </w:pPr>
-      <w:bookmarkStart w:id="13" w:name="_Toc238748758"/>
+      <w:bookmarkStart w:id="13" w:name="_Toc239527407"/>
       <w:r>
         <w:rPr>
           <w:rStyle w:val="Enfasigrassetto"/>
@@ -7812,12 +7975,42 @@
     <w:p>
       <w:pPr>
         <w:jc w:val="both"/>
-      </w:pPr>
-      <w:r>
-        <w:rPr>
-          <w:lang w:val="ru-RU"/>
-        </w:rPr>
-        <w:t xml:space="preserve">Для начала перейдите, с ПК или со смартфона </w:t>
+        <w:rPr>
+          <w:lang w:val="ru-RU"/>
+        </w:rPr>
+      </w:pPr>
+      <w:r>
+        <w:rPr>
+          <w:lang w:val="ru-RU"/>
+        </w:rPr>
+        <w:t xml:space="preserve">Эти операции удобно выполняются через приложение </w:t>
+      </w:r>
+      <w:r>
+        <w:t>Baccable</w:t>
+      </w:r>
+      <w:r>
+        <w:rPr>
+          <w:lang w:val="ru-RU"/>
+        </w:rPr>
+        <w:t xml:space="preserve"> </w:t>
+      </w:r>
+      <w:r>
+        <w:t>App</w:t>
+      </w:r>
+      <w:r>
+        <w:rPr>
+          <w:lang w:val="ru-RU"/>
+        </w:rPr>
+        <w:t xml:space="preserve"> для ПК с </w:t>
+      </w:r>
+      <w:r>
+        <w:t>Windows</w:t>
+      </w:r>
+      <w:r>
+        <w:rPr>
+          <w:lang w:val="ru-RU"/>
+        </w:rPr>
+        <w:t xml:space="preserve"> и смартфона </w:t>
       </w:r>
       <w:r>
         <w:t>Android</w:t>
@@ -7826,214 +8019,7 @@
         <w:rPr>
           <w:lang w:val="ru-RU"/>
         </w:rPr>
-        <w:t xml:space="preserve">, на страницу релизов </w:t>
-      </w:r>
-      <w:proofErr w:type="spellStart"/>
-      <w:r>
-        <w:t>BACCAble</w:t>
-      </w:r>
-      <w:proofErr w:type="spellEnd"/>
-      <w:r>
-        <w:rPr>
-          <w:lang w:val="ru-RU"/>
-        </w:rPr>
-        <w:t xml:space="preserve"> на </w:t>
-      </w:r>
-      <w:r>
-        <w:t>GitHub</w:t>
-      </w:r>
-      <w:r>
-        <w:rPr>
-          <w:lang w:val="ru-RU"/>
-        </w:rPr>
-        <w:t xml:space="preserve">: </w:t>
-      </w:r>
-      <w:r>
-        <w:fldChar w:fldCharType="begin"/>
-      </w:r>
-      <w:r>
-        <w:instrText>HYPERLINK</w:instrText>
-      </w:r>
-      <w:r>
-        <w:rPr>
-          <w:lang w:val="ru-RU"/>
-        </w:rPr>
-        <w:instrText xml:space="preserve"> "</w:instrText>
-      </w:r>
-      <w:r>
-        <w:instrText>https</w:instrText>
-      </w:r>
-      <w:r>
-        <w:rPr>
-          <w:lang w:val="ru-RU"/>
-        </w:rPr>
-        <w:instrText>://</w:instrText>
-      </w:r>
-      <w:r>
-        <w:instrText>github</w:instrText>
-      </w:r>
-      <w:r>
-        <w:rPr>
-          <w:lang w:val="ru-RU"/>
-        </w:rPr>
-        <w:instrText>.</w:instrText>
-      </w:r>
-      <w:r>
-        <w:instrText>com</w:instrText>
-      </w:r>
-      <w:r>
-        <w:rPr>
-          <w:lang w:val="ru-RU"/>
-        </w:rPr>
-        <w:instrText>/</w:instrText>
-      </w:r>
-      <w:r>
-        <w:instrText>gaucho</w:instrText>
-      </w:r>
-      <w:r>
-        <w:rPr>
-          <w:lang w:val="ru-RU"/>
-        </w:rPr>
-        <w:instrText>1978/</w:instrText>
-      </w:r>
-      <w:r>
-        <w:instrText>BACCAble</w:instrText>
-      </w:r>
-      <w:r>
-        <w:rPr>
-          <w:lang w:val="ru-RU"/>
-        </w:rPr>
-        <w:instrText>/</w:instrText>
-      </w:r>
-      <w:r>
-        <w:instrText>releases</w:instrText>
-      </w:r>
-      <w:r>
-        <w:rPr>
-          <w:lang w:val="ru-RU"/>
-        </w:rPr>
-        <w:instrText>/"</w:instrText>
-      </w:r>
-      <w:r>
-        <w:fldChar w:fldCharType="separate"/>
-      </w:r>
-      <w:r>
-        <w:rPr>
-          <w:rStyle w:val="Collegamentoipertestuale"/>
-        </w:rPr>
-        <w:t>https</w:t>
-      </w:r>
-      <w:r>
-        <w:rPr>
-          <w:rStyle w:val="Collegamentoipertestuale"/>
-          <w:lang w:val="ru-RU"/>
-        </w:rPr>
-        <w:t>://</w:t>
-      </w:r>
-      <w:proofErr w:type="spellStart"/>
-      <w:r>
-        <w:rPr>
-          <w:rStyle w:val="Collegamentoipertestuale"/>
-        </w:rPr>
-        <w:t>github</w:t>
-      </w:r>
-      <w:proofErr w:type="spellEnd"/>
-      <w:r>
-        <w:rPr>
-          <w:rStyle w:val="Collegamentoipertestuale"/>
-          <w:lang w:val="ru-RU"/>
-        </w:rPr>
         <w:t>.</w:t>
-      </w:r>
-      <w:r>
-        <w:rPr>
-          <w:rStyle w:val="Collegamentoipertestuale"/>
-        </w:rPr>
-        <w:t>com</w:t>
-      </w:r>
-      <w:r>
-        <w:rPr>
-          <w:rStyle w:val="Collegamentoipertestuale"/>
-          <w:lang w:val="ru-RU"/>
-        </w:rPr>
-        <w:t>/</w:t>
-      </w:r>
-      <w:r>
-        <w:rPr>
-          <w:rStyle w:val="Collegamentoipertestuale"/>
-        </w:rPr>
-        <w:t>gaucho</w:t>
-      </w:r>
-      <w:r>
-        <w:rPr>
-          <w:rStyle w:val="Collegamentoipertestuale"/>
-          <w:lang w:val="ru-RU"/>
-        </w:rPr>
-        <w:t>1978/</w:t>
-      </w:r>
-      <w:proofErr w:type="spellStart"/>
-      <w:r>
-        <w:rPr>
-          <w:rStyle w:val="Collegamentoipertestuale"/>
-        </w:rPr>
-        <w:t>BACCAble</w:t>
-      </w:r>
-      <w:proofErr w:type="spellEnd"/>
-      <w:r>
-        <w:rPr>
-          <w:rStyle w:val="Collegamentoipertestuale"/>
-          <w:lang w:val="ru-RU"/>
-        </w:rPr>
-        <w:t>/</w:t>
-      </w:r>
-      <w:r>
-        <w:rPr>
-          <w:rStyle w:val="Collegamentoipertestuale"/>
-        </w:rPr>
-        <w:t>releases</w:t>
-      </w:r>
-      <w:r>
-        <w:rPr>
-          <w:rStyle w:val="Collegamentoipertestuale"/>
-          <w:lang w:val="ru-RU"/>
-        </w:rPr>
-        <w:t>/</w:t>
-      </w:r>
-      <w:r>
-        <w:rPr>
-          <w:rStyle w:val="Collegamentoipertestuale"/>
-        </w:rPr>
-        <w:fldChar w:fldCharType="end"/>
-      </w:r>
-      <w:r>
-        <w:rPr>
-          <w:lang w:val="ru-RU"/>
-        </w:rPr>
-        <w:t xml:space="preserve"> и скачайте последнюю </w:t>
-      </w:r>
-      <w:proofErr w:type="spellStart"/>
-      <w:r>
-        <w:t>доступную</w:t>
-      </w:r>
-      <w:proofErr w:type="spellEnd"/>
-      <w:r>
-        <w:t xml:space="preserve"> </w:t>
-      </w:r>
-      <w:proofErr w:type="spellStart"/>
-      <w:r>
-        <w:t>версию</w:t>
-      </w:r>
-      <w:proofErr w:type="spellEnd"/>
-      <w:r>
-        <w:t xml:space="preserve"> STABLE </w:t>
-      </w:r>
-      <w:proofErr w:type="spellStart"/>
-      <w:r>
-        <w:t>для</w:t>
-      </w:r>
-      <w:proofErr w:type="spellEnd"/>
-      <w:r>
-        <w:t xml:space="preserve"> BACCABLE.</w:t>
       </w:r>
     </w:p>
     <w:p>
@@ -8342,7 +8328,7 @@
           <w:noProof/>
         </w:rPr>
         <w:drawing>
-          <wp:inline distT="0" distB="0" distL="0" distR="0" wp14:anchorId="442283DC" wp14:editId="3582A744">
+          <wp:inline distT="0" distB="0" distL="0" distR="0" wp14:anchorId="442283DC" wp14:editId="4006139D">
             <wp:extent cx="2700997" cy="2488565"/>
             <wp:effectExtent l="0" t="0" r="4445" b="6985"/>
             <wp:docPr id="317039099" name="Immagine 37"/>
@@ -8414,103 +8400,6 @@
     </w:p>
     <w:p>
       <w:pPr>
-        <w:rPr>
-          <w:lang w:val="ru-RU"/>
-        </w:rPr>
-      </w:pPr>
-      <w:r>
-        <w:rPr>
-          <w:lang w:val="ru-RU"/>
-        </w:rPr>
-        <w:t xml:space="preserve">Необходимо использовать следующие файлы: </w:t>
-      </w:r>
-    </w:p>
-    <w:p>
-      <w:pPr>
-        <w:pStyle w:val="Paragrafoelenco"/>
-        <w:numPr>
-          <w:ilvl w:val="0"/>
-          <w:numId w:val="20"/>
-        </w:numPr>
-        <w:rPr>
-          <w:lang w:val="ru-RU"/>
-        </w:rPr>
-      </w:pPr>
-      <w:r>
-        <w:rPr>
-          <w:b/>
-          <w:bCs/>
-          <w:lang w:val="ru-RU"/>
-        </w:rPr>
-        <w:t>baccableBH_stable.elf</w:t>
-      </w:r>
-      <w:r>
-        <w:rPr>
-          <w:lang w:val="ru-RU"/>
-        </w:rPr>
-        <w:t xml:space="preserve"> (загружать при подключении к разъёму USB BH)</w:t>
-      </w:r>
-    </w:p>
-    <w:p>
-      <w:pPr>
-        <w:pStyle w:val="Paragrafoelenco"/>
-        <w:numPr>
-          <w:ilvl w:val="0"/>
-          <w:numId w:val="20"/>
-        </w:numPr>
-        <w:rPr>
-          <w:lang w:val="ru-RU"/>
-        </w:rPr>
-      </w:pPr>
-      <w:r>
-        <w:rPr>
-          <w:b/>
-          <w:bCs/>
-          <w:lang w:val="ru-RU"/>
-        </w:rPr>
-        <w:t>baccableC1diesel_stable.elf</w:t>
-      </w:r>
-      <w:r>
-        <w:rPr>
-          <w:lang w:val="ru-RU"/>
-        </w:rPr>
-        <w:t xml:space="preserve"> (загружать при подключении к разъёму USB C1)</w:t>
-      </w:r>
-    </w:p>
-    <w:p>
-      <w:pPr>
-        <w:pStyle w:val="Paragrafoelenco"/>
-        <w:numPr>
-          <w:ilvl w:val="0"/>
-          <w:numId w:val="20"/>
-        </w:numPr>
-        <w:rPr>
-          <w:lang w:val="ru-RU"/>
-        </w:rPr>
-      </w:pPr>
-      <w:r>
-        <w:rPr>
-          <w:b/>
-          <w:bCs/>
-          <w:lang w:val="ru-RU"/>
-        </w:rPr>
-        <w:t>baccableC2_stable.elf</w:t>
-      </w:r>
-      <w:r>
-        <w:rPr>
-          <w:lang w:val="ru-RU"/>
-        </w:rPr>
-        <w:t xml:space="preserve"> (загружать при подключении к разъёму USB C2)</w:t>
-      </w:r>
-      <w:r>
-        <w:rPr>
-          <w:lang w:val="ru-RU"/>
-        </w:rPr>
-        <w:br w:type="page"/>
-      </w:r>
-    </w:p>
-    <w:p>
-      <w:pPr>
         <w:jc w:val="both"/>
         <w:rPr>
           <w:lang w:val="ru-RU"/>
@@ -8520,7 +8409,6 @@
         <w:rPr>
           <w:lang w:val="ru-RU"/>
         </w:rPr>
-        <w:lastRenderedPageBreak/>
         <w:t>Выполните на всех 3 USB-разъёмах следующую процедуру загрузки прошивки, загружая на каждый USB-порт соответствующую прошивку (baccableC1diesel_stable.elf на USB C1, baccableC2_stable.elf на USB C2, baccableBH_stable.elf на USB BH).</w:t>
       </w:r>
     </w:p>
@@ -8580,7 +8468,7 @@
           <w:lang w:val="ru-RU"/>
         </w:rPr>
       </w:pPr>
-      <w:bookmarkStart w:id="14" w:name="_Toc238748759"/>
+      <w:bookmarkStart w:id="14" w:name="_Toc239527408"/>
       <w:r>
         <w:rPr>
           <w:rStyle w:val="Enfasigrassetto"/>
@@ -8672,295 +8560,92 @@
         <w:rPr>
           <w:lang w:val="ru-RU"/>
         </w:rPr>
-        <w:t xml:space="preserve">программное обеспечение </w:t>
-      </w:r>
-      <w:r>
-        <w:t>STM</w:t>
-      </w:r>
-      <w:r>
-        <w:rPr>
-          <w:lang w:val="ru-RU"/>
-        </w:rPr>
-        <w:t xml:space="preserve"> </w:t>
-      </w:r>
-      <w:r>
-        <w:t>Cube</w:t>
-      </w:r>
-      <w:r>
-        <w:rPr>
-          <w:lang w:val="ru-RU"/>
-        </w:rPr>
-        <w:t xml:space="preserve"> </w:t>
-      </w:r>
-      <w:r>
-        <w:t>Programmer</w:t>
-      </w:r>
-      <w:r>
-        <w:rPr>
-          <w:lang w:val="ru-RU"/>
-        </w:rPr>
-        <w:t xml:space="preserve"> для ПК с </w:t>
-      </w:r>
-      <w:r>
-        <w:t>Windows</w:t>
-      </w:r>
-      <w:r>
-        <w:rPr>
-          <w:lang w:val="ru-RU"/>
-        </w:rPr>
-        <w:t xml:space="preserve">, которое можно скачать с сайта </w:t>
-      </w:r>
-      <w:r>
-        <w:t>ST</w:t>
-      </w:r>
-      <w:r>
-        <w:rPr>
-          <w:lang w:val="ru-RU"/>
-        </w:rPr>
-        <w:t xml:space="preserve"> после бесплатной регистрации по следующей ссылке: </w:t>
-      </w:r>
-      <w:r>
-        <w:fldChar w:fldCharType="begin"/>
-      </w:r>
-      <w:r>
-        <w:instrText>HYPERLINK</w:instrText>
-      </w:r>
-      <w:r>
-        <w:rPr>
-          <w:lang w:val="ru-RU"/>
-        </w:rPr>
-        <w:instrText xml:space="preserve"> "</w:instrText>
-      </w:r>
-      <w:r>
-        <w:instrText>https</w:instrText>
-      </w:r>
-      <w:r>
-        <w:rPr>
-          <w:lang w:val="ru-RU"/>
-        </w:rPr>
-        <w:instrText>://</w:instrText>
-      </w:r>
-      <w:r>
-        <w:instrText>www</w:instrText>
-      </w:r>
-      <w:r>
-        <w:rPr>
-          <w:lang w:val="ru-RU"/>
-        </w:rPr>
-        <w:instrText>.</w:instrText>
-      </w:r>
-      <w:r>
-        <w:instrText>st</w:instrText>
-      </w:r>
-      <w:r>
-        <w:rPr>
-          <w:lang w:val="ru-RU"/>
-        </w:rPr>
-        <w:instrText>.</w:instrText>
-      </w:r>
-      <w:r>
-        <w:instrText>com</w:instrText>
-      </w:r>
-      <w:r>
-        <w:rPr>
-          <w:lang w:val="ru-RU"/>
-        </w:rPr>
-        <w:instrText>/</w:instrText>
-      </w:r>
-      <w:r>
-        <w:instrText>en</w:instrText>
-      </w:r>
-      <w:r>
-        <w:rPr>
-          <w:lang w:val="ru-RU"/>
-        </w:rPr>
-        <w:instrText>/</w:instrText>
-      </w:r>
-      <w:r>
-        <w:instrText>development</w:instrText>
-      </w:r>
-      <w:r>
-        <w:rPr>
-          <w:lang w:val="ru-RU"/>
-        </w:rPr>
-        <w:instrText>-</w:instrText>
-      </w:r>
-      <w:r>
-        <w:instrText>tools</w:instrText>
-      </w:r>
-      <w:r>
-        <w:rPr>
-          <w:lang w:val="ru-RU"/>
-        </w:rPr>
-        <w:instrText>/</w:instrText>
-      </w:r>
-      <w:r>
-        <w:instrText>stm</w:instrText>
-      </w:r>
-      <w:r>
-        <w:rPr>
-          <w:lang w:val="ru-RU"/>
-        </w:rPr>
-        <w:instrText>32</w:instrText>
-      </w:r>
-      <w:r>
-        <w:instrText>cubeprog</w:instrText>
-      </w:r>
-      <w:r>
-        <w:rPr>
-          <w:lang w:val="ru-RU"/>
-        </w:rPr>
-        <w:instrText>.</w:instrText>
-      </w:r>
-      <w:r>
-        <w:instrText>html</w:instrText>
-      </w:r>
-      <w:r>
-        <w:rPr>
-          <w:lang w:val="ru-RU"/>
-        </w:rPr>
-        <w:instrText>"</w:instrText>
-      </w:r>
-      <w:r>
-        <w:fldChar w:fldCharType="separate"/>
-      </w:r>
-      <w:r>
-        <w:rPr>
-          <w:rStyle w:val="Collegamentoipertestuale"/>
-        </w:rPr>
-        <w:t>https</w:t>
-      </w:r>
-      <w:r>
-        <w:rPr>
-          <w:rStyle w:val="Collegamentoipertestuale"/>
-          <w:lang w:val="ru-RU"/>
-        </w:rPr>
-        <w:t>://</w:t>
-      </w:r>
-      <w:r>
-        <w:rPr>
-          <w:rStyle w:val="Collegamentoipertestuale"/>
-        </w:rPr>
-        <w:t>www</w:t>
-      </w:r>
-      <w:r>
-        <w:rPr>
-          <w:rStyle w:val="Collegamentoipertestuale"/>
-          <w:lang w:val="ru-RU"/>
-        </w:rPr>
-        <w:t>.</w:t>
-      </w:r>
-      <w:proofErr w:type="spellStart"/>
-      <w:r>
-        <w:rPr>
-          <w:rStyle w:val="Collegamentoipertestuale"/>
-        </w:rPr>
-        <w:t>st</w:t>
-      </w:r>
-      <w:proofErr w:type="spellEnd"/>
-      <w:r>
-        <w:rPr>
-          <w:rStyle w:val="Collegamentoipertestuale"/>
-          <w:lang w:val="ru-RU"/>
-        </w:rPr>
-        <w:t>.</w:t>
-      </w:r>
-      <w:r>
-        <w:rPr>
-          <w:rStyle w:val="Collegamentoipertestuale"/>
-        </w:rPr>
-        <w:t>com</w:t>
-      </w:r>
-      <w:r>
-        <w:rPr>
-          <w:rStyle w:val="Collegamentoipertestuale"/>
-          <w:lang w:val="ru-RU"/>
-        </w:rPr>
-        <w:t>/</w:t>
-      </w:r>
-      <w:proofErr w:type="spellStart"/>
-      <w:r>
-        <w:rPr>
-          <w:rStyle w:val="Collegamentoipertestuale"/>
-        </w:rPr>
-        <w:t>en</w:t>
-      </w:r>
-      <w:proofErr w:type="spellEnd"/>
-      <w:r>
-        <w:rPr>
-          <w:rStyle w:val="Collegamentoipertestuale"/>
-          <w:lang w:val="ru-RU"/>
-        </w:rPr>
-        <w:t>/</w:t>
-      </w:r>
-      <w:r>
-        <w:rPr>
-          <w:rStyle w:val="Collegamentoipertestuale"/>
-        </w:rPr>
-        <w:t>development</w:t>
-      </w:r>
-      <w:r>
-        <w:rPr>
-          <w:rStyle w:val="Collegamentoipertestuale"/>
-          <w:lang w:val="ru-RU"/>
-        </w:rPr>
-        <w:t>-</w:t>
-      </w:r>
-      <w:r>
-        <w:rPr>
-          <w:rStyle w:val="Collegamentoipertestuale"/>
-        </w:rPr>
-        <w:t>tools</w:t>
-      </w:r>
-      <w:r>
-        <w:rPr>
-          <w:rStyle w:val="Collegamentoipertestuale"/>
-          <w:lang w:val="ru-RU"/>
-        </w:rPr>
-        <w:t>/</w:t>
-      </w:r>
-      <w:proofErr w:type="spellStart"/>
-      <w:r>
-        <w:rPr>
-          <w:rStyle w:val="Collegamentoipertestuale"/>
-        </w:rPr>
-        <w:t>stm</w:t>
-      </w:r>
-      <w:proofErr w:type="spellEnd"/>
-      <w:r>
-        <w:rPr>
-          <w:rStyle w:val="Collegamentoipertestuale"/>
-          <w:lang w:val="ru-RU"/>
-        </w:rPr>
-        <w:t>32</w:t>
-      </w:r>
-      <w:proofErr w:type="spellStart"/>
-      <w:r>
-        <w:rPr>
-          <w:rStyle w:val="Collegamentoipertestuale"/>
-        </w:rPr>
-        <w:t>cubeprog</w:t>
-      </w:r>
-      <w:proofErr w:type="spellEnd"/>
-      <w:r>
-        <w:rPr>
-          <w:rStyle w:val="Collegamentoipertestuale"/>
-          <w:lang w:val="ru-RU"/>
-        </w:rPr>
-        <w:t>.</w:t>
-      </w:r>
-      <w:r>
-        <w:rPr>
-          <w:rStyle w:val="Collegamentoipertestuale"/>
-        </w:rPr>
-        <w:t>html</w:t>
-      </w:r>
-      <w:r>
-        <w:rPr>
-          <w:rStyle w:val="Collegamentoipertestuale"/>
-        </w:rPr>
-        <w:fldChar w:fldCharType="end"/>
-      </w:r>
+        <w:t xml:space="preserve">приложение </w:t>
+      </w:r>
+      <w:r>
+        <w:t>BaccableAppForWindows</w:t>
+      </w:r>
+      <w:r>
+        <w:rPr>
+          <w:lang w:val="ru-RU"/>
+        </w:rPr>
+        <w:t xml:space="preserve">, доступное по адресу </w:t>
+      </w:r>
+      <w:hyperlink r:id="rId22" w:history="1">
+        <w:r>
+          <w:rPr>
+            <w:rStyle w:val="Collegamentoipertestuale"/>
+          </w:rPr>
+          <w:t>https</w:t>
+        </w:r>
+        <w:r>
+          <w:rPr>
+            <w:rStyle w:val="Collegamentoipertestuale"/>
+            <w:lang w:val="ru-RU"/>
+          </w:rPr>
+          <w:t>://</w:t>
+        </w:r>
+        <w:r>
+          <w:rPr>
+            <w:rStyle w:val="Collegamentoipertestuale"/>
+          </w:rPr>
+          <w:t>www</w:t>
+        </w:r>
+        <w:r>
+          <w:rPr>
+            <w:rStyle w:val="Collegamentoipertestuale"/>
+            <w:lang w:val="ru-RU"/>
+          </w:rPr>
+          <w:t>.</w:t>
+        </w:r>
+        <w:r>
+          <w:rPr>
+            <w:rStyle w:val="Collegamentoipertestuale"/>
+          </w:rPr>
+          <w:t>tr</w:t>
+        </w:r>
+        <w:r>
+          <w:rPr>
+            <w:rStyle w:val="Collegamentoipertestuale"/>
+            <w:lang w:val="ru-RU"/>
+          </w:rPr>
+          <w:t>3</w:t>
+        </w:r>
+        <w:r>
+          <w:rPr>
+            <w:rStyle w:val="Collegamentoipertestuale"/>
+          </w:rPr>
+          <w:t>ma</w:t>
+        </w:r>
+        <w:r>
+          <w:rPr>
+            <w:rStyle w:val="Collegamentoipertestuale"/>
+            <w:lang w:val="ru-RU"/>
+          </w:rPr>
+          <w:t>.</w:t>
+        </w:r>
+        <w:r>
+          <w:rPr>
+            <w:rStyle w:val="Collegamentoipertestuale"/>
+          </w:rPr>
+          <w:t>com</w:t>
+        </w:r>
+        <w:r>
+          <w:rPr>
+            <w:rStyle w:val="Collegamentoipertestuale"/>
+            <w:lang w:val="ru-RU"/>
+          </w:rPr>
+          <w:t>/</w:t>
+        </w:r>
+        <w:proofErr w:type="spellStart"/>
+        <w:r>
+          <w:rPr>
+            <w:rStyle w:val="Collegamentoipertestuale"/>
+          </w:rPr>
+          <w:t>baccable</w:t>
+        </w:r>
+        <w:proofErr w:type="spellEnd"/>
+      </w:hyperlink>
     </w:p>
     <w:p>
       <w:pPr>
@@ -9001,16 +8686,316 @@
           <w:ilvl w:val="0"/>
           <w:numId w:val="21"/>
         </w:numPr>
-        <w:jc w:val="both"/>
-        <w:rPr>
-          <w:lang w:val="ru-RU"/>
-        </w:rPr>
-      </w:pPr>
-      <w:r>
-        <w:rPr>
-          <w:lang w:val="ru-RU"/>
-        </w:rPr>
-        <w:t xml:space="preserve">Нажмите и удерживайте кнопку программирования на плате </w:t>
+      </w:pPr>
+      <w:r>
+        <w:rPr>
+          <w:lang w:val="ru-RU"/>
+        </w:rPr>
+        <w:lastRenderedPageBreak/>
+        <w:t xml:space="preserve">Для начала необходимо установить драйверы </w:t>
+      </w:r>
+      <w:r>
+        <w:t>Baccable</w:t>
+      </w:r>
+      <w:r>
+        <w:rPr>
+          <w:lang w:val="ru-RU"/>
+        </w:rPr>
+        <w:t xml:space="preserve"> на ПК. Если на ПК уже установлен </w:t>
+      </w:r>
+      <w:r>
+        <w:rPr>
+          <w:rStyle w:val="Enfasigrassetto"/>
+        </w:rPr>
+        <w:t>STM</w:t>
+      </w:r>
+      <w:r>
+        <w:rPr>
+          <w:rStyle w:val="Enfasigrassetto"/>
+          <w:lang w:val="ru-RU"/>
+        </w:rPr>
+        <w:t>32</w:t>
+      </w:r>
+      <w:proofErr w:type="spellStart"/>
+      <w:r>
+        <w:rPr>
+          <w:rStyle w:val="Enfasigrassetto"/>
+        </w:rPr>
+        <w:t>CubeProgrammer</w:t>
+      </w:r>
+      <w:proofErr w:type="spellEnd"/>
+      <w:r>
+        <w:rPr>
+          <w:lang w:val="ru-RU"/>
+        </w:rPr>
+        <w:t xml:space="preserve"> или </w:t>
+      </w:r>
+      <w:proofErr w:type="spellStart"/>
+      <w:r>
+        <w:rPr>
+          <w:rStyle w:val="Enfasigrassetto"/>
+        </w:rPr>
+        <w:t>DfuSe</w:t>
+      </w:r>
+      <w:proofErr w:type="spellEnd"/>
+      <w:r>
+        <w:rPr>
+          <w:lang w:val="ru-RU"/>
+        </w:rPr>
+        <w:t xml:space="preserve"> от </w:t>
+      </w:r>
+      <w:r>
+        <w:t>ST</w:t>
+      </w:r>
+      <w:r>
+        <w:rPr>
+          <w:lang w:val="ru-RU"/>
+        </w:rPr>
+        <w:t xml:space="preserve">, больше ничего не требуется; в противном случае используйте </w:t>
+      </w:r>
+      <w:r>
+        <w:rPr>
+          <w:rStyle w:val="Enfasigrassetto"/>
+        </w:rPr>
+        <w:t>Zadig</w:t>
+      </w:r>
+      <w:r>
+        <w:rPr>
+          <w:lang w:val="ru-RU"/>
+        </w:rPr>
+        <w:t xml:space="preserve"> (</w:t>
+      </w:r>
+      <w:r>
+        <w:fldChar w:fldCharType="begin"/>
+      </w:r>
+      <w:r>
+        <w:instrText>HYPERLINK</w:instrText>
+      </w:r>
+      <w:r>
+        <w:rPr>
+          <w:lang w:val="ru-RU"/>
+        </w:rPr>
+        <w:instrText xml:space="preserve"> "</w:instrText>
+      </w:r>
+      <w:r>
+        <w:instrText>https</w:instrText>
+      </w:r>
+      <w:r>
+        <w:rPr>
+          <w:lang w:val="ru-RU"/>
+        </w:rPr>
+        <w:instrText>://</w:instrText>
+      </w:r>
+      <w:r>
+        <w:instrText>zadig</w:instrText>
+      </w:r>
+      <w:r>
+        <w:rPr>
+          <w:lang w:val="ru-RU"/>
+        </w:rPr>
+        <w:instrText>.</w:instrText>
+      </w:r>
+      <w:r>
+        <w:instrText>akeo</w:instrText>
+      </w:r>
+      <w:r>
+        <w:rPr>
+          <w:lang w:val="ru-RU"/>
+        </w:rPr>
+        <w:instrText>.</w:instrText>
+      </w:r>
+      <w:r>
+        <w:instrText>ie</w:instrText>
+      </w:r>
+      <w:r>
+        <w:rPr>
+          <w:lang w:val="ru-RU"/>
+        </w:rPr>
+        <w:instrText>" \</w:instrText>
+      </w:r>
+      <w:r>
+        <w:instrText>t</w:instrText>
+      </w:r>
+      <w:r>
+        <w:rPr>
+          <w:lang w:val="ru-RU"/>
+        </w:rPr>
+        <w:instrText xml:space="preserve"> "_</w:instrText>
+      </w:r>
+      <w:r>
+        <w:instrText>blank</w:instrText>
+      </w:r>
+      <w:r>
+        <w:rPr>
+          <w:lang w:val="ru-RU"/>
+        </w:rPr>
+        <w:instrText>"</w:instrText>
+      </w:r>
+      <w:r>
+        <w:fldChar w:fldCharType="separate"/>
+      </w:r>
+      <w:r>
+        <w:rPr>
+          <w:rStyle w:val="Collegamentoipertestuale"/>
+        </w:rPr>
+        <w:t>https</w:t>
+      </w:r>
+      <w:r>
+        <w:rPr>
+          <w:rStyle w:val="Collegamentoipertestuale"/>
+          <w:lang w:val="ru-RU"/>
+        </w:rPr>
+        <w:t>://</w:t>
+      </w:r>
+      <w:proofErr w:type="spellStart"/>
+      <w:r>
+        <w:rPr>
+          <w:rStyle w:val="Collegamentoipertestuale"/>
+        </w:rPr>
+        <w:t>zadig</w:t>
+      </w:r>
+      <w:proofErr w:type="spellEnd"/>
+      <w:r>
+        <w:rPr>
+          <w:rStyle w:val="Collegamentoipertestuale"/>
+          <w:lang w:val="ru-RU"/>
+        </w:rPr>
+        <w:t>.</w:t>
+      </w:r>
+      <w:proofErr w:type="spellStart"/>
+      <w:r>
+        <w:rPr>
+          <w:rStyle w:val="Collegamentoipertestuale"/>
+        </w:rPr>
+        <w:t>akeo</w:t>
+      </w:r>
+      <w:proofErr w:type="spellEnd"/>
+      <w:r>
+        <w:rPr>
+          <w:rStyle w:val="Collegamentoipertestuale"/>
+          <w:lang w:val="ru-RU"/>
+        </w:rPr>
+        <w:t>.</w:t>
+      </w:r>
+      <w:proofErr w:type="spellStart"/>
+      <w:r>
+        <w:rPr>
+          <w:rStyle w:val="Collegamentoipertestuale"/>
+        </w:rPr>
+        <w:t>ie</w:t>
+      </w:r>
+      <w:proofErr w:type="spellEnd"/>
+      <w:r>
+        <w:rPr>
+          <w:rStyle w:val="Collegamentoipertestuale"/>
+        </w:rPr>
+        <w:fldChar w:fldCharType="end"/>
+      </w:r>
+      <w:r>
+        <w:rPr>
+          <w:lang w:val="ru-RU"/>
+        </w:rPr>
+        <w:t xml:space="preserve">), переведя плату в режим программирования, затем → </w:t>
+      </w:r>
+      <w:r>
+        <w:t>Options</w:t>
+      </w:r>
+      <w:r>
+        <w:rPr>
+          <w:lang w:val="ru-RU"/>
+        </w:rPr>
+        <w:t xml:space="preserve"> </w:t>
+      </w:r>
+      <w:r>
+        <w:rPr>
+          <w:rFonts w:ascii="Cambria Math" w:hAnsi="Cambria Math" w:cs="Cambria Math"/>
+          <w:lang w:val="ru-RU"/>
+        </w:rPr>
+        <w:t>▸</w:t>
+      </w:r>
+      <w:r>
+        <w:rPr>
+          <w:lang w:val="ru-RU"/>
+        </w:rPr>
+        <w:t xml:space="preserve"> </w:t>
+      </w:r>
+      <w:r>
+        <w:t>List</w:t>
+      </w:r>
+      <w:r>
+        <w:rPr>
+          <w:lang w:val="ru-RU"/>
+        </w:rPr>
+        <w:t xml:space="preserve"> </w:t>
+      </w:r>
+      <w:r>
+        <w:t>All</w:t>
+      </w:r>
+      <w:r>
+        <w:rPr>
+          <w:lang w:val="ru-RU"/>
+        </w:rPr>
+        <w:t xml:space="preserve"> </w:t>
+      </w:r>
+      <w:r>
+        <w:t>Devices</w:t>
+      </w:r>
+      <w:r>
+        <w:rPr>
+          <w:lang w:val="ru-RU"/>
+        </w:rPr>
+        <w:t xml:space="preserve"> → выберите </w:t>
+      </w:r>
+      <w:r>
+        <w:t>STM</w:t>
+      </w:r>
+      <w:r>
+        <w:rPr>
+          <w:lang w:val="ru-RU"/>
+        </w:rPr>
+        <w:t xml:space="preserve">32 </w:t>
+      </w:r>
+      <w:r>
+        <w:t>BOOTLOADER</w:t>
+      </w:r>
+      <w:r>
+        <w:rPr>
+          <w:lang w:val="ru-RU"/>
+        </w:rPr>
+        <w:t xml:space="preserve"> → драйвер </w:t>
+      </w:r>
+      <w:r>
+        <w:rPr>
+          <w:rStyle w:val="Enfasigrassetto"/>
+        </w:rPr>
+        <w:t>WinUSB</w:t>
+      </w:r>
+      <w:r>
+        <w:rPr>
+          <w:lang w:val="ru-RU"/>
+        </w:rPr>
+        <w:t xml:space="preserve"> → </w:t>
+      </w:r>
+      <w:r>
+        <w:t>Install</w:t>
+      </w:r>
+      <w:r>
+        <w:rPr>
+          <w:lang w:val="ru-RU"/>
+        </w:rPr>
+        <w:t xml:space="preserve"> </w:t>
+      </w:r>
+      <w:r>
+        <w:t>Driver</w:t>
+      </w:r>
+      <w:r>
+        <w:rPr>
+          <w:lang w:val="ru-RU"/>
+        </w:rPr>
+        <w:t xml:space="preserve">. </w:t>
+      </w:r>
+      <w:r>
+        <w:t>По завершении отключите плату.</w:t>
       </w:r>
     </w:p>
     <w:p>
@@ -9029,7 +9014,7 @@
         <w:rPr>
           <w:lang w:val="ru-RU"/>
         </w:rPr>
-        <w:t>Подключите USB (C1, C2, BH) к ПК — плата будет распознана компьютером как последовательное устройство с именем «STM32 Bootloader».</w:t>
+        <w:t xml:space="preserve">Нажмите и удерживайте кнопку программирования на плате </w:t>
       </w:r>
     </w:p>
     <w:p>
@@ -9048,53 +9033,7 @@
         <w:rPr>
           <w:lang w:val="ru-RU"/>
         </w:rPr>
-        <w:t>Только когда загорится зелёный светодиод, можно отпустить кнопку программирования.</w:t>
-      </w:r>
-    </w:p>
-    <w:p>
-      <w:pPr>
-        <w:ind w:left="426"/>
-        <w:jc w:val="both"/>
-        <w:rPr>
-          <w:lang w:val="ru-RU"/>
-        </w:rPr>
-      </w:pPr>
-      <w:r>
-        <w:rPr>
-          <w:b/>
-          <w:bCs/>
-          <w:lang w:val="ru-RU"/>
-        </w:rPr>
-        <w:t>Примечание 1</w:t>
-      </w:r>
-      <w:r>
-        <w:rPr>
-          <w:lang w:val="ru-RU"/>
-        </w:rPr>
-        <w:t>: если зелёный светодиод BACCABLE мигает слабым дрожащим светом, используйте более короткий USB-кабель или замените USB-кабель</w:t>
-      </w:r>
-    </w:p>
-    <w:p>
-      <w:pPr>
-        <w:ind w:left="426"/>
-        <w:jc w:val="both"/>
-        <w:rPr>
-          <w:lang w:val="ru-RU"/>
-        </w:rPr>
-      </w:pPr>
-      <w:r>
-        <w:rPr>
-          <w:b/>
-          <w:bCs/>
-          <w:lang w:val="ru-RU"/>
-        </w:rPr>
-        <w:t>Примечание 2</w:t>
-      </w:r>
-      <w:r>
-        <w:rPr>
-          <w:lang w:val="ru-RU"/>
-        </w:rPr>
-        <w:t>: в случае, если устройство не обнаруживается на ПК, убедитесь, что кнопка программирования была нажата правильно до подключения USB-кабеля, и удерживайте её нажатой до полного вставления разъёма USB с обеих сторон. Если проблема сохраняется, поверните разъём USB-C со стороны BACCABLE на 180 градусов и повторите попытку.</w:t>
+        <w:t>Подключите USB (C1, C2, BH) к ПК — плата будет распознана компьютером как последовательное устройство с именем «STM32 Bootloader».</w:t>
       </w:r>
     </w:p>
     <w:p>
@@ -9113,273 +9052,113 @@
         <w:rPr>
           <w:lang w:val="ru-RU"/>
         </w:rPr>
-        <w:t>Откройте программу STM32CubeProgrammer, выберите USB в выпадающем меню (в правой части окна), затем нажмите кнопку CONNECT.</w:t>
+        <w:t>Только когда загорится зелёный светодиод, можно отпустить кнопку программирования.</w:t>
+      </w:r>
+    </w:p>
+    <w:p>
+      <w:pPr>
+        <w:ind w:left="426"/>
+        <w:jc w:val="both"/>
+        <w:rPr>
+          <w:lang w:val="ru-RU"/>
+        </w:rPr>
+      </w:pPr>
+      <w:r>
+        <w:rPr>
+          <w:b/>
+          <w:bCs/>
+          <w:lang w:val="ru-RU"/>
+        </w:rPr>
+        <w:t>Примечание 1</w:t>
+      </w:r>
+      <w:r>
+        <w:rPr>
+          <w:lang w:val="ru-RU"/>
+        </w:rPr>
+        <w:t>: если зелёный светодиод BACCABLE мигает слабым дрожащим светом, используйте более короткий USB-кабель или замените USB-кабель</w:t>
+      </w:r>
+    </w:p>
+    <w:p>
+      <w:pPr>
+        <w:ind w:left="426"/>
+        <w:jc w:val="both"/>
+        <w:rPr>
+          <w:lang w:val="ru-RU"/>
+        </w:rPr>
+      </w:pPr>
+      <w:r>
+        <w:rPr>
+          <w:b/>
+          <w:bCs/>
+          <w:lang w:val="ru-RU"/>
+        </w:rPr>
+        <w:t>Примечание 2</w:t>
+      </w:r>
+      <w:r>
+        <w:rPr>
+          <w:lang w:val="ru-RU"/>
+        </w:rPr>
+        <w:t>: в случае, если устройство не обнаруживается на ПК, убедитесь, что кнопка программирования была нажата правильно до подключения USB-кабеля, и удерживайте её нажатой до полного вставления разъёма USB с обеих сторон. Если проблема сохраняется, поверните разъём USB-C со стороны BACCABLE на 180 градусов и повторите попытку.</w:t>
       </w:r>
     </w:p>
     <w:p>
       <w:pPr>
         <w:pStyle w:val="Paragrafoelenco"/>
-        <w:rPr>
-          <w:lang w:val="ru-RU"/>
-        </w:rPr>
-      </w:pPr>
-    </w:p>
-    <w:p>
-      <w:pPr>
-        <w:pStyle w:val="Paragrafoelenco"/>
-        <w:ind w:left="709"/>
-        <w:rPr>
-          <w:lang w:val="ru-RU"/>
-        </w:rPr>
+        <w:numPr>
+          <w:ilvl w:val="0"/>
+          <w:numId w:val="21"/>
+        </w:numPr>
+        <w:rPr>
+          <w:lang w:val="ru-RU"/>
+        </w:rPr>
+      </w:pPr>
+      <w:r>
+        <w:rPr>
+          <w:lang w:val="ru-RU"/>
+        </w:rPr>
+        <w:t xml:space="preserve">Откройте приложение </w:t>
+      </w:r>
+      <w:r>
+        <w:t>Baccable</w:t>
+      </w:r>
+      <w:r>
+        <w:rPr>
+          <w:lang w:val="ru-RU"/>
+        </w:rPr>
+        <w:t xml:space="preserve"> и выберите «</w:t>
+      </w:r>
+      <w:r>
+        <w:t>Update</w:t>
+      </w:r>
+      <w:r>
+        <w:rPr>
+          <w:lang w:val="ru-RU"/>
+        </w:rPr>
+        <w:t xml:space="preserve"> </w:t>
+      </w:r>
+      <w:r>
+        <w:t>firmware</w:t>
+      </w:r>
+      <w:r>
+        <w:rPr>
+          <w:lang w:val="ru-RU"/>
+        </w:rPr>
+        <w:t>»</w:t>
+      </w:r>
+    </w:p>
+    <w:p>
+      <w:pPr>
+        <w:jc w:val="center"/>
       </w:pPr>
       <w:r>
         <w:rPr>
           <w:noProof/>
-          <w:lang w:val="ru-RU"/>
-        </w:rPr>
-        <w:lastRenderedPageBreak/>
-        <mc:AlternateContent>
-          <mc:Choice Requires="wps">
-            <w:drawing>
-              <wp:anchor distT="0" distB="0" distL="114300" distR="114300" simplePos="0" relativeHeight="251670528" behindDoc="0" locked="0" layoutInCell="1" allowOverlap="1" wp14:anchorId="01DA6186" wp14:editId="2511814A">
-                <wp:simplePos x="0" y="0"/>
-                <wp:positionH relativeFrom="column">
-                  <wp:posOffset>3822123</wp:posOffset>
-                </wp:positionH>
-                <wp:positionV relativeFrom="paragraph">
-                  <wp:posOffset>1176655</wp:posOffset>
-                </wp:positionV>
-                <wp:extent cx="636270" cy="106045"/>
-                <wp:effectExtent l="0" t="19050" r="30480" b="46355"/>
-                <wp:wrapNone/>
-                <wp:docPr id="424416303" name="Freccia a destra 3"/>
-                <wp:cNvGraphicFramePr/>
-                <a:graphic xmlns:a="http://schemas.openxmlformats.org/drawingml/2006/main">
-                  <a:graphicData uri="http://schemas.microsoft.com/office/word/2010/wordprocessingShape">
-                    <wps:wsp>
-                      <wps:cNvSpPr/>
-                      <wps:spPr>
-                        <a:xfrm>
-                          <a:off x="0" y="0"/>
-                          <a:ext cx="636270" cy="106045"/>
-                        </a:xfrm>
-                        <a:prstGeom prst="rightArrow">
-                          <a:avLst/>
-                        </a:prstGeom>
-                      </wps:spPr>
-                      <wps:style>
-                        <a:lnRef idx="2">
-                          <a:schemeClr val="accent2">
-                            <a:shade val="15000"/>
-                          </a:schemeClr>
-                        </a:lnRef>
-                        <a:fillRef idx="1">
-                          <a:schemeClr val="accent2"/>
-                        </a:fillRef>
-                        <a:effectRef idx="0">
-                          <a:schemeClr val="accent2"/>
-                        </a:effectRef>
-                        <a:fontRef idx="minor">
-                          <a:schemeClr val="lt1"/>
-                        </a:fontRef>
-                      </wps:style>
-                      <wps:bodyPr rot="0" spcFirstLastPara="0" vertOverflow="overflow" horzOverflow="overflow" vert="horz" wrap="square" lIns="91440" tIns="45720" rIns="91440" bIns="45720" numCol="1" spcCol="0" rtlCol="0" fromWordArt="0" anchor="ctr" anchorCtr="0" forceAA="0" compatLnSpc="1">
-                        <a:prstTxWarp prst="textNoShape">
-                          <a:avLst/>
-                        </a:prstTxWarp>
-                        <a:noAutofit/>
-                      </wps:bodyPr>
-                    </wps:wsp>
-                  </a:graphicData>
-                </a:graphic>
-              </wp:anchor>
-            </w:drawing>
-          </mc:Choice>
-          <mc:Fallback>
-            <w:pict>
-              <v:shapetype w14:anchorId="1C452567" id="_x0000_t13" coordsize="21600,21600" o:spt="13" adj="16200,5400" path="m@0,l@0@1,0@1,0@2@0@2@0,21600,21600,10800xe">
-                <v:stroke joinstyle="miter"/>
-                <v:formulas>
-                  <v:f eqn="val #0"/>
-                  <v:f eqn="val #1"/>
-                  <v:f eqn="sum height 0 #1"/>
-                  <v:f eqn="sum 10800 0 #1"/>
-                  <v:f eqn="sum width 0 #0"/>
-                  <v:f eqn="prod @4 @3 10800"/>
-                  <v:f eqn="sum width 0 @5"/>
-                </v:formulas>
-                <v:path o:connecttype="custom" o:connectlocs="@0,0;0,10800;@0,21600;21600,10800" o:connectangles="270,180,90,0" textboxrect="0,@1,@6,@2"/>
-                <v:handles>
-                  <v:h position="#0,#1" xrange="0,21600" yrange="0,10800"/>
-                </v:handles>
-              </v:shapetype>
-              <v:shape id="Freccia a destra 3" o:spid="_x0000_s1026" type="#_x0000_t13" style="position:absolute;margin-left:300.95pt;margin-top:92.65pt;width:50.1pt;height:8.35pt;z-index:251670528;visibility:visible;mso-wrap-style:square;mso-wrap-distance-left:9pt;mso-wrap-distance-top:0;mso-wrap-distance-right:9pt;mso-wrap-distance-bottom:0;mso-position-horizontal:absolute;mso-position-horizontal-relative:text;mso-position-vertical:absolute;mso-position-vertical-relative:text;v-text-anchor:middle" o:gfxdata="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" adj="19800" fillcolor="#ed7d31 [3205]" strokecolor="#261103 [485]" strokeweight="1pt"/>
-            </w:pict>
-          </mc:Fallback>
-        </mc:AlternateContent>
-      </w:r>
-      <w:r>
-        <w:rPr>
-          <w:noProof/>
-          <w:lang w:val="ru-RU"/>
-        </w:rPr>
-        <mc:AlternateContent>
-          <mc:Choice Requires="wps">
-            <w:drawing>
-              <wp:anchor distT="0" distB="0" distL="114300" distR="114300" simplePos="0" relativeHeight="251668480" behindDoc="0" locked="0" layoutInCell="1" allowOverlap="1" wp14:anchorId="76A5EA97" wp14:editId="100649BE">
-                <wp:simplePos x="0" y="0"/>
-                <wp:positionH relativeFrom="column">
-                  <wp:posOffset>3830320</wp:posOffset>
-                </wp:positionH>
-                <wp:positionV relativeFrom="paragraph">
-                  <wp:posOffset>666403</wp:posOffset>
-                </wp:positionV>
-                <wp:extent cx="636814" cy="106135"/>
-                <wp:effectExtent l="0" t="19050" r="30480" b="46355"/>
-                <wp:wrapNone/>
-                <wp:docPr id="1492266580" name="Freccia a destra 3"/>
-                <wp:cNvGraphicFramePr/>
-                <a:graphic xmlns:a="http://schemas.openxmlformats.org/drawingml/2006/main">
-                  <a:graphicData uri="http://schemas.microsoft.com/office/word/2010/wordprocessingShape">
-                    <wps:wsp>
-                      <wps:cNvSpPr/>
-                      <wps:spPr>
-                        <a:xfrm>
-                          <a:off x="0" y="0"/>
-                          <a:ext cx="636814" cy="106135"/>
-                        </a:xfrm>
-                        <a:prstGeom prst="rightArrow">
-                          <a:avLst/>
-                        </a:prstGeom>
-                      </wps:spPr>
-                      <wps:style>
-                        <a:lnRef idx="2">
-                          <a:schemeClr val="accent2">
-                            <a:shade val="15000"/>
-                          </a:schemeClr>
-                        </a:lnRef>
-                        <a:fillRef idx="1">
-                          <a:schemeClr val="accent2"/>
-                        </a:fillRef>
-                        <a:effectRef idx="0">
-                          <a:schemeClr val="accent2"/>
-                        </a:effectRef>
-                        <a:fontRef idx="minor">
-                          <a:schemeClr val="lt1"/>
-                        </a:fontRef>
-                      </wps:style>
-                      <wps:bodyPr rot="0" spcFirstLastPara="0" vertOverflow="overflow" horzOverflow="overflow" vert="horz" wrap="square" lIns="91440" tIns="45720" rIns="91440" bIns="45720" numCol="1" spcCol="0" rtlCol="0" fromWordArt="0" anchor="ctr" anchorCtr="0" forceAA="0" compatLnSpc="1">
-                        <a:prstTxWarp prst="textNoShape">
-                          <a:avLst/>
-                        </a:prstTxWarp>
-                        <a:noAutofit/>
-                      </wps:bodyPr>
-                    </wps:wsp>
-                  </a:graphicData>
-                </a:graphic>
-              </wp:anchor>
-            </w:drawing>
-          </mc:Choice>
-          <mc:Fallback>
-            <w:pict>
-              <v:shape w14:anchorId="216D8FD3" id="Freccia a destra 3" o:spid="_x0000_s1026" type="#_x0000_t13" style="position:absolute;margin-left:301.6pt;margin-top:52.45pt;width:50.15pt;height:8.35pt;z-index:251668480;visibility:visible;mso-wrap-style:square;mso-wrap-distance-left:9pt;mso-wrap-distance-top:0;mso-wrap-distance-right:9pt;mso-wrap-distance-bottom:0;mso-position-horizontal:absolute;mso-position-horizontal-relative:text;mso-position-vertical:absolute;mso-position-vertical-relative:text;v-text-anchor:middle" o:gfxdata="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" adj="19800" fillcolor="#ed7d31 [3205]" strokecolor="#261103 [485]" strokeweight="1pt"/>
-            </w:pict>
-          </mc:Fallback>
-        </mc:AlternateContent>
-      </w:r>
-      <w:r>
-        <w:rPr>
-          <w:noProof/>
-          <w:lang w:val="ru-RU"/>
-        </w:rPr>
-        <mc:AlternateContent>
-          <mc:Choice Requires="wps">
-            <w:drawing>
-              <wp:anchor distT="0" distB="0" distL="114300" distR="114300" simplePos="0" relativeHeight="251671552" behindDoc="0" locked="0" layoutInCell="1" allowOverlap="1" wp14:anchorId="0D8798A9" wp14:editId="3E8118AF">
-                <wp:simplePos x="0" y="0"/>
-                <wp:positionH relativeFrom="column">
-                  <wp:posOffset>5320376</wp:posOffset>
-                </wp:positionH>
-                <wp:positionV relativeFrom="paragraph">
-                  <wp:posOffset>773257</wp:posOffset>
-                </wp:positionV>
-                <wp:extent cx="152400" cy="616528"/>
-                <wp:effectExtent l="19050" t="19050" r="19050" b="12700"/>
-                <wp:wrapNone/>
-                <wp:docPr id="745836427" name="Freccia in su 4"/>
-                <wp:cNvGraphicFramePr/>
-                <a:graphic xmlns:a="http://schemas.openxmlformats.org/drawingml/2006/main">
-                  <a:graphicData uri="http://schemas.microsoft.com/office/word/2010/wordprocessingShape">
-                    <wps:wsp>
-                      <wps:cNvSpPr/>
-                      <wps:spPr>
-                        <a:xfrm>
-                          <a:off x="0" y="0"/>
-                          <a:ext cx="152400" cy="616528"/>
-                        </a:xfrm>
-                        <a:prstGeom prst="upArrow">
-                          <a:avLst/>
-                        </a:prstGeom>
-                      </wps:spPr>
-                      <wps:style>
-                        <a:lnRef idx="2">
-                          <a:schemeClr val="accent2">
-                            <a:shade val="15000"/>
-                          </a:schemeClr>
-                        </a:lnRef>
-                        <a:fillRef idx="1">
-                          <a:schemeClr val="accent2"/>
-                        </a:fillRef>
-                        <a:effectRef idx="0">
-                          <a:schemeClr val="accent2"/>
-                        </a:effectRef>
-                        <a:fontRef idx="minor">
-                          <a:schemeClr val="lt1"/>
-                        </a:fontRef>
-                      </wps:style>
-                      <wps:bodyPr rot="0" spcFirstLastPara="0" vertOverflow="overflow" horzOverflow="overflow" vert="horz" wrap="square" lIns="91440" tIns="45720" rIns="91440" bIns="45720" numCol="1" spcCol="0" rtlCol="0" fromWordArt="0" anchor="ctr" anchorCtr="0" forceAA="0" compatLnSpc="1">
-                        <a:prstTxWarp prst="textNoShape">
-                          <a:avLst/>
-                        </a:prstTxWarp>
-                        <a:noAutofit/>
-                      </wps:bodyPr>
-                    </wps:wsp>
-                  </a:graphicData>
-                </a:graphic>
-              </wp:anchor>
-            </w:drawing>
-          </mc:Choice>
-          <mc:Fallback>
-            <w:pict>
-              <v:shapetype w14:anchorId="6D390A3C" id="_x0000_t68" coordsize="21600,21600" o:spt="68" adj="5400,5400" path="m0@0l@1@0@1,21600@2,21600@2@0,21600@0,10800,xe">
-                <v:stroke joinstyle="miter"/>
-                <v:formulas>
-                  <v:f eqn="val #0"/>
-                  <v:f eqn="val #1"/>
-                  <v:f eqn="sum 21600 0 #1"/>
-                  <v:f eqn="prod #0 #1 10800"/>
-                  <v:f eqn="sum #0 0 @3"/>
-                </v:formulas>
-                <v:path o:connecttype="custom" o:connectlocs="10800,0;0,@0;10800,21600;21600,@0" o:connectangles="270,180,90,0" textboxrect="@1,@4,@2,21600"/>
-                <v:handles>
-                  <v:h position="#1,#0" xrange="0,10800" yrange="0,21600"/>
-                </v:handles>
-              </v:shapetype>
-              <v:shape id="Freccia in su 4" o:spid="_x0000_s1026" type="#_x0000_t68" style="position:absolute;margin-left:418.95pt;margin-top:60.9pt;width:12pt;height:48.55pt;z-index:251671552;visibility:visible;mso-wrap-style:square;mso-wrap-distance-left:9pt;mso-wrap-distance-top:0;mso-wrap-distance-right:9pt;mso-wrap-distance-bottom:0;mso-position-horizontal:absolute;mso-position-horizontal-relative:text;mso-position-vertical:absolute;mso-position-vertical-relative:text;v-text-anchor:middle" o:gfxdata="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" adj="2670" fillcolor="#ed7d31 [3205]" strokecolor="#261103 [485]" strokeweight="1pt"/>
-            </w:pict>
-          </mc:Fallback>
-        </mc:AlternateContent>
-      </w:r>
-      <w:r>
-        <w:rPr>
-          <w:noProof/>
-          <w:lang w:val="ru-RU"/>
         </w:rPr>
         <w:drawing>
-          <wp:inline distT="0" distB="0" distL="0" distR="0" wp14:anchorId="44924A03" wp14:editId="32B6E10E">
-            <wp:extent cx="5412680" cy="2396490"/>
-            <wp:effectExtent l="0" t="0" r="0" b="3810"/>
-            <wp:docPr id="1062851769" name="Immagine 1"/>
+          <wp:inline distT="0" distB="0" distL="0" distR="0" wp14:anchorId="57447679" wp14:editId="329D0584">
+            <wp:extent cx="4334375" cy="2557346"/>
+            <wp:effectExtent l="0" t="0" r="9525" b="0"/>
+            <wp:docPr id="1188958908" name="Immagine 1"/>
             <wp:cNvGraphicFramePr>
               <a:graphicFrameLocks xmlns:a="http://schemas.openxmlformats.org/drawingml/2006/main" noChangeAspect="1"/>
             </wp:cNvGraphicFramePr>
@@ -9387,22 +9166,657 @@
               <a:graphicData uri="http://schemas.openxmlformats.org/drawingml/2006/picture">
                 <pic:pic xmlns:pic="http://schemas.openxmlformats.org/drawingml/2006/picture">
                   <pic:nvPicPr>
-                    <pic:cNvPr id="1062851769" name=""/>
-                    <pic:cNvPicPr/>
+                    <pic:cNvPr id="0" name="Picture 1"/>
+                    <pic:cNvPicPr>
+                      <a:picLocks noChangeAspect="1" noChangeArrowheads="1"/>
+                    </pic:cNvPicPr>
+                  </pic:nvPicPr>
+                  <pic:blipFill>
+                    <a:blip r:embed="rId23">
+                      <a:extLst>
+                        <a:ext uri="{28A0092B-C50C-407E-A947-70E740481C1C}">
+                          <a14:useLocalDpi xmlns:a14="http://schemas.microsoft.com/office/drawing/2010/main" val="0"/>
+                        </a:ext>
+                      </a:extLst>
+                    </a:blip>
+                    <a:srcRect/>
+                    <a:stretch>
+                      <a:fillRect/>
+                    </a:stretch>
+                  </pic:blipFill>
+                  <pic:spPr bwMode="auto">
+                    <a:xfrm>
+                      <a:off x="0" y="0"/>
+                      <a:ext cx="4350911" cy="2567102"/>
+                    </a:xfrm>
+                    <a:prstGeom prst="rect">
+                      <a:avLst/>
+                    </a:prstGeom>
+                    <a:noFill/>
+                    <a:ln>
+                      <a:noFill/>
+                    </a:ln>
+                  </pic:spPr>
+                </pic:pic>
+              </a:graphicData>
+            </a:graphic>
+          </wp:inline>
+        </w:drawing>
+      </w:r>
+    </w:p>
+    <w:p>
+      <w:r>
+        <w:br w:type="page"/>
+      </w:r>
+    </w:p>
+    <w:p>
+      <w:pPr>
+        <w:jc w:val="center"/>
+      </w:pPr>
+    </w:p>
+    <w:p>
+      <w:pPr>
+        <w:pStyle w:val="Paragrafoelenco"/>
+        <w:numPr>
+          <w:ilvl w:val="0"/>
+          <w:numId w:val="21"/>
+        </w:numPr>
+      </w:pPr>
+      <w:r>
+        <w:t>В окне «Choose firmware» выберите нужную версию прошивки, затем нажмите на USB-разъём, показанный в окне, который вы решили подключить к устройству.</w:t>
+      </w:r>
+    </w:p>
+    <w:p>
+      <w:pPr>
+        <w:jc w:val="center"/>
+      </w:pPr>
+      <w:r>
+        <w:rPr>
+          <w:noProof/>
+        </w:rPr>
+        <w:drawing>
+          <wp:inline distT="0" distB="0" distL="0" distR="0" wp14:anchorId="603CA64C" wp14:editId="21BCD18C">
+            <wp:extent cx="2683727" cy="4247330"/>
+            <wp:effectExtent l="0" t="0" r="2540" b="1270"/>
+            <wp:docPr id="510535527" name="Immagine 2"/>
+            <wp:cNvGraphicFramePr>
+              <a:graphicFrameLocks xmlns:a="http://schemas.openxmlformats.org/drawingml/2006/main" noChangeAspect="1"/>
+            </wp:cNvGraphicFramePr>
+            <a:graphic xmlns:a="http://schemas.openxmlformats.org/drawingml/2006/main">
+              <a:graphicData uri="http://schemas.openxmlformats.org/drawingml/2006/picture">
+                <pic:pic xmlns:pic="http://schemas.openxmlformats.org/drawingml/2006/picture">
+                  <pic:nvPicPr>
+                    <pic:cNvPr id="0" name="Picture 3"/>
+                    <pic:cNvPicPr>
+                      <a:picLocks noChangeAspect="1" noChangeArrowheads="1"/>
+                    </pic:cNvPicPr>
+                  </pic:nvPicPr>
+                  <pic:blipFill>
+                    <a:blip r:embed="rId24">
+                      <a:extLst>
+                        <a:ext uri="{28A0092B-C50C-407E-A947-70E740481C1C}">
+                          <a14:useLocalDpi xmlns:a14="http://schemas.microsoft.com/office/drawing/2010/main" val="0"/>
+                        </a:ext>
+                      </a:extLst>
+                    </a:blip>
+                    <a:srcRect/>
+                    <a:stretch>
+                      <a:fillRect/>
+                    </a:stretch>
+                  </pic:blipFill>
+                  <pic:spPr bwMode="auto">
+                    <a:xfrm>
+                      <a:off x="0" y="0"/>
+                      <a:ext cx="2696085" cy="4266888"/>
+                    </a:xfrm>
+                    <a:prstGeom prst="rect">
+                      <a:avLst/>
+                    </a:prstGeom>
+                    <a:noFill/>
+                    <a:ln>
+                      <a:noFill/>
+                    </a:ln>
+                  </pic:spPr>
+                </pic:pic>
+              </a:graphicData>
+            </a:graphic>
+          </wp:inline>
+        </w:drawing>
+      </w:r>
+    </w:p>
+    <w:p>
+      <w:pPr>
+        <w:pStyle w:val="Paragrafoelenco"/>
+        <w:numPr>
+          <w:ilvl w:val="0"/>
+          <w:numId w:val="21"/>
+        </w:numPr>
+      </w:pPr>
+      <w:r>
+        <w:t>В окне «connect the board», если плата не была обнаружена, появится сообщение «waiting for the bootloader»</w:t>
+      </w:r>
+    </w:p>
+    <w:p>
+      <w:pPr>
+        <w:jc w:val="center"/>
+      </w:pPr>
+      <w:r>
+        <w:rPr>
+          <w:noProof/>
+        </w:rPr>
+        <w:drawing>
+          <wp:inline distT="0" distB="0" distL="0" distR="0" wp14:anchorId="4FBD7162" wp14:editId="6E7818A2">
+            <wp:extent cx="2445834" cy="1925811"/>
+            <wp:effectExtent l="0" t="0" r="0" b="0"/>
+            <wp:docPr id="307536508" name="Immagine 3"/>
+            <wp:cNvGraphicFramePr>
+              <a:graphicFrameLocks xmlns:a="http://schemas.openxmlformats.org/drawingml/2006/main" noChangeAspect="1"/>
+            </wp:cNvGraphicFramePr>
+            <a:graphic xmlns:a="http://schemas.openxmlformats.org/drawingml/2006/main">
+              <a:graphicData uri="http://schemas.openxmlformats.org/drawingml/2006/picture">
+                <pic:pic xmlns:pic="http://schemas.openxmlformats.org/drawingml/2006/picture">
+                  <pic:nvPicPr>
+                    <pic:cNvPr id="0" name="Picture 5"/>
+                    <pic:cNvPicPr>
+                      <a:picLocks noChangeAspect="1" noChangeArrowheads="1"/>
+                    </pic:cNvPicPr>
+                  </pic:nvPicPr>
+                  <pic:blipFill>
+                    <a:blip r:embed="rId25">
+                      <a:extLst>
+                        <a:ext uri="{28A0092B-C50C-407E-A947-70E740481C1C}">
+                          <a14:useLocalDpi xmlns:a14="http://schemas.microsoft.com/office/drawing/2010/main" val="0"/>
+                        </a:ext>
+                      </a:extLst>
+                    </a:blip>
+                    <a:srcRect/>
+                    <a:stretch>
+                      <a:fillRect/>
+                    </a:stretch>
+                  </pic:blipFill>
+                  <pic:spPr bwMode="auto">
+                    <a:xfrm>
+                      <a:off x="0" y="0"/>
+                      <a:ext cx="2457716" cy="1935166"/>
+                    </a:xfrm>
+                    <a:prstGeom prst="rect">
+                      <a:avLst/>
+                    </a:prstGeom>
+                    <a:noFill/>
+                    <a:ln>
+                      <a:noFill/>
+                    </a:ln>
+                  </pic:spPr>
+                </pic:pic>
+              </a:graphicData>
+            </a:graphic>
+          </wp:inline>
+        </w:drawing>
+      </w:r>
+    </w:p>
+    <w:p>
+      <w:pPr>
+        <w:jc w:val="both"/>
+      </w:pPr>
+      <w:r>
+        <w:rPr>
+          <w:b/>
+          <w:bCs/>
+        </w:rPr>
+        <w:t>Примечание</w:t>
+      </w:r>
+      <w:r>
+        <w:t xml:space="preserve">: в случае ошибок возможна несовместимость между чипсетом USB-порта ПК и микросхемой, используемой в Baccable. Чтобы устранить эту ошибку, попробуйте повторить процедуру, используя другие USB-порты ПК, используйте другой ПК или </w:t>
+      </w:r>
+      <w:r>
+        <w:lastRenderedPageBreak/>
+        <w:t>подключите USB-хаб (предпочтительно старой модели, не последнего поколения) между Baccable и ПК. Последний способ идеально подходит для новых ПК.</w:t>
+      </w:r>
+    </w:p>
+    <w:p>
+      <w:pPr>
+        <w:pStyle w:val="Paragrafoelenco"/>
+        <w:numPr>
+          <w:ilvl w:val="0"/>
+          <w:numId w:val="21"/>
+        </w:numPr>
+      </w:pPr>
+      <w:r>
+        <w:t>В окне «connect the board», если плата была обнаружена, появится сообщение «Bootloader detected», и вы сможете нажать кнопку ПРОДОЛЖИТЬ.</w:t>
+      </w:r>
+    </w:p>
+    <w:p>
+      <w:pPr>
+        <w:jc w:val="center"/>
+      </w:pPr>
+      <w:r>
+        <w:rPr>
+          <w:noProof/>
+        </w:rPr>
+        <w:drawing>
+          <wp:inline distT="0" distB="0" distL="0" distR="0" wp14:anchorId="4A10EE3F" wp14:editId="3BD0010C">
+            <wp:extent cx="2596684" cy="2096135"/>
+            <wp:effectExtent l="0" t="0" r="0" b="0"/>
+            <wp:docPr id="457713742" name="Immagine 4"/>
+            <wp:cNvGraphicFramePr>
+              <a:graphicFrameLocks xmlns:a="http://schemas.openxmlformats.org/drawingml/2006/main" noChangeAspect="1"/>
+            </wp:cNvGraphicFramePr>
+            <a:graphic xmlns:a="http://schemas.openxmlformats.org/drawingml/2006/main">
+              <a:graphicData uri="http://schemas.openxmlformats.org/drawingml/2006/picture">
+                <pic:pic xmlns:pic="http://schemas.openxmlformats.org/drawingml/2006/picture">
+                  <pic:nvPicPr>
+                    <pic:cNvPr id="0" name="Picture 7"/>
+                    <pic:cNvPicPr>
+                      <a:picLocks noChangeAspect="1" noChangeArrowheads="1"/>
+                    </pic:cNvPicPr>
+                  </pic:nvPicPr>
+                  <pic:blipFill>
+                    <a:blip r:embed="rId26">
+                      <a:extLst>
+                        <a:ext uri="{28A0092B-C50C-407E-A947-70E740481C1C}">
+                          <a14:useLocalDpi xmlns:a14="http://schemas.microsoft.com/office/drawing/2010/main" val="0"/>
+                        </a:ext>
+                      </a:extLst>
+                    </a:blip>
+                    <a:srcRect/>
+                    <a:stretch>
+                      <a:fillRect/>
+                    </a:stretch>
+                  </pic:blipFill>
+                  <pic:spPr bwMode="auto">
+                    <a:xfrm>
+                      <a:off x="0" y="0"/>
+                      <a:ext cx="2616857" cy="2112420"/>
+                    </a:xfrm>
+                    <a:prstGeom prst="rect">
+                      <a:avLst/>
+                    </a:prstGeom>
+                    <a:noFill/>
+                    <a:ln>
+                      <a:noFill/>
+                    </a:ln>
+                  </pic:spPr>
+                </pic:pic>
+              </a:graphicData>
+            </a:graphic>
+          </wp:inline>
+        </w:drawing>
+      </w:r>
+    </w:p>
+    <w:p>
+      <w:pPr>
+        <w:pStyle w:val="Paragrafoelenco"/>
+        <w:numPr>
+          <w:ilvl w:val="0"/>
+          <w:numId w:val="21"/>
+        </w:numPr>
+      </w:pPr>
+      <w:r>
+        <w:t>В окне «Erase options» выберите нужные параметры или оставьте флажки не отмеченными, если хотите только обновить прошивку. Нажмите кнопку Программировать, чтобы приступить к обновлению прошивки</w:t>
+      </w:r>
+    </w:p>
+    <w:p>
+      <w:pPr>
+        <w:jc w:val="center"/>
+      </w:pPr>
+      <w:r>
+        <w:rPr>
+          <w:noProof/>
+        </w:rPr>
+        <w:drawing>
+          <wp:inline distT="0" distB="0" distL="0" distR="0" wp14:anchorId="68806034" wp14:editId="1BC107E4">
+            <wp:extent cx="2715218" cy="1888056"/>
+            <wp:effectExtent l="0" t="0" r="9525" b="0"/>
+            <wp:docPr id="261869361" name="Immagine 5"/>
+            <wp:cNvGraphicFramePr>
+              <a:graphicFrameLocks xmlns:a="http://schemas.openxmlformats.org/drawingml/2006/main" noChangeAspect="1"/>
+            </wp:cNvGraphicFramePr>
+            <a:graphic xmlns:a="http://schemas.openxmlformats.org/drawingml/2006/main">
+              <a:graphicData uri="http://schemas.openxmlformats.org/drawingml/2006/picture">
+                <pic:pic xmlns:pic="http://schemas.openxmlformats.org/drawingml/2006/picture">
+                  <pic:nvPicPr>
+                    <pic:cNvPr id="0" name="Picture 9"/>
+                    <pic:cNvPicPr>
+                      <a:picLocks noChangeAspect="1" noChangeArrowheads="1"/>
+                    </pic:cNvPicPr>
+                  </pic:nvPicPr>
+                  <pic:blipFill>
+                    <a:blip r:embed="rId27">
+                      <a:extLst>
+                        <a:ext uri="{28A0092B-C50C-407E-A947-70E740481C1C}">
+                          <a14:useLocalDpi xmlns:a14="http://schemas.microsoft.com/office/drawing/2010/main" val="0"/>
+                        </a:ext>
+                      </a:extLst>
+                    </a:blip>
+                    <a:srcRect/>
+                    <a:stretch>
+                      <a:fillRect/>
+                    </a:stretch>
+                  </pic:blipFill>
+                  <pic:spPr bwMode="auto">
+                    <a:xfrm>
+                      <a:off x="0" y="0"/>
+                      <a:ext cx="2730507" cy="1898688"/>
+                    </a:xfrm>
+                    <a:prstGeom prst="rect">
+                      <a:avLst/>
+                    </a:prstGeom>
+                    <a:noFill/>
+                    <a:ln>
+                      <a:noFill/>
+                    </a:ln>
+                  </pic:spPr>
+                </pic:pic>
+              </a:graphicData>
+            </a:graphic>
+          </wp:inline>
+        </w:drawing>
+      </w:r>
+    </w:p>
+    <w:p>
+      <w:pPr>
+        <w:pStyle w:val="Paragrafoelenco"/>
+        <w:numPr>
+          <w:ilvl w:val="0"/>
+          <w:numId w:val="21"/>
+        </w:numPr>
+      </w:pPr>
+      <w:r>
+        <w:t>Дождитесь записи прошивки и проверьте результат. В случае ошибки появится окно «ОШИБКА ПРОГРАММИРОВАНИЯ», а в случае успеха — окно «UPDATE COMPLETE». Повторите процедуру для всех 3 USB-разъёмов Baccable.</w:t>
+      </w:r>
+    </w:p>
+    <w:p>
+      <w:pPr>
+        <w:jc w:val="center"/>
+      </w:pPr>
+      <w:r>
+        <w:rPr>
+          <w:noProof/>
+        </w:rPr>
+        <w:drawing>
+          <wp:inline distT="0" distB="0" distL="0" distR="0" wp14:anchorId="0AC4DAAB" wp14:editId="37237653">
+            <wp:extent cx="2059258" cy="1688751"/>
+            <wp:effectExtent l="0" t="0" r="0" b="6985"/>
+            <wp:docPr id="1286779808" name="Immagine 6"/>
+            <wp:cNvGraphicFramePr>
+              <a:graphicFrameLocks xmlns:a="http://schemas.openxmlformats.org/drawingml/2006/main" noChangeAspect="1"/>
+            </wp:cNvGraphicFramePr>
+            <a:graphic xmlns:a="http://schemas.openxmlformats.org/drawingml/2006/main">
+              <a:graphicData uri="http://schemas.openxmlformats.org/drawingml/2006/picture">
+                <pic:pic xmlns:pic="http://schemas.openxmlformats.org/drawingml/2006/picture">
+                  <pic:nvPicPr>
+                    <pic:cNvPr id="0" name="Picture 11"/>
+                    <pic:cNvPicPr>
+                      <a:picLocks noChangeAspect="1" noChangeArrowheads="1"/>
+                    </pic:cNvPicPr>
+                  </pic:nvPicPr>
+                  <pic:blipFill>
+                    <a:blip r:embed="rId28">
+                      <a:extLst>
+                        <a:ext uri="{28A0092B-C50C-407E-A947-70E740481C1C}">
+                          <a14:useLocalDpi xmlns:a14="http://schemas.microsoft.com/office/drawing/2010/main" val="0"/>
+                        </a:ext>
+                      </a:extLst>
+                    </a:blip>
+                    <a:srcRect/>
+                    <a:stretch>
+                      <a:fillRect/>
+                    </a:stretch>
+                  </pic:blipFill>
+                  <pic:spPr bwMode="auto">
+                    <a:xfrm>
+                      <a:off x="0" y="0"/>
+                      <a:ext cx="2073200" cy="1700185"/>
+                    </a:xfrm>
+                    <a:prstGeom prst="rect">
+                      <a:avLst/>
+                    </a:prstGeom>
+                    <a:noFill/>
+                    <a:ln>
+                      <a:noFill/>
+                    </a:ln>
+                  </pic:spPr>
+                </pic:pic>
+              </a:graphicData>
+            </a:graphic>
+          </wp:inline>
+        </w:drawing>
+      </w:r>
+    </w:p>
+    <w:p>
+      <w:pPr>
+        <w:pStyle w:val="Titolo2"/>
+        <w:rPr>
+          <w:rStyle w:val="Enfasigrassetto"/>
+          <w:rFonts w:asciiTheme="minorHAnsi" w:hAnsiTheme="minorHAnsi" w:cstheme="minorHAnsi"/>
+          <w:color w:val="auto"/>
+        </w:rPr>
+      </w:pPr>
+      <w:bookmarkStart w:id="15" w:name="_Toc239527409"/>
+      <w:r>
+        <w:rPr>
+          <w:rStyle w:val="Enfasigrassetto"/>
+          <w:rFonts w:asciiTheme="minorHAnsi" w:hAnsiTheme="minorHAnsi" w:cstheme="minorHAnsi"/>
+          <w:color w:val="auto"/>
+        </w:rPr>
+        <w:lastRenderedPageBreak/>
+        <w:t>1.11.2</w:t>
+      </w:r>
+      <w:r>
+        <w:rPr>
+          <w:rStyle w:val="Enfasigrassetto"/>
+          <w:rFonts w:asciiTheme="minorHAnsi" w:hAnsiTheme="minorHAnsi" w:cstheme="minorHAnsi"/>
+          <w:color w:val="auto"/>
+        </w:rPr>
+        <w:tab/>
+        <w:t>Процедура загрузки прошивки со смартфона</w:t>
+      </w:r>
+      <w:bookmarkEnd w:id="15"/>
+    </w:p>
+    <w:p>
+      <w:pPr>
+        <w:jc w:val="both"/>
+      </w:pPr>
+      <w:r>
+        <w:t>Для выполнения этой процедуры вам потребуется:</w:t>
+      </w:r>
+    </w:p>
+    <w:p>
+      <w:pPr>
+        <w:pStyle w:val="Paragrafoelenco"/>
+        <w:numPr>
+          <w:ilvl w:val="0"/>
+          <w:numId w:val="23"/>
+        </w:numPr>
+        <w:jc w:val="both"/>
+      </w:pPr>
+      <w:r>
+        <w:t>смартфон Android</w:t>
+      </w:r>
+    </w:p>
+    <w:p>
+      <w:pPr>
+        <w:pStyle w:val="Paragrafoelenco"/>
+        <w:numPr>
+          <w:ilvl w:val="0"/>
+          <w:numId w:val="23"/>
+        </w:numPr>
+        <w:jc w:val="both"/>
+      </w:pPr>
+      <w:r>
+        <w:t xml:space="preserve">приложение BaccableApp, </w:t>
+      </w:r>
+      <w:proofErr w:type="spellStart"/>
+      <w:r>
+        <w:t>доступное</w:t>
+      </w:r>
+      <w:proofErr w:type="spellEnd"/>
+      <w:r>
+        <w:t xml:space="preserve"> </w:t>
+      </w:r>
+      <w:proofErr w:type="spellStart"/>
+      <w:r>
+        <w:t>по</w:t>
+      </w:r>
+      <w:proofErr w:type="spellEnd"/>
+      <w:r>
+        <w:t xml:space="preserve"> </w:t>
+      </w:r>
+      <w:proofErr w:type="spellStart"/>
+      <w:r>
+        <w:t>адресу</w:t>
+      </w:r>
+      <w:proofErr w:type="spellEnd"/>
+      <w:r>
+        <w:t xml:space="preserve"> </w:t>
+      </w:r>
+      <w:hyperlink r:id="rId29" w:history="1">
+        <w:r>
+          <w:rPr>
+            <w:rStyle w:val="Collegamentoipertestuale"/>
+          </w:rPr>
+          <w:t>https://www.tr3ma.com/baccable</w:t>
+        </w:r>
+      </w:hyperlink>
+    </w:p>
+    <w:p>
+      <w:pPr>
+        <w:pStyle w:val="Paragrafoelenco"/>
+        <w:numPr>
+          <w:ilvl w:val="0"/>
+          <w:numId w:val="23"/>
+        </w:numPr>
+        <w:jc w:val="both"/>
+      </w:pPr>
+      <w:r>
+        <w:t>USB-кабель между смартфоном и BACCABLE</w:t>
+      </w:r>
+    </w:p>
+    <w:p/>
+    <w:p>
+      <w:pPr>
+        <w:pStyle w:val="Paragrafoelenco"/>
+        <w:numPr>
+          <w:ilvl w:val="0"/>
+          <w:numId w:val="24"/>
+        </w:numPr>
+        <w:jc w:val="both"/>
+      </w:pPr>
+      <w:r>
+        <w:t>Нажмите и удерживайте кнопку программирования на плате.</w:t>
+      </w:r>
+    </w:p>
+    <w:p>
+      <w:pPr>
+        <w:pStyle w:val="Paragrafoelenco"/>
+        <w:numPr>
+          <w:ilvl w:val="0"/>
+          <w:numId w:val="24"/>
+        </w:numPr>
+        <w:jc w:val="both"/>
+      </w:pPr>
+      <w:r>
+        <w:t>Подключите кабель USB OTG к смартфону, затем подключите порт USB BACCABLE (C1, C2 или BH) к OTG-кабелю.</w:t>
+      </w:r>
+    </w:p>
+    <w:p>
+      <w:pPr>
+        <w:pStyle w:val="Paragrafoelenco"/>
+        <w:numPr>
+          <w:ilvl w:val="0"/>
+          <w:numId w:val="24"/>
+        </w:numPr>
+        <w:jc w:val="both"/>
+      </w:pPr>
+      <w:r>
+        <w:t>Только когда загорится зелёный светодиод на BACCABLE, можно отпустить кнопку программирования.</w:t>
+      </w:r>
+    </w:p>
+    <w:p>
+      <w:pPr>
+        <w:jc w:val="both"/>
+      </w:pPr>
+      <w:r>
+        <w:rPr>
+          <w:b/>
+          <w:bCs/>
+        </w:rPr>
+        <w:t>Примечание</w:t>
+      </w:r>
+      <w:r>
+        <w:t>: если ни один из светодиодов Baccable не загорается, зайдите в настройки и включите опцию Специальные возможности -&gt; подключение OTG, либо проверьте кабель.</w:t>
+      </w:r>
+    </w:p>
+    <w:p>
+      <w:pPr>
+        <w:pStyle w:val="Paragrafoelenco"/>
+        <w:numPr>
+          <w:ilvl w:val="0"/>
+          <w:numId w:val="24"/>
+        </w:numPr>
+        <w:jc w:val="both"/>
+      </w:pPr>
+      <w:r>
+        <w:t>Откройте приложение на смартфоне: при первом подключении Android запросит разрешение на доступ к USB-устройству, которое необходимо предоставить для продолжения.</w:t>
+      </w:r>
+    </w:p>
+    <w:p>
+      <w:pPr>
+        <w:pStyle w:val="Paragrafoelenco"/>
+        <w:numPr>
+          <w:ilvl w:val="0"/>
+          <w:numId w:val="24"/>
+        </w:numPr>
+      </w:pPr>
+      <w:r>
+        <w:t>Нажмите кнопку «UPDATE Baccable»</w:t>
+      </w:r>
+    </w:p>
+    <w:p>
+      <w:pPr>
+        <w:jc w:val="center"/>
+      </w:pPr>
+      <w:r>
+        <w:rPr>
+          <w:noProof/>
+        </w:rPr>
+        <w:drawing>
+          <wp:inline distT="0" distB="0" distL="0" distR="0" wp14:anchorId="02B447A4" wp14:editId="753E3DD7">
+            <wp:extent cx="1739590" cy="2639190"/>
+            <wp:effectExtent l="0" t="0" r="0" b="8890"/>
+            <wp:docPr id="2066241549" name="Immagine 1"/>
+            <wp:cNvGraphicFramePr>
+              <a:graphicFrameLocks xmlns:a="http://schemas.openxmlformats.org/drawingml/2006/main" noChangeAspect="1"/>
+            </wp:cNvGraphicFramePr>
+            <a:graphic xmlns:a="http://schemas.openxmlformats.org/drawingml/2006/main">
+              <a:graphicData uri="http://schemas.openxmlformats.org/drawingml/2006/picture">
+                <pic:pic xmlns:pic="http://schemas.openxmlformats.org/drawingml/2006/picture">
+                  <pic:nvPicPr>
+                    <pic:cNvPr id="0" name="Picture 1"/>
+                    <pic:cNvPicPr>
+                      <a:picLocks noChangeAspect="1" noChangeArrowheads="1"/>
+                    </pic:cNvPicPr>
                   </pic:nvPicPr>
                   <pic:blipFill rotWithShape="1">
-                    <a:blip r:embed="rId22"/>
-                    <a:srcRect l="8330" t="-1" b="30480"/>
+                    <a:blip r:embed="rId30" cstate="print">
+                      <a:extLst>
+                        <a:ext uri="{28A0092B-C50C-407E-A947-70E740481C1C}">
+                          <a14:useLocalDpi xmlns:a14="http://schemas.microsoft.com/office/drawing/2010/main" val="0"/>
+                        </a:ext>
+                      </a:extLst>
+                    </a:blip>
+                    <a:srcRect t="18543" b="13320"/>
                     <a:stretch/>
                   </pic:blipFill>
                   <pic:spPr bwMode="auto">
                     <a:xfrm>
                       <a:off x="0" y="0"/>
-                      <a:ext cx="5456427" cy="2415859"/>
+                      <a:ext cx="1783217" cy="2705378"/>
                     </a:xfrm>
                     <a:prstGeom prst="rect">
                       <a:avLst/>
                     </a:prstGeom>
+                    <a:noFill/>
                     <a:ln>
                       <a:noFill/>
                     </a:ln>
@@ -9418,143 +9832,42 @@
           </wp:inline>
         </w:drawing>
       </w:r>
-      <w:r>
-        <w:rPr>
-          <w:lang w:val="ru-RU"/>
-        </w:rPr>
+    </w:p>
+    <w:p>
+      <w:r>
         <w:br w:type="page"/>
       </w:r>
+    </w:p>
+    <w:p>
+      <w:pPr>
+        <w:jc w:val="center"/>
+      </w:pPr>
     </w:p>
     <w:p>
       <w:pPr>
         <w:pStyle w:val="Paragrafoelenco"/>
         <w:numPr>
           <w:ilvl w:val="0"/>
-          <w:numId w:val="21"/>
+          <w:numId w:val="24"/>
         </w:numPr>
-        <w:rPr>
-          <w:lang w:val="ru-RU"/>
-        </w:rPr>
-      </w:pPr>
-      <w:r>
-        <w:rPr>
-          <w:lang w:val="ru-RU"/>
-        </w:rPr>
-        <w:lastRenderedPageBreak/>
-        <w:t>Если в поле PORT отображается NO DFU, как показано на следующем рисунке, это означает, что устройство не было обнаружено, и необходимо повторить данную процедуру сначала или нажать кнопку AGGIORNA (обновить), показанную на следующем рисунке.</w:t>
-      </w:r>
-    </w:p>
-    <w:p>
-      <w:pPr>
-        <w:pStyle w:val="Paragrafoelenco"/>
-        <w:rPr>
-          <w:lang w:val="ru-RU"/>
-        </w:rPr>
-      </w:pPr>
-    </w:p>
-    <w:p>
-      <w:pPr>
-        <w:pStyle w:val="Paragrafoelenco"/>
-        <w:rPr>
-          <w:lang w:val="ru-RU"/>
-        </w:rPr>
+      </w:pPr>
+      <w:r>
+        <w:t>Выберите версию прошивки, которую хотите установить, затем нажмите кнопку, соответствующую USB-разъёму, который был подключён к Baccable</w:t>
+      </w:r>
+    </w:p>
+    <w:p>
+      <w:pPr>
+        <w:jc w:val="center"/>
       </w:pPr>
       <w:r>
         <w:rPr>
           <w:noProof/>
-          <w:lang w:val="ru-RU"/>
-        </w:rPr>
-        <mc:AlternateContent>
-          <mc:Choice Requires="wps">
-            <w:drawing>
-              <wp:anchor distT="0" distB="0" distL="114300" distR="114300" simplePos="0" relativeHeight="251672576" behindDoc="0" locked="0" layoutInCell="1" allowOverlap="1" wp14:anchorId="343BE446" wp14:editId="64A73D41">
-                <wp:simplePos x="0" y="0"/>
-                <wp:positionH relativeFrom="column">
-                  <wp:posOffset>5310169</wp:posOffset>
-                </wp:positionH>
-                <wp:positionV relativeFrom="paragraph">
-                  <wp:posOffset>998220</wp:posOffset>
-                </wp:positionV>
-                <wp:extent cx="298229" cy="512618"/>
-                <wp:effectExtent l="45085" t="12065" r="0" b="13970"/>
-                <wp:wrapNone/>
-                <wp:docPr id="538408863" name="Freccia a sinistra 5"/>
-                <wp:cNvGraphicFramePr/>
-                <a:graphic xmlns:a="http://schemas.openxmlformats.org/drawingml/2006/main">
-                  <a:graphicData uri="http://schemas.microsoft.com/office/word/2010/wordprocessingShape">
-                    <wps:wsp>
-                      <wps:cNvSpPr/>
-                      <wps:spPr>
-                        <a:xfrm rot="5400000">
-                          <a:off x="0" y="0"/>
-                          <a:ext cx="298229" cy="512618"/>
-                        </a:xfrm>
-                        <a:prstGeom prst="leftArrow">
-                          <a:avLst/>
-                        </a:prstGeom>
-                      </wps:spPr>
-                      <wps:style>
-                        <a:lnRef idx="2">
-                          <a:schemeClr val="accent2">
-                            <a:shade val="15000"/>
-                          </a:schemeClr>
-                        </a:lnRef>
-                        <a:fillRef idx="1">
-                          <a:schemeClr val="accent2"/>
-                        </a:fillRef>
-                        <a:effectRef idx="0">
-                          <a:schemeClr val="accent2"/>
-                        </a:effectRef>
-                        <a:fontRef idx="minor">
-                          <a:schemeClr val="lt1"/>
-                        </a:fontRef>
-                      </wps:style>
-                      <wps:bodyPr rot="0" spcFirstLastPara="0" vertOverflow="overflow" horzOverflow="overflow" vert="horz" wrap="square" lIns="91440" tIns="45720" rIns="91440" bIns="45720" numCol="1" spcCol="0" rtlCol="0" fromWordArt="0" anchor="ctr" anchorCtr="0" forceAA="0" compatLnSpc="1">
-                        <a:prstTxWarp prst="textNoShape">
-                          <a:avLst/>
-                        </a:prstTxWarp>
-                        <a:noAutofit/>
-                      </wps:bodyPr>
-                    </wps:wsp>
-                  </a:graphicData>
-                </a:graphic>
-                <wp14:sizeRelH relativeFrom="margin">
-                  <wp14:pctWidth>0</wp14:pctWidth>
-                </wp14:sizeRelH>
-              </wp:anchor>
-            </w:drawing>
-          </mc:Choice>
-          <mc:Fallback>
-            <w:pict>
-              <v:shapetype w14:anchorId="7FAC214A" id="_x0000_t66" coordsize="21600,21600" o:spt="66" adj="5400,5400" path="m@0,l@0@1,21600@1,21600@2@0@2@0,21600,,10800xe">
-                <v:stroke joinstyle="miter"/>
-                <v:formulas>
-                  <v:f eqn="val #0"/>
-                  <v:f eqn="val #1"/>
-                  <v:f eqn="sum 21600 0 #1"/>
-                  <v:f eqn="prod #0 #1 10800"/>
-                  <v:f eqn="sum #0 0 @3"/>
-                </v:formulas>
-                <v:path o:connecttype="custom" o:connectlocs="@0,0;0,10800;@0,21600;21600,10800" o:connectangles="270,180,90,0" textboxrect="@4,@1,21600,@2"/>
-                <v:handles>
-                  <v:h position="#0,#1" xrange="0,21600" yrange="0,10800"/>
-                </v:handles>
-              </v:shapetype>
-              <v:shape id="Freccia a sinistra 5" o:spid="_x0000_s1026" type="#_x0000_t66" style="position:absolute;margin-left:418.1pt;margin-top:78.6pt;width:23.5pt;height:40.35pt;rotation:90;z-index:251672576;visibility:visible;mso-wrap-style:square;mso-width-percent:0;mso-wrap-distance-left:9pt;mso-wrap-distance-top:0;mso-wrap-distance-right:9pt;mso-wrap-distance-bottom:0;mso-position-horizontal:absolute;mso-position-horizontal-relative:text;mso-position-vertical:absolute;mso-position-vertical-relative:text;mso-width-percent:0;mso-width-relative:margin;v-text-anchor:middle" o:gfxdata="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" adj="10800" fillcolor="#ed7d31 [3205]" strokecolor="#261103 [485]" strokeweight="1pt"/>
-            </w:pict>
-          </mc:Fallback>
-        </mc:AlternateContent>
-      </w:r>
-      <w:r>
-        <w:rPr>
-          <w:noProof/>
-          <w:lang w:val="ru-RU"/>
         </w:rPr>
         <w:drawing>
-          <wp:inline distT="0" distB="0" distL="0" distR="0" wp14:anchorId="4776E394" wp14:editId="2C171C9B">
-            <wp:extent cx="2589472" cy="1364210"/>
-            <wp:effectExtent l="0" t="0" r="1905" b="7620"/>
-            <wp:docPr id="1278962658" name="Immagine 1"/>
+          <wp:inline distT="0" distB="0" distL="0" distR="0" wp14:anchorId="0344F183" wp14:editId="3537FD88">
+            <wp:extent cx="1776095" cy="3425876"/>
+            <wp:effectExtent l="0" t="0" r="0" b="3175"/>
+            <wp:docPr id="1296378366" name="Immagine 3"/>
             <wp:cNvGraphicFramePr>
               <a:graphicFrameLocks xmlns:a="http://schemas.openxmlformats.org/drawingml/2006/main" noChangeAspect="1"/>
             </wp:cNvGraphicFramePr>
@@ -9562,69 +9875,31 @@
               <a:graphicData uri="http://schemas.openxmlformats.org/drawingml/2006/picture">
                 <pic:pic xmlns:pic="http://schemas.openxmlformats.org/drawingml/2006/picture">
                   <pic:nvPicPr>
-                    <pic:cNvPr id="1278962658" name=""/>
-                    <pic:cNvPicPr/>
-                  </pic:nvPicPr>
-                  <pic:blipFill>
-                    <a:blip r:embed="rId23"/>
-                    <a:stretch>
-                      <a:fillRect/>
-                    </a:stretch>
-                  </pic:blipFill>
-                  <pic:spPr>
-                    <a:xfrm>
-                      <a:off x="0" y="0"/>
-                      <a:ext cx="2605685" cy="1372751"/>
-                    </a:xfrm>
-                    <a:prstGeom prst="rect">
-                      <a:avLst/>
-                    </a:prstGeom>
-                  </pic:spPr>
-                </pic:pic>
-              </a:graphicData>
-            </a:graphic>
-          </wp:inline>
-        </w:drawing>
-      </w:r>
-      <w:r>
-        <w:rPr>
-          <w:lang w:val="ru-RU"/>
-        </w:rPr>
-        <w:t xml:space="preserve">   </w:t>
-      </w:r>
-      <w:r>
-        <w:rPr>
-          <w:noProof/>
-          <w:lang w:val="ru-RU"/>
-        </w:rPr>
-        <w:drawing>
-          <wp:inline distT="0" distB="0" distL="0" distR="0" wp14:anchorId="522EC585" wp14:editId="2242F03A">
-            <wp:extent cx="2636710" cy="1371485"/>
-            <wp:effectExtent l="0" t="0" r="0" b="635"/>
-            <wp:docPr id="1379072833" name="Immagine 1"/>
-            <wp:cNvGraphicFramePr>
-              <a:graphicFrameLocks xmlns:a="http://schemas.openxmlformats.org/drawingml/2006/main" noChangeAspect="1"/>
-            </wp:cNvGraphicFramePr>
-            <a:graphic xmlns:a="http://schemas.openxmlformats.org/drawingml/2006/main">
-              <a:graphicData uri="http://schemas.openxmlformats.org/drawingml/2006/picture">
-                <pic:pic xmlns:pic="http://schemas.openxmlformats.org/drawingml/2006/picture">
-                  <pic:nvPicPr>
-                    <pic:cNvPr id="1379072833" name=""/>
-                    <pic:cNvPicPr/>
+                    <pic:cNvPr id="0" name="Picture 3"/>
+                    <pic:cNvPicPr>
+                      <a:picLocks noChangeAspect="1" noChangeArrowheads="1"/>
+                    </pic:cNvPicPr>
                   </pic:nvPicPr>
                   <pic:blipFill rotWithShape="1">
-                    <a:blip r:embed="rId24"/>
-                    <a:srcRect t="15044" b="9720"/>
+                    <a:blip r:embed="rId31" cstate="print">
+                      <a:extLst>
+                        <a:ext uri="{28A0092B-C50C-407E-A947-70E740481C1C}">
+                          <a14:useLocalDpi xmlns:a14="http://schemas.microsoft.com/office/drawing/2010/main" val="0"/>
+                        </a:ext>
+                      </a:extLst>
+                    </a:blip>
+                    <a:srcRect t="4698" b="8686"/>
                     <a:stretch/>
                   </pic:blipFill>
                   <pic:spPr bwMode="auto">
                     <a:xfrm>
                       <a:off x="0" y="0"/>
-                      <a:ext cx="2662741" cy="1385025"/>
+                      <a:ext cx="1786689" cy="3446311"/>
                     </a:xfrm>
                     <a:prstGeom prst="rect">
                       <a:avLst/>
                     </a:prstGeom>
+                    <a:noFill/>
                     <a:ln>
                       <a:noFill/>
                     </a:ln>
@@ -9644,95 +9919,40 @@
     <w:p>
       <w:pPr>
         <w:pStyle w:val="Paragrafoelenco"/>
-        <w:jc w:val="center"/>
-        <w:rPr>
-          <w:b/>
-          <w:bCs/>
-          <w:lang w:val="ru-RU"/>
-        </w:rPr>
-      </w:pPr>
-      <w:r>
-        <w:rPr>
-          <w:b/>
-          <w:bCs/>
-          <w:lang w:val="ru-RU"/>
-        </w:rPr>
-        <w:t xml:space="preserve">Устройство не обнаружено </w:t>
-      </w:r>
-      <w:r>
-        <w:rPr>
-          <w:b/>
-          <w:bCs/>
-          <w:lang w:val="ru-RU"/>
-        </w:rPr>
-        <w:tab/>
-      </w:r>
-      <w:r>
-        <w:rPr>
-          <w:b/>
-          <w:bCs/>
-          <w:lang w:val="ru-RU"/>
-        </w:rPr>
-        <w:tab/>
-        <w:t>Устройство обнаружено корректно</w:t>
-      </w:r>
-    </w:p>
-    <w:p>
-      <w:pPr>
-        <w:pStyle w:val="Paragrafoelenco"/>
-        <w:jc w:val="center"/>
-        <w:rPr>
-          <w:b/>
-          <w:bCs/>
-          <w:lang w:val="ru-RU"/>
-        </w:rPr>
-      </w:pPr>
+        <w:numPr>
+          <w:ilvl w:val="0"/>
+          <w:numId w:val="24"/>
+        </w:numPr>
+      </w:pPr>
+      <w:r>
+        <w:t>В окне «Подключение платы», если плата не была обнаружена, появится сообщение «ожидание bootloader»; в противном случае вы сразу перейдёте к следующему экрану</w:t>
+      </w:r>
     </w:p>
     <w:p>
       <w:pPr>
         <w:pStyle w:val="Paragrafoelenco"/>
         <w:numPr>
           <w:ilvl w:val="0"/>
-          <w:numId w:val="21"/>
+          <w:numId w:val="24"/>
         </w:numPr>
-        <w:jc w:val="both"/>
-        <w:rPr>
-          <w:lang w:val="ru-RU"/>
-        </w:rPr>
-      </w:pPr>
-      <w:r>
-        <w:rPr>
-          <w:lang w:val="ru-RU"/>
-        </w:rPr>
-        <w:t>Если при нажатии кнопки CONNECT появляется ошибка «device is under read out protection», как показано на следующем рисунке, вероятно, существует несовместимость между чипсетом порта USB ПК и чипом, используемым в BACCABLE. Чтобы обойти эту ошибку, можно повторить процедуру с другими портами USB ПК, либо использовать другой ПК, либо использовать USB-концентратор (желательно медленный, не последнего поколения) между BACCABLE и ПК. Этот последний метод идеально подходит для ПК нового поколения.</w:t>
-      </w:r>
-    </w:p>
-    <w:p>
-      <w:pPr>
-        <w:pStyle w:val="Paragrafoelenco"/>
-        <w:rPr>
-          <w:lang w:val="ru-RU"/>
-        </w:rPr>
-      </w:pPr>
-    </w:p>
-    <w:p>
-      <w:pPr>
-        <w:pStyle w:val="Paragrafoelenco"/>
-        <w:ind w:left="709"/>
-        <w:rPr>
-          <w:lang w:val="ru-RU"/>
-        </w:rPr>
+      </w:pPr>
+      <w:r>
+        <w:t>Выберите нужные параметры стирания или оставьте их не выбранными, если хотите только обновить прошивку. Нажмите кнопку Программировать, чтобы начать обновление прошивки.</w:t>
+      </w:r>
+    </w:p>
+    <w:p>
+      <w:pPr>
+        <w:jc w:val="center"/>
       </w:pPr>
       <w:r>
         <w:rPr>
           <w:noProof/>
-          <w:lang w:val="ru-RU"/>
         </w:rPr>
         <w:drawing>
-          <wp:inline distT="0" distB="0" distL="0" distR="0" wp14:anchorId="52D6B544" wp14:editId="48D23FF1">
-            <wp:extent cx="5430751" cy="3335518"/>
-            <wp:effectExtent l="0" t="0" r="0" b="0"/>
-            <wp:docPr id="892792508" name="Immagine 1"/>
+          <wp:inline distT="0" distB="0" distL="0" distR="0" wp14:anchorId="08CBDC7D" wp14:editId="4D26D315">
+            <wp:extent cx="1349890" cy="2525757"/>
+            <wp:effectExtent l="0" t="0" r="3175" b="8255"/>
+            <wp:docPr id="1780467428" name="Immagine 4"/>
             <wp:cNvGraphicFramePr>
               <a:graphicFrameLocks xmlns:a="http://schemas.openxmlformats.org/drawingml/2006/main" noChangeAspect="1"/>
             </wp:cNvGraphicFramePr>
@@ -9740,22 +9960,31 @@
               <a:graphicData uri="http://schemas.openxmlformats.org/drawingml/2006/picture">
                 <pic:pic xmlns:pic="http://schemas.openxmlformats.org/drawingml/2006/picture">
                   <pic:nvPicPr>
-                    <pic:cNvPr id="892792508" name=""/>
-                    <pic:cNvPicPr/>
+                    <pic:cNvPr id="0" name="Picture 5"/>
+                    <pic:cNvPicPr>
+                      <a:picLocks noChangeAspect="1" noChangeArrowheads="1"/>
+                    </pic:cNvPicPr>
                   </pic:nvPicPr>
                   <pic:blipFill rotWithShape="1">
-                    <a:blip r:embed="rId25"/>
-                    <a:srcRect l="3032" r="5534"/>
+                    <a:blip r:embed="rId32" cstate="print">
+                      <a:extLst>
+                        <a:ext uri="{28A0092B-C50C-407E-A947-70E740481C1C}">
+                          <a14:useLocalDpi xmlns:a14="http://schemas.microsoft.com/office/drawing/2010/main" val="0"/>
+                        </a:ext>
+                      </a:extLst>
+                    </a:blip>
+                    <a:srcRect t="10540" b="5440"/>
                     <a:stretch/>
                   </pic:blipFill>
                   <pic:spPr bwMode="auto">
                     <a:xfrm>
                       <a:off x="0" y="0"/>
-                      <a:ext cx="5430975" cy="3335655"/>
+                      <a:ext cx="1375514" cy="2573701"/>
                     </a:xfrm>
                     <a:prstGeom prst="rect">
                       <a:avLst/>
                     </a:prstGeom>
+                    <a:noFill/>
                     <a:ln>
                       <a:noFill/>
                     </a:ln>
@@ -9771,195 +10000,33 @@
           </wp:inline>
         </w:drawing>
       </w:r>
-      <w:r>
-        <w:rPr>
-          <w:lang w:val="ru-RU"/>
-        </w:rPr>
-        <w:br w:type="page"/>
-      </w:r>
     </w:p>
     <w:p>
       <w:pPr>
         <w:pStyle w:val="Paragrafoelenco"/>
         <w:numPr>
           <w:ilvl w:val="0"/>
-          <w:numId w:val="21"/>
+          <w:numId w:val="24"/>
         </w:numPr>
-        <w:rPr>
-          <w:lang w:val="ru-RU"/>
-        </w:rPr>
-      </w:pPr>
-      <w:r>
-        <w:rPr>
-          <w:lang w:val="ru-RU"/>
-        </w:rPr>
+      </w:pPr>
+      <w:r>
         <w:lastRenderedPageBreak/>
-        <w:t>Если подключение прошло успешно, перейдите в раздел «Erasing and Programming», затем нажмите кнопку BROWSE.</w:t>
-      </w:r>
-    </w:p>
-    <w:p>
-      <w:pPr>
-        <w:pStyle w:val="Paragrafoelenco"/>
-        <w:rPr>
-          <w:lang w:val="ru-RU"/>
-        </w:rPr>
-      </w:pPr>
-    </w:p>
-    <w:p>
-      <w:pPr>
-        <w:pStyle w:val="Paragrafoelenco"/>
-        <w:rPr>
-          <w:lang w:val="ru-RU"/>
-        </w:rPr>
+        <w:t>По завершении программирования появится окно состояния с результатом обновления прошивки. Повторите процедуру для всех 3 USB-разъёмов Baccable.</w:t>
+      </w:r>
+    </w:p>
+    <w:p>
+      <w:pPr>
+        <w:jc w:val="center"/>
       </w:pPr>
       <w:r>
         <w:rPr>
           <w:noProof/>
-          <w:lang w:val="ru-RU"/>
-        </w:rPr>
-        <mc:AlternateContent>
-          <mc:Choice Requires="wps">
-            <w:drawing>
-              <wp:anchor distT="0" distB="0" distL="114300" distR="114300" simplePos="0" relativeHeight="251674624" behindDoc="0" locked="0" layoutInCell="1" allowOverlap="1" wp14:anchorId="7EF983B5" wp14:editId="64782312">
-                <wp:simplePos x="0" y="0"/>
-                <wp:positionH relativeFrom="column">
-                  <wp:posOffset>4440613</wp:posOffset>
-                </wp:positionH>
-                <wp:positionV relativeFrom="paragraph">
-                  <wp:posOffset>1626004</wp:posOffset>
-                </wp:positionV>
-                <wp:extent cx="270163" cy="1059873"/>
-                <wp:effectExtent l="19050" t="19050" r="34925" b="26035"/>
-                <wp:wrapNone/>
-                <wp:docPr id="350629310" name="Freccia in su 7"/>
-                <wp:cNvGraphicFramePr/>
-                <a:graphic xmlns:a="http://schemas.openxmlformats.org/drawingml/2006/main">
-                  <a:graphicData uri="http://schemas.microsoft.com/office/word/2010/wordprocessingShape">
-                    <wps:wsp>
-                      <wps:cNvSpPr/>
-                      <wps:spPr>
-                        <a:xfrm>
-                          <a:off x="0" y="0"/>
-                          <a:ext cx="270163" cy="1059873"/>
-                        </a:xfrm>
-                        <a:prstGeom prst="upArrow">
-                          <a:avLst/>
-                        </a:prstGeom>
-                      </wps:spPr>
-                      <wps:style>
-                        <a:lnRef idx="2">
-                          <a:schemeClr val="accent2">
-                            <a:shade val="15000"/>
-                          </a:schemeClr>
-                        </a:lnRef>
-                        <a:fillRef idx="1">
-                          <a:schemeClr val="accent2"/>
-                        </a:fillRef>
-                        <a:effectRef idx="0">
-                          <a:schemeClr val="accent2"/>
-                        </a:effectRef>
-                        <a:fontRef idx="minor">
-                          <a:schemeClr val="lt1"/>
-                        </a:fontRef>
-                      </wps:style>
-                      <wps:bodyPr rot="0" spcFirstLastPara="0" vertOverflow="overflow" horzOverflow="overflow" vert="horz" wrap="square" lIns="91440" tIns="45720" rIns="91440" bIns="45720" numCol="1" spcCol="0" rtlCol="0" fromWordArt="0" anchor="ctr" anchorCtr="0" forceAA="0" compatLnSpc="1">
-                        <a:prstTxWarp prst="textNoShape">
-                          <a:avLst/>
-                        </a:prstTxWarp>
-                        <a:noAutofit/>
-                      </wps:bodyPr>
-                    </wps:wsp>
-                  </a:graphicData>
-                </a:graphic>
-              </wp:anchor>
-            </w:drawing>
-          </mc:Choice>
-          <mc:Fallback>
-            <w:pict>
-              <v:shape w14:anchorId="5CAC3DBD" id="Freccia in su 7" o:spid="_x0000_s1026" type="#_x0000_t68" style="position:absolute;margin-left:349.65pt;margin-top:128.05pt;width:21.25pt;height:83.45pt;z-index:251674624;visibility:visible;mso-wrap-style:square;mso-wrap-distance-left:9pt;mso-wrap-distance-top:0;mso-wrap-distance-right:9pt;mso-wrap-distance-bottom:0;mso-position-horizontal:absolute;mso-position-horizontal-relative:text;mso-position-vertical:absolute;mso-position-vertical-relative:text;v-text-anchor:middle" o:gfxdata="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" adj="2753" fillcolor="#ed7d31 [3205]" strokecolor="#261103 [485]" strokeweight="1pt"/>
-            </w:pict>
-          </mc:Fallback>
-        </mc:AlternateContent>
-      </w:r>
-      <w:r>
-        <w:rPr>
-          <w:noProof/>
-          <w:lang w:val="ru-RU"/>
-        </w:rPr>
-        <mc:AlternateContent>
-          <mc:Choice Requires="wps">
-            <w:drawing>
-              <wp:anchor distT="0" distB="0" distL="114300" distR="114300" simplePos="0" relativeHeight="251673600" behindDoc="0" locked="0" layoutInCell="1" allowOverlap="1" wp14:anchorId="24329062" wp14:editId="25B1331D">
-                <wp:simplePos x="0" y="0"/>
-                <wp:positionH relativeFrom="column">
-                  <wp:posOffset>699828</wp:posOffset>
-                </wp:positionH>
-                <wp:positionV relativeFrom="paragraph">
-                  <wp:posOffset>1501313</wp:posOffset>
-                </wp:positionV>
-                <wp:extent cx="1198418" cy="284018"/>
-                <wp:effectExtent l="19050" t="19050" r="20955" b="40005"/>
-                <wp:wrapNone/>
-                <wp:docPr id="116951723" name="Freccia a sinistra 6"/>
-                <wp:cNvGraphicFramePr/>
-                <a:graphic xmlns:a="http://schemas.openxmlformats.org/drawingml/2006/main">
-                  <a:graphicData uri="http://schemas.microsoft.com/office/word/2010/wordprocessingShape">
-                    <wps:wsp>
-                      <wps:cNvSpPr/>
-                      <wps:spPr>
-                        <a:xfrm>
-                          <a:off x="0" y="0"/>
-                          <a:ext cx="1198418" cy="284018"/>
-                        </a:xfrm>
-                        <a:prstGeom prst="leftArrow">
-                          <a:avLst/>
-                        </a:prstGeom>
-                      </wps:spPr>
-                      <wps:style>
-                        <a:lnRef idx="2">
-                          <a:schemeClr val="accent2">
-                            <a:shade val="15000"/>
-                          </a:schemeClr>
-                        </a:lnRef>
-                        <a:fillRef idx="1">
-                          <a:schemeClr val="accent2"/>
-                        </a:fillRef>
-                        <a:effectRef idx="0">
-                          <a:schemeClr val="accent2"/>
-                        </a:effectRef>
-                        <a:fontRef idx="minor">
-                          <a:schemeClr val="lt1"/>
-                        </a:fontRef>
-                      </wps:style>
-                      <wps:bodyPr rot="0" spcFirstLastPara="0" vertOverflow="overflow" horzOverflow="overflow" vert="horz" wrap="square" lIns="91440" tIns="45720" rIns="91440" bIns="45720" numCol="1" spcCol="0" rtlCol="0" fromWordArt="0" anchor="ctr" anchorCtr="0" forceAA="0" compatLnSpc="1">
-                        <a:prstTxWarp prst="textNoShape">
-                          <a:avLst/>
-                        </a:prstTxWarp>
-                        <a:noAutofit/>
-                      </wps:bodyPr>
-                    </wps:wsp>
-                  </a:graphicData>
-                </a:graphic>
-              </wp:anchor>
-            </w:drawing>
-          </mc:Choice>
-          <mc:Fallback>
-            <w:pict>
-              <v:shape w14:anchorId="54B2E2DE" id="Freccia a sinistra 6" o:spid="_x0000_s1026" type="#_x0000_t66" style="position:absolute;margin-left:55.1pt;margin-top:118.2pt;width:94.35pt;height:22.35pt;z-index:251673600;visibility:visible;mso-wrap-style:square;mso-wrap-distance-left:9pt;mso-wrap-distance-top:0;mso-wrap-distance-right:9pt;mso-wrap-distance-bottom:0;mso-position-horizontal:absolute;mso-position-horizontal-relative:text;mso-position-vertical:absolute;mso-position-vertical-relative:text;v-text-anchor:middle" o:gfxdata="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" adj="2560" fillcolor="#ed7d31 [3205]" strokecolor="#261103 [485]" strokeweight="1pt"/>
-            </w:pict>
-          </mc:Fallback>
-        </mc:AlternateContent>
-      </w:r>
-      <w:r>
-        <w:rPr>
-          <w:noProof/>
-          <w:lang w:val="ru-RU"/>
         </w:rPr>
         <w:drawing>
-          <wp:inline distT="0" distB="0" distL="0" distR="0" wp14:anchorId="2B0CA6E5" wp14:editId="4A89C730">
-            <wp:extent cx="5939790" cy="2957945"/>
-            <wp:effectExtent l="0" t="0" r="3810" b="0"/>
-            <wp:docPr id="843166932" name="Immagine 1"/>
+          <wp:inline distT="0" distB="0" distL="0" distR="0" wp14:anchorId="0DA564E6" wp14:editId="762A3B03">
+            <wp:extent cx="2120272" cy="4720983"/>
+            <wp:effectExtent l="0" t="0" r="0" b="3810"/>
+            <wp:docPr id="381474052" name="Immagine 6"/>
             <wp:cNvGraphicFramePr>
               <a:graphicFrameLocks xmlns:a="http://schemas.openxmlformats.org/drawingml/2006/main" noChangeAspect="1"/>
             </wp:cNvGraphicFramePr>
@@ -9967,30 +10034,36 @@
               <a:graphicData uri="http://schemas.openxmlformats.org/drawingml/2006/picture">
                 <pic:pic xmlns:pic="http://schemas.openxmlformats.org/drawingml/2006/picture">
                   <pic:nvPicPr>
-                    <pic:cNvPr id="843166932" name=""/>
-                    <pic:cNvPicPr/>
+                    <pic:cNvPr id="0" name="Picture 9"/>
+                    <pic:cNvPicPr>
+                      <a:picLocks noChangeAspect="1" noChangeArrowheads="1"/>
+                    </pic:cNvPicPr>
                   </pic:nvPicPr>
-                  <pic:blipFill rotWithShape="1">
-                    <a:blip r:embed="rId26"/>
-                    <a:srcRect b="37858"/>
-                    <a:stretch/>
+                  <pic:blipFill>
+                    <a:blip r:embed="rId33" cstate="print">
+                      <a:extLst>
+                        <a:ext uri="{28A0092B-C50C-407E-A947-70E740481C1C}">
+                          <a14:useLocalDpi xmlns:a14="http://schemas.microsoft.com/office/drawing/2010/main" val="0"/>
+                        </a:ext>
+                      </a:extLst>
+                    </a:blip>
+                    <a:srcRect/>
+                    <a:stretch>
+                      <a:fillRect/>
+                    </a:stretch>
                   </pic:blipFill>
                   <pic:spPr bwMode="auto">
                     <a:xfrm>
                       <a:off x="0" y="0"/>
-                      <a:ext cx="5939790" cy="2957945"/>
+                      <a:ext cx="2126567" cy="4735000"/>
                     </a:xfrm>
                     <a:prstGeom prst="rect">
                       <a:avLst/>
                     </a:prstGeom>
+                    <a:noFill/>
                     <a:ln>
                       <a:noFill/>
                     </a:ln>
-                    <a:extLst>
-                      <a:ext uri="{53640926-AAD7-44D8-BBD7-CCE9431645EC}">
-                        <a14:shadowObscured xmlns:a14="http://schemas.microsoft.com/office/drawing/2010/main"/>
-                      </a:ext>
-                    </a:extLst>
                   </pic:spPr>
                 </pic:pic>
               </a:graphicData>
@@ -10001,961 +10074,6 @@
     </w:p>
     <w:p>
       <w:pPr>
-        <w:pStyle w:val="Paragrafoelenco"/>
-        <w:rPr>
-          <w:lang w:val="ru-RU"/>
-        </w:rPr>
-      </w:pPr>
-    </w:p>
-    <w:p>
-      <w:pPr>
-        <w:pStyle w:val="Paragrafoelenco"/>
-        <w:numPr>
-          <w:ilvl w:val="0"/>
-          <w:numId w:val="21"/>
-        </w:numPr>
-        <w:rPr>
-          <w:lang w:val="ru-RU"/>
-        </w:rPr>
-      </w:pPr>
-      <w:r>
-        <w:rPr>
-          <w:lang w:val="ru-RU"/>
-        </w:rPr>
-        <w:t>Выберите файл .elf, который вы хотите загрузить, в зависимости от разъёма, к которому вы подключены (согласно указаниям в п. 1.11).</w:t>
-      </w:r>
-    </w:p>
-    <w:p>
-      <w:pPr>
-        <w:pStyle w:val="Paragrafoelenco"/>
-        <w:numPr>
-          <w:ilvl w:val="0"/>
-          <w:numId w:val="21"/>
-        </w:numPr>
-        <w:rPr>
-          <w:lang w:val="ru-RU"/>
-        </w:rPr>
-      </w:pPr>
-      <w:r>
-        <w:rPr>
-          <w:lang w:val="ru-RU"/>
-        </w:rPr>
-        <w:t>Выберите опцию «Verify Programming» и нажмите кнопку START PROGRAMMING.</w:t>
-      </w:r>
-    </w:p>
-    <w:p>
-      <w:pPr>
-        <w:pStyle w:val="Paragrafoelenco"/>
-        <w:rPr>
-          <w:lang w:val="ru-RU"/>
-        </w:rPr>
-      </w:pPr>
-    </w:p>
-    <w:p>
-      <w:pPr>
-        <w:pStyle w:val="Paragrafoelenco"/>
-        <w:rPr>
-          <w:lang w:val="ru-RU"/>
-        </w:rPr>
-      </w:pPr>
-      <w:r>
-        <w:rPr>
-          <w:noProof/>
-          <w:lang w:val="ru-RU"/>
-        </w:rPr>
-        <mc:AlternateContent>
-          <mc:Choice Requires="wps">
-            <w:drawing>
-              <wp:anchor distT="0" distB="0" distL="114300" distR="114300" simplePos="0" relativeHeight="251676672" behindDoc="0" locked="0" layoutInCell="1" allowOverlap="1" wp14:anchorId="69F1853B" wp14:editId="1F5E623B">
-                <wp:simplePos x="0" y="0"/>
-                <wp:positionH relativeFrom="column">
-                  <wp:posOffset>1069785</wp:posOffset>
-                </wp:positionH>
-                <wp:positionV relativeFrom="paragraph">
-                  <wp:posOffset>2898918</wp:posOffset>
-                </wp:positionV>
-                <wp:extent cx="1717964" cy="432421"/>
-                <wp:effectExtent l="0" t="342900" r="0" b="368300"/>
-                <wp:wrapNone/>
-                <wp:docPr id="1209794124" name="Freccia a sinistra 9"/>
-                <wp:cNvGraphicFramePr/>
-                <a:graphic xmlns:a="http://schemas.openxmlformats.org/drawingml/2006/main">
-                  <a:graphicData uri="http://schemas.microsoft.com/office/word/2010/wordprocessingShape">
-                    <wps:wsp>
-                      <wps:cNvSpPr/>
-                      <wps:spPr>
-                        <a:xfrm rot="1985016">
-                          <a:off x="0" y="0"/>
-                          <a:ext cx="1717964" cy="432421"/>
-                        </a:xfrm>
-                        <a:prstGeom prst="leftArrow">
-                          <a:avLst/>
-                        </a:prstGeom>
-                      </wps:spPr>
-                      <wps:style>
-                        <a:lnRef idx="2">
-                          <a:schemeClr val="accent2">
-                            <a:shade val="15000"/>
-                          </a:schemeClr>
-                        </a:lnRef>
-                        <a:fillRef idx="1">
-                          <a:schemeClr val="accent2"/>
-                        </a:fillRef>
-                        <a:effectRef idx="0">
-                          <a:schemeClr val="accent2"/>
-                        </a:effectRef>
-                        <a:fontRef idx="minor">
-                          <a:schemeClr val="lt1"/>
-                        </a:fontRef>
-                      </wps:style>
-                      <wps:bodyPr rot="0" spcFirstLastPara="0" vertOverflow="overflow" horzOverflow="overflow" vert="horz" wrap="square" lIns="91440" tIns="45720" rIns="91440" bIns="45720" numCol="1" spcCol="0" rtlCol="0" fromWordArt="0" anchor="ctr" anchorCtr="0" forceAA="0" compatLnSpc="1">
-                        <a:prstTxWarp prst="textNoShape">
-                          <a:avLst/>
-                        </a:prstTxWarp>
-                        <a:noAutofit/>
-                      </wps:bodyPr>
-                    </wps:wsp>
-                  </a:graphicData>
-                </a:graphic>
-                <wp14:sizeRelV relativeFrom="margin">
-                  <wp14:pctHeight>0</wp14:pctHeight>
-                </wp14:sizeRelV>
-              </wp:anchor>
-            </w:drawing>
-          </mc:Choice>
-          <mc:Fallback>
-            <w:pict>
-              <v:shape w14:anchorId="601874A8" id="Freccia a sinistra 9" o:spid="_x0000_s1026" type="#_x0000_t66" style="position:absolute;margin-left:84.25pt;margin-top:228.25pt;width:135.25pt;height:34.05pt;rotation:2168167fd;z-index:251676672;visibility:visible;mso-wrap-style:square;mso-height-percent:0;mso-wrap-distance-left:9pt;mso-wrap-distance-top:0;mso-wrap-distance-right:9pt;mso-wrap-distance-bottom:0;mso-position-horizontal:absolute;mso-position-horizontal-relative:text;mso-position-vertical:absolute;mso-position-vertical-relative:text;mso-height-percent:0;mso-height-relative:margin;v-text-anchor:middle" o:gfxdata="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" adj="2718" fillcolor="#ed7d31 [3205]" strokecolor="#261103 [485]" strokeweight="1pt"/>
-            </w:pict>
-          </mc:Fallback>
-        </mc:AlternateContent>
-      </w:r>
-      <w:r>
-        <w:rPr>
-          <w:noProof/>
-          <w:lang w:val="ru-RU"/>
-        </w:rPr>
-        <mc:AlternateContent>
-          <mc:Choice Requires="wps">
-            <w:drawing>
-              <wp:anchor distT="0" distB="0" distL="114300" distR="114300" simplePos="0" relativeHeight="251675648" behindDoc="0" locked="0" layoutInCell="1" allowOverlap="1" wp14:anchorId="4F3B9E58" wp14:editId="76A0D5D7">
-                <wp:simplePos x="0" y="0"/>
-                <wp:positionH relativeFrom="column">
-                  <wp:posOffset>4295140</wp:posOffset>
-                </wp:positionH>
-                <wp:positionV relativeFrom="paragraph">
-                  <wp:posOffset>2091805</wp:posOffset>
-                </wp:positionV>
-                <wp:extent cx="394855" cy="1039091"/>
-                <wp:effectExtent l="19050" t="0" r="24765" b="46990"/>
-                <wp:wrapNone/>
-                <wp:docPr id="1144259523" name="Freccia in giù 8"/>
-                <wp:cNvGraphicFramePr/>
-                <a:graphic xmlns:a="http://schemas.openxmlformats.org/drawingml/2006/main">
-                  <a:graphicData uri="http://schemas.microsoft.com/office/word/2010/wordprocessingShape">
-                    <wps:wsp>
-                      <wps:cNvSpPr/>
-                      <wps:spPr>
-                        <a:xfrm>
-                          <a:off x="0" y="0"/>
-                          <a:ext cx="394855" cy="1039091"/>
-                        </a:xfrm>
-                        <a:prstGeom prst="downArrow">
-                          <a:avLst/>
-                        </a:prstGeom>
-                      </wps:spPr>
-                      <wps:style>
-                        <a:lnRef idx="2">
-                          <a:schemeClr val="accent2">
-                            <a:shade val="15000"/>
-                          </a:schemeClr>
-                        </a:lnRef>
-                        <a:fillRef idx="1">
-                          <a:schemeClr val="accent2"/>
-                        </a:fillRef>
-                        <a:effectRef idx="0">
-                          <a:schemeClr val="accent2"/>
-                        </a:effectRef>
-                        <a:fontRef idx="minor">
-                          <a:schemeClr val="lt1"/>
-                        </a:fontRef>
-                      </wps:style>
-                      <wps:bodyPr rot="0" spcFirstLastPara="0" vertOverflow="overflow" horzOverflow="overflow" vert="horz" wrap="square" lIns="91440" tIns="45720" rIns="91440" bIns="45720" numCol="1" spcCol="0" rtlCol="0" fromWordArt="0" anchor="ctr" anchorCtr="0" forceAA="0" compatLnSpc="1">
-                        <a:prstTxWarp prst="textNoShape">
-                          <a:avLst/>
-                        </a:prstTxWarp>
-                        <a:noAutofit/>
-                      </wps:bodyPr>
-                    </wps:wsp>
-                  </a:graphicData>
-                </a:graphic>
-              </wp:anchor>
-            </w:drawing>
-          </mc:Choice>
-          <mc:Fallback>
-            <w:pict>
-              <v:shapetype w14:anchorId="2A044AD8" id="_x0000_t67" coordsize="21600,21600" o:spt="67" adj="16200,5400" path="m0@0l@1@0@1,0@2,0@2@0,21600@0,10800,21600xe">
-                <v:stroke joinstyle="miter"/>
-                <v:formulas>
-                  <v:f eqn="val #0"/>
-                  <v:f eqn="val #1"/>
-                  <v:f eqn="sum height 0 #1"/>
-                  <v:f eqn="sum 10800 0 #1"/>
-                  <v:f eqn="sum width 0 #0"/>
-                  <v:f eqn="prod @4 @3 10800"/>
-                  <v:f eqn="sum width 0 @5"/>
-                </v:formulas>
-                <v:path o:connecttype="custom" o:connectlocs="10800,0;0,@0;10800,21600;21600,@0" o:connectangles="270,180,90,0" textboxrect="@1,0,@2,@6"/>
-                <v:handles>
-                  <v:h position="#1,#0" xrange="0,10800" yrange="0,21600"/>
-                </v:handles>
-              </v:shapetype>
-              <v:shape id="Freccia in giù 8" o:spid="_x0000_s1026" type="#_x0000_t67" style="position:absolute;margin-left:338.2pt;margin-top:164.7pt;width:31.1pt;height:81.8pt;z-index:251675648;visibility:visible;mso-wrap-style:square;mso-wrap-distance-left:9pt;mso-wrap-distance-top:0;mso-wrap-distance-right:9pt;mso-wrap-distance-bottom:0;mso-position-horizontal:absolute;mso-position-horizontal-relative:text;mso-position-vertical:absolute;mso-position-vertical-relative:text;v-text-anchor:middle" o:gfxdata="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" adj="17496" fillcolor="#ed7d31 [3205]" strokecolor="#261103 [485]" strokeweight="1pt"/>
-            </w:pict>
-          </mc:Fallback>
-        </mc:AlternateContent>
-      </w:r>
-      <w:r>
-        <w:rPr>
-          <w:noProof/>
-          <w:lang w:val="ru-RU"/>
-        </w:rPr>
-        <w:drawing>
-          <wp:inline distT="0" distB="0" distL="0" distR="0" wp14:anchorId="3CB9149B" wp14:editId="54A55D6D">
-            <wp:extent cx="5939790" cy="3519054"/>
-            <wp:effectExtent l="0" t="0" r="3810" b="5715"/>
-            <wp:docPr id="843722199" name="Immagine 1"/>
-            <wp:cNvGraphicFramePr>
-              <a:graphicFrameLocks xmlns:a="http://schemas.openxmlformats.org/drawingml/2006/main" noChangeAspect="1"/>
-            </wp:cNvGraphicFramePr>
-            <a:graphic xmlns:a="http://schemas.openxmlformats.org/drawingml/2006/main">
-              <a:graphicData uri="http://schemas.openxmlformats.org/drawingml/2006/picture">
-                <pic:pic xmlns:pic="http://schemas.openxmlformats.org/drawingml/2006/picture">
-                  <pic:nvPicPr>
-                    <pic:cNvPr id="843166932" name=""/>
-                    <pic:cNvPicPr/>
-                  </pic:nvPicPr>
-                  <pic:blipFill rotWithShape="1">
-                    <a:blip r:embed="rId26"/>
-                    <a:srcRect b="26069"/>
-                    <a:stretch/>
-                  </pic:blipFill>
-                  <pic:spPr bwMode="auto">
-                    <a:xfrm>
-                      <a:off x="0" y="0"/>
-                      <a:ext cx="5939790" cy="3519054"/>
-                    </a:xfrm>
-                    <a:prstGeom prst="rect">
-                      <a:avLst/>
-                    </a:prstGeom>
-                    <a:ln>
-                      <a:noFill/>
-                    </a:ln>
-                    <a:extLst>
-                      <a:ext uri="{53640926-AAD7-44D8-BBD7-CCE9431645EC}">
-                        <a14:shadowObscured xmlns:a14="http://schemas.microsoft.com/office/drawing/2010/main"/>
-                      </a:ext>
-                    </a:extLst>
-                  </pic:spPr>
-                </pic:pic>
-              </a:graphicData>
-            </a:graphic>
-          </wp:inline>
-        </w:drawing>
-      </w:r>
-      <w:r>
-        <w:rPr>
-          <w:lang w:val="ru-RU"/>
-        </w:rPr>
-        <w:br w:type="page"/>
-      </w:r>
-    </w:p>
-    <w:p>
-      <w:pPr>
-        <w:pStyle w:val="Paragrafoelenco"/>
-        <w:numPr>
-          <w:ilvl w:val="0"/>
-          <w:numId w:val="21"/>
-        </w:numPr>
-        <w:rPr>
-          <w:lang w:val="ru-RU"/>
-        </w:rPr>
-      </w:pPr>
-      <w:r>
-        <w:rPr>
-          <w:lang w:val="ru-RU"/>
-        </w:rPr>
-        <w:lastRenderedPageBreak/>
-        <w:t>По завершении программирования нажмите кнопку OK в двух всплывающих окнах подтверждения успешного программирования, затем нажмите DISCONNECT.</w:t>
-      </w:r>
-    </w:p>
-    <w:p>
-      <w:pPr>
-        <w:pStyle w:val="Paragrafoelenco"/>
-        <w:rPr>
-          <w:lang w:val="ru-RU"/>
-        </w:rPr>
-      </w:pPr>
-    </w:p>
-    <w:p>
-      <w:pPr>
-        <w:pStyle w:val="Paragrafoelenco"/>
-      </w:pPr>
-      <w:r>
-        <w:rPr>
-          <w:noProof/>
-          <w:lang w:val="ru-RU"/>
-        </w:rPr>
-        <mc:AlternateContent>
-          <mc:Choice Requires="wps">
-            <w:drawing>
-              <wp:anchor distT="0" distB="0" distL="114300" distR="114300" simplePos="0" relativeHeight="251677696" behindDoc="0" locked="0" layoutInCell="1" allowOverlap="1" wp14:anchorId="0B510F41" wp14:editId="23F2E043">
-                <wp:simplePos x="0" y="0"/>
-                <wp:positionH relativeFrom="column">
-                  <wp:posOffset>3443085</wp:posOffset>
-                </wp:positionH>
-                <wp:positionV relativeFrom="paragraph">
-                  <wp:posOffset>1390996</wp:posOffset>
-                </wp:positionV>
-                <wp:extent cx="401782" cy="1295400"/>
-                <wp:effectExtent l="19050" t="19050" r="36830" b="19050"/>
-                <wp:wrapNone/>
-                <wp:docPr id="2010948517" name="Freccia in su 10"/>
-                <wp:cNvGraphicFramePr/>
-                <a:graphic xmlns:a="http://schemas.openxmlformats.org/drawingml/2006/main">
-                  <a:graphicData uri="http://schemas.microsoft.com/office/word/2010/wordprocessingShape">
-                    <wps:wsp>
-                      <wps:cNvSpPr/>
-                      <wps:spPr>
-                        <a:xfrm>
-                          <a:off x="0" y="0"/>
-                          <a:ext cx="401782" cy="1295400"/>
-                        </a:xfrm>
-                        <a:prstGeom prst="upArrow">
-                          <a:avLst/>
-                        </a:prstGeom>
-                      </wps:spPr>
-                      <wps:style>
-                        <a:lnRef idx="2">
-                          <a:schemeClr val="accent2">
-                            <a:shade val="15000"/>
-                          </a:schemeClr>
-                        </a:lnRef>
-                        <a:fillRef idx="1">
-                          <a:schemeClr val="accent2"/>
-                        </a:fillRef>
-                        <a:effectRef idx="0">
-                          <a:schemeClr val="accent2"/>
-                        </a:effectRef>
-                        <a:fontRef idx="minor">
-                          <a:schemeClr val="lt1"/>
-                        </a:fontRef>
-                      </wps:style>
-                      <wps:bodyPr rot="0" spcFirstLastPara="0" vertOverflow="overflow" horzOverflow="overflow" vert="horz" wrap="square" lIns="91440" tIns="45720" rIns="91440" bIns="45720" numCol="1" spcCol="0" rtlCol="0" fromWordArt="0" anchor="ctr" anchorCtr="0" forceAA="0" compatLnSpc="1">
-                        <a:prstTxWarp prst="textNoShape">
-                          <a:avLst/>
-                        </a:prstTxWarp>
-                        <a:noAutofit/>
-                      </wps:bodyPr>
-                    </wps:wsp>
-                  </a:graphicData>
-                </a:graphic>
-              </wp:anchor>
-            </w:drawing>
-          </mc:Choice>
-          <mc:Fallback>
-            <w:pict>
-              <v:shape w14:anchorId="0CFBC83A" id="Freccia in su 10" o:spid="_x0000_s1026" type="#_x0000_t68" style="position:absolute;margin-left:271.1pt;margin-top:109.55pt;width:31.65pt;height:102pt;z-index:251677696;visibility:visible;mso-wrap-style:square;mso-wrap-distance-left:9pt;mso-wrap-distance-top:0;mso-wrap-distance-right:9pt;mso-wrap-distance-bottom:0;mso-position-horizontal:absolute;mso-position-horizontal-relative:text;mso-position-vertical:absolute;mso-position-vertical-relative:text;v-text-anchor:middle" o:gfxdata="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" adj="3350" fillcolor="#ed7d31 [3205]" strokecolor="#261103 [485]" strokeweight="1pt"/>
-            </w:pict>
-          </mc:Fallback>
-        </mc:AlternateContent>
-      </w:r>
-      <w:r>
-        <w:rPr>
-          <w:noProof/>
-          <w:lang w:val="ru-RU"/>
-        </w:rPr>
-        <w:drawing>
-          <wp:inline distT="0" distB="0" distL="0" distR="0" wp14:anchorId="2DB0AF05" wp14:editId="3E4C5A36">
-            <wp:extent cx="4076037" cy="3060296"/>
-            <wp:effectExtent l="0" t="0" r="1270" b="6985"/>
-            <wp:docPr id="1799200996" name="Immagine 1"/>
-            <wp:cNvGraphicFramePr>
-              <a:graphicFrameLocks xmlns:a="http://schemas.openxmlformats.org/drawingml/2006/main" noChangeAspect="1"/>
-            </wp:cNvGraphicFramePr>
-            <a:graphic xmlns:a="http://schemas.openxmlformats.org/drawingml/2006/main">
-              <a:graphicData uri="http://schemas.openxmlformats.org/drawingml/2006/picture">
-                <pic:pic xmlns:pic="http://schemas.openxmlformats.org/drawingml/2006/picture">
-                  <pic:nvPicPr>
-                    <pic:cNvPr id="1799200996" name=""/>
-                    <pic:cNvPicPr/>
-                  </pic:nvPicPr>
-                  <pic:blipFill>
-                    <a:blip r:embed="rId27"/>
-                    <a:stretch>
-                      <a:fillRect/>
-                    </a:stretch>
-                  </pic:blipFill>
-                  <pic:spPr>
-                    <a:xfrm>
-                      <a:off x="0" y="0"/>
-                      <a:ext cx="4086701" cy="3068302"/>
-                    </a:xfrm>
-                    <a:prstGeom prst="rect">
-                      <a:avLst/>
-                    </a:prstGeom>
-                  </pic:spPr>
-                </pic:pic>
-              </a:graphicData>
-            </a:graphic>
-          </wp:inline>
-        </w:drawing>
-      </w:r>
-    </w:p>
-    <w:p>
-      <w:pPr>
-        <w:pStyle w:val="Titolo2"/>
-        <w:rPr>
-          <w:rStyle w:val="Enfasigrassetto"/>
-          <w:rFonts w:asciiTheme="minorHAnsi" w:hAnsiTheme="minorHAnsi" w:cstheme="minorHAnsi"/>
-          <w:color w:val="auto"/>
-        </w:rPr>
-      </w:pPr>
-      <w:bookmarkStart w:id="15" w:name="_Toc238748760"/>
-      <w:r>
-        <w:rPr>
-          <w:rStyle w:val="Enfasigrassetto"/>
-          <w:rFonts w:asciiTheme="minorHAnsi" w:hAnsiTheme="minorHAnsi" w:cstheme="minorHAnsi"/>
-          <w:color w:val="auto"/>
-        </w:rPr>
-        <w:t>1.11.2</w:t>
-      </w:r>
-      <w:r>
-        <w:rPr>
-          <w:rStyle w:val="Enfasigrassetto"/>
-          <w:rFonts w:asciiTheme="minorHAnsi" w:hAnsiTheme="minorHAnsi" w:cstheme="minorHAnsi"/>
-          <w:color w:val="auto"/>
-        </w:rPr>
-        <w:tab/>
-      </w:r>
-      <w:proofErr w:type="spellStart"/>
-      <w:r>
-        <w:rPr>
-          <w:rStyle w:val="Enfasigrassetto"/>
-          <w:rFonts w:asciiTheme="minorHAnsi" w:hAnsiTheme="minorHAnsi" w:cstheme="minorHAnsi"/>
-          <w:color w:val="auto"/>
-        </w:rPr>
-        <w:t>Процедура</w:t>
-      </w:r>
-      <w:proofErr w:type="spellEnd"/>
-      <w:r>
-        <w:rPr>
-          <w:rStyle w:val="Enfasigrassetto"/>
-          <w:rFonts w:asciiTheme="minorHAnsi" w:hAnsiTheme="minorHAnsi" w:cstheme="minorHAnsi"/>
-          <w:color w:val="auto"/>
-        </w:rPr>
-        <w:t xml:space="preserve"> </w:t>
-      </w:r>
-      <w:proofErr w:type="spellStart"/>
-      <w:r>
-        <w:rPr>
-          <w:rStyle w:val="Enfasigrassetto"/>
-          <w:rFonts w:asciiTheme="minorHAnsi" w:hAnsiTheme="minorHAnsi" w:cstheme="minorHAnsi"/>
-          <w:color w:val="auto"/>
-        </w:rPr>
-        <w:t>загрузки</w:t>
-      </w:r>
-      <w:proofErr w:type="spellEnd"/>
-      <w:r>
-        <w:rPr>
-          <w:rStyle w:val="Enfasigrassetto"/>
-          <w:rFonts w:asciiTheme="minorHAnsi" w:hAnsiTheme="minorHAnsi" w:cstheme="minorHAnsi"/>
-          <w:color w:val="auto"/>
-        </w:rPr>
-        <w:t xml:space="preserve"> </w:t>
-      </w:r>
-      <w:proofErr w:type="spellStart"/>
-      <w:r>
-        <w:rPr>
-          <w:rStyle w:val="Enfasigrassetto"/>
-          <w:rFonts w:asciiTheme="minorHAnsi" w:hAnsiTheme="minorHAnsi" w:cstheme="minorHAnsi"/>
-          <w:color w:val="auto"/>
-        </w:rPr>
-        <w:t>прошивки</w:t>
-      </w:r>
-      <w:proofErr w:type="spellEnd"/>
-      <w:r>
-        <w:rPr>
-          <w:rStyle w:val="Enfasigrassetto"/>
-          <w:rFonts w:asciiTheme="minorHAnsi" w:hAnsiTheme="minorHAnsi" w:cstheme="minorHAnsi"/>
-          <w:color w:val="auto"/>
-        </w:rPr>
-        <w:t xml:space="preserve"> со смартфона</w:t>
-      </w:r>
-      <w:bookmarkEnd w:id="15"/>
-    </w:p>
-    <w:p>
-      <w:pPr>
-        <w:jc w:val="both"/>
-      </w:pPr>
-      <w:proofErr w:type="spellStart"/>
-      <w:r>
-        <w:t>Для</w:t>
-      </w:r>
-      <w:proofErr w:type="spellEnd"/>
-      <w:r>
-        <w:t xml:space="preserve"> </w:t>
-      </w:r>
-      <w:proofErr w:type="spellStart"/>
-      <w:r>
-        <w:t>выполнения</w:t>
-      </w:r>
-      <w:proofErr w:type="spellEnd"/>
-      <w:r>
-        <w:t xml:space="preserve"> </w:t>
-      </w:r>
-      <w:proofErr w:type="spellStart"/>
-      <w:r>
-        <w:t>этой</w:t>
-      </w:r>
-      <w:proofErr w:type="spellEnd"/>
-      <w:r>
-        <w:t xml:space="preserve"> </w:t>
-      </w:r>
-      <w:proofErr w:type="spellStart"/>
-      <w:r>
-        <w:t>процедуры</w:t>
-      </w:r>
-      <w:proofErr w:type="spellEnd"/>
-      <w:r>
-        <w:t xml:space="preserve"> </w:t>
-      </w:r>
-      <w:proofErr w:type="spellStart"/>
-      <w:r>
-        <w:t>вам</w:t>
-      </w:r>
-      <w:proofErr w:type="spellEnd"/>
-      <w:r>
-        <w:t xml:space="preserve"> </w:t>
-      </w:r>
-      <w:proofErr w:type="spellStart"/>
-      <w:r>
-        <w:t>потребуется</w:t>
-      </w:r>
-      <w:proofErr w:type="spellEnd"/>
-      <w:r>
-        <w:t>:</w:t>
-      </w:r>
-    </w:p>
-    <w:p>
-      <w:pPr>
-        <w:pStyle w:val="Paragrafoelenco"/>
-        <w:numPr>
-          <w:ilvl w:val="0"/>
-          <w:numId w:val="23"/>
-        </w:numPr>
-        <w:jc w:val="both"/>
-      </w:pPr>
-      <w:proofErr w:type="spellStart"/>
-      <w:r>
-        <w:t>смартфон</w:t>
-      </w:r>
-      <w:proofErr w:type="spellEnd"/>
-      <w:r>
-        <w:t xml:space="preserve"> Android</w:t>
-      </w:r>
-    </w:p>
-    <w:p>
-      <w:pPr>
-        <w:pStyle w:val="Paragrafoelenco"/>
-        <w:numPr>
-          <w:ilvl w:val="0"/>
-          <w:numId w:val="23"/>
-        </w:numPr>
-        <w:jc w:val="both"/>
-      </w:pPr>
-      <w:proofErr w:type="spellStart"/>
-      <w:r>
-        <w:t>приложение</w:t>
-      </w:r>
-      <w:proofErr w:type="spellEnd"/>
-      <w:r>
-        <w:t xml:space="preserve"> </w:t>
-      </w:r>
-      <w:proofErr w:type="spellStart"/>
-      <w:r>
-        <w:t>stmdfuusb</w:t>
-      </w:r>
-      <w:proofErr w:type="spellEnd"/>
-      <w:r>
-        <w:t xml:space="preserve">, </w:t>
-      </w:r>
-      <w:proofErr w:type="spellStart"/>
-      <w:r>
-        <w:t>которое</w:t>
-      </w:r>
-      <w:proofErr w:type="spellEnd"/>
-      <w:r>
-        <w:t xml:space="preserve"> </w:t>
-      </w:r>
-      <w:proofErr w:type="spellStart"/>
-      <w:r>
-        <w:t>можно</w:t>
-      </w:r>
-      <w:proofErr w:type="spellEnd"/>
-      <w:r>
-        <w:t xml:space="preserve"> </w:t>
-      </w:r>
-      <w:proofErr w:type="spellStart"/>
-      <w:r>
-        <w:t>скачать</w:t>
-      </w:r>
-      <w:proofErr w:type="spellEnd"/>
-      <w:r>
-        <w:t xml:space="preserve"> </w:t>
-      </w:r>
-      <w:proofErr w:type="spellStart"/>
-      <w:r>
-        <w:t>по</w:t>
-      </w:r>
-      <w:proofErr w:type="spellEnd"/>
-      <w:r>
-        <w:t xml:space="preserve"> </w:t>
-      </w:r>
-      <w:proofErr w:type="spellStart"/>
-      <w:r>
-        <w:t>следующей</w:t>
-      </w:r>
-      <w:proofErr w:type="spellEnd"/>
-      <w:r>
-        <w:t xml:space="preserve"> </w:t>
-      </w:r>
-      <w:proofErr w:type="spellStart"/>
-      <w:r>
-        <w:t>ссылке</w:t>
-      </w:r>
-      <w:proofErr w:type="spellEnd"/>
-      <w:r>
-        <w:t xml:space="preserve"> </w:t>
-      </w:r>
-      <w:proofErr w:type="spellStart"/>
-      <w:r>
-        <w:t>или</w:t>
-      </w:r>
-      <w:proofErr w:type="spellEnd"/>
-      <w:r>
-        <w:t xml:space="preserve"> в Play Store: </w:t>
-      </w:r>
-      <w:hyperlink r:id="rId28" w:history="1">
-        <w:r>
-          <w:rPr>
-            <w:rStyle w:val="Collegamentoipertestuale"/>
-          </w:rPr>
-          <w:t>https://play.google.com/store/apps/details?id=com.yatrim.stmdfuusb&amp;pcampaignid=web_share</w:t>
-        </w:r>
-      </w:hyperlink>
-      <w:r>
-        <w:t xml:space="preserve"> </w:t>
-      </w:r>
-      <w:proofErr w:type="spellStart"/>
-      <w:r>
-        <w:t>или</w:t>
-      </w:r>
-      <w:proofErr w:type="spellEnd"/>
-      <w:r>
-        <w:t xml:space="preserve"> </w:t>
-      </w:r>
-      <w:proofErr w:type="spellStart"/>
-      <w:r>
-        <w:t>аналогичное</w:t>
-      </w:r>
-      <w:proofErr w:type="spellEnd"/>
-      <w:r>
-        <w:t xml:space="preserve"> (</w:t>
-      </w:r>
-      <w:proofErr w:type="spellStart"/>
-      <w:r>
-        <w:t>по</w:t>
-      </w:r>
-      <w:proofErr w:type="spellEnd"/>
-      <w:r>
-        <w:t xml:space="preserve"> </w:t>
-      </w:r>
-      <w:proofErr w:type="spellStart"/>
-      <w:r>
-        <w:t>достижении</w:t>
-      </w:r>
-      <w:proofErr w:type="spellEnd"/>
-      <w:r>
-        <w:t xml:space="preserve"> </w:t>
-      </w:r>
-      <w:proofErr w:type="spellStart"/>
-      <w:r>
-        <w:t>лимита</w:t>
-      </w:r>
-      <w:proofErr w:type="spellEnd"/>
-      <w:r>
-        <w:t xml:space="preserve"> в 25 </w:t>
-      </w:r>
-      <w:proofErr w:type="spellStart"/>
-      <w:r>
-        <w:t>записей</w:t>
-      </w:r>
-      <w:proofErr w:type="spellEnd"/>
-      <w:r>
-        <w:t xml:space="preserve"> </w:t>
-      </w:r>
-      <w:proofErr w:type="spellStart"/>
-      <w:r>
-        <w:t>достаточно</w:t>
-      </w:r>
-      <w:proofErr w:type="spellEnd"/>
-      <w:r>
-        <w:t xml:space="preserve"> </w:t>
-      </w:r>
-      <w:proofErr w:type="spellStart"/>
-      <w:r>
-        <w:t>очистить</w:t>
-      </w:r>
-      <w:proofErr w:type="spellEnd"/>
-      <w:r>
-        <w:t xml:space="preserve"> </w:t>
-      </w:r>
-      <w:proofErr w:type="spellStart"/>
-      <w:r>
-        <w:t>данные</w:t>
-      </w:r>
-      <w:proofErr w:type="spellEnd"/>
-      <w:r>
-        <w:t xml:space="preserve"> </w:t>
-      </w:r>
-      <w:proofErr w:type="spellStart"/>
-      <w:r>
-        <w:t>приложения</w:t>
-      </w:r>
-      <w:proofErr w:type="spellEnd"/>
-      <w:r>
-        <w:t xml:space="preserve">, </w:t>
-      </w:r>
-      <w:proofErr w:type="spellStart"/>
-      <w:r>
-        <w:t>чтобы</w:t>
-      </w:r>
-      <w:proofErr w:type="spellEnd"/>
-      <w:r>
-        <w:t xml:space="preserve"> </w:t>
-      </w:r>
-      <w:proofErr w:type="spellStart"/>
-      <w:r>
-        <w:t>продолжить</w:t>
-      </w:r>
-      <w:proofErr w:type="spellEnd"/>
-      <w:r>
-        <w:t xml:space="preserve"> </w:t>
-      </w:r>
-      <w:proofErr w:type="spellStart"/>
-      <w:r>
-        <w:t>его</w:t>
-      </w:r>
-      <w:proofErr w:type="spellEnd"/>
-      <w:r>
-        <w:t xml:space="preserve"> </w:t>
-      </w:r>
-      <w:proofErr w:type="spellStart"/>
-      <w:r>
-        <w:t>использовать</w:t>
-      </w:r>
-      <w:proofErr w:type="spellEnd"/>
-      <w:r>
-        <w:t>)</w:t>
-      </w:r>
-    </w:p>
-    <w:p>
-      <w:pPr>
-        <w:pStyle w:val="Paragrafoelenco"/>
-        <w:numPr>
-          <w:ilvl w:val="0"/>
-          <w:numId w:val="23"/>
-        </w:numPr>
-        <w:jc w:val="both"/>
-      </w:pPr>
-      <w:r>
-        <w:t>USB-</w:t>
-      </w:r>
-      <w:proofErr w:type="spellStart"/>
-      <w:r>
-        <w:t>кабель</w:t>
-      </w:r>
-      <w:proofErr w:type="spellEnd"/>
-      <w:r>
-        <w:t xml:space="preserve"> </w:t>
-      </w:r>
-      <w:proofErr w:type="spellStart"/>
-      <w:r>
-        <w:t>между</w:t>
-      </w:r>
-      <w:proofErr w:type="spellEnd"/>
-      <w:r>
-        <w:t xml:space="preserve"> </w:t>
-      </w:r>
-      <w:proofErr w:type="spellStart"/>
-      <w:r>
-        <w:t>смартфоном</w:t>
-      </w:r>
-      <w:proofErr w:type="spellEnd"/>
-      <w:r>
-        <w:t xml:space="preserve"> и BACCABLE</w:t>
-      </w:r>
-    </w:p>
-    <w:p/>
-    <w:p>
-      <w:pPr>
-        <w:pStyle w:val="Paragrafoelenco"/>
-        <w:numPr>
-          <w:ilvl w:val="0"/>
-          <w:numId w:val="24"/>
-        </w:numPr>
-        <w:jc w:val="both"/>
-      </w:pPr>
-      <w:r>
-        <w:t>Нажмите и удерживайте кнопку программирования на плате.</w:t>
-      </w:r>
-    </w:p>
-    <w:p>
-      <w:pPr>
-        <w:pStyle w:val="Paragrafoelenco"/>
-        <w:numPr>
-          <w:ilvl w:val="0"/>
-          <w:numId w:val="24"/>
-        </w:numPr>
-        <w:jc w:val="both"/>
-      </w:pPr>
-      <w:r>
-        <w:t>Подключите кабель USB OTG к смартфону, затем подключите порт USB BACCABLE (C1, C2 или BH) к OTG-кабелю.</w:t>
-      </w:r>
-    </w:p>
-    <w:p>
-      <w:pPr>
-        <w:pStyle w:val="Paragrafoelenco"/>
-        <w:numPr>
-          <w:ilvl w:val="0"/>
-          <w:numId w:val="24"/>
-        </w:numPr>
-        <w:jc w:val="both"/>
-      </w:pPr>
-      <w:r>
-        <w:t>Только когда загорится зелёный светодиод на BACCABLE, можно отпустить кнопку программирования.</w:t>
-      </w:r>
-    </w:p>
-    <w:p>
-      <w:pPr>
-        <w:pStyle w:val="Paragrafoelenco"/>
-        <w:numPr>
-          <w:ilvl w:val="0"/>
-          <w:numId w:val="24"/>
-        </w:numPr>
-        <w:jc w:val="both"/>
-      </w:pPr>
-      <w:r>
-        <w:t>Откройте приложение на смартфоне: при первом подключении Android запросит разрешение на доступ к USB-устройству, которое необходимо предоставить для продолжения.</w:t>
-      </w:r>
-    </w:p>
-    <w:p>
-      <w:pPr>
-        <w:pStyle w:val="Paragrafoelenco"/>
-        <w:numPr>
-          <w:ilvl w:val="0"/>
-          <w:numId w:val="24"/>
-        </w:numPr>
-        <w:jc w:val="both"/>
-      </w:pPr>
-      <w:r>
-        <w:lastRenderedPageBreak/>
-        <w:t>Выберите в приложении файл .elf, который вы хотите загрузить, в зависимости от порта USB, к которому вы подключены (согласно указаниям в п. 1.11).</w:t>
-      </w:r>
-    </w:p>
-    <w:p>
-      <w:pPr>
-        <w:pStyle w:val="Paragrafoelenco"/>
-        <w:numPr>
-          <w:ilvl w:val="0"/>
-          <w:numId w:val="24"/>
-        </w:numPr>
-        <w:jc w:val="both"/>
-      </w:pPr>
-      <w:r>
-        <w:t>Запустите запись прошивки из приложения.</w:t>
-      </w:r>
-    </w:p>
-    <w:p>
-      <w:pPr>
-        <w:pStyle w:val="Paragrafoelenco"/>
-        <w:numPr>
-          <w:ilvl w:val="0"/>
-          <w:numId w:val="24"/>
-        </w:numPr>
-        <w:jc w:val="both"/>
-      </w:pPr>
-      <w:r>
-        <w:t>Дождитесь сообщения о завершении записи, затем отключите кабель USB OTG.</w:t>
-      </w:r>
-    </w:p>
-    <w:p>
-      <w:pPr>
-        <w:jc w:val="both"/>
-      </w:pPr>
-      <w:r>
-        <w:rPr>
-          <w:b/>
-          <w:bCs/>
-        </w:rPr>
-        <w:t>Примечание 1</w:t>
-      </w:r>
-      <w:r>
-        <w:t xml:space="preserve">: процедура также показана в </w:t>
-      </w:r>
-      <w:proofErr w:type="spellStart"/>
-      <w:r>
-        <w:t>следующем</w:t>
-      </w:r>
-      <w:proofErr w:type="spellEnd"/>
-      <w:r>
-        <w:t xml:space="preserve"> </w:t>
-      </w:r>
-      <w:proofErr w:type="spellStart"/>
-      <w:r>
-        <w:t>видео</w:t>
-      </w:r>
-      <w:proofErr w:type="spellEnd"/>
-      <w:r>
-        <w:t xml:space="preserve">: </w:t>
-      </w:r>
-      <w:hyperlink r:id="rId29" w:history="1">
-        <w:r>
-          <w:rPr>
-            <w:rStyle w:val="Collegamentoipertestuale"/>
-          </w:rPr>
-          <w:t>https://www.youtube.com/watch?v=NHiYqMTKCWE</w:t>
-        </w:r>
-      </w:hyperlink>
-    </w:p>
-    <w:p>
-      <w:pPr>
-        <w:jc w:val="both"/>
-      </w:pPr>
-      <w:r>
-        <w:rPr>
-          <w:b/>
-          <w:bCs/>
-        </w:rPr>
-        <w:t>Примечание 2</w:t>
-      </w:r>
-      <w:r>
-        <w:t>: как только BACCABLE будет подключён к смартфону, в приложении появится зелёная надпись CONNECTED, подтверждающая, что BACCABLE обнаружен в режиме программирования. Если этого не произошло, отключите кабель и повторите процедуру.</w:t>
-      </w:r>
-    </w:p>
-    <w:p>
-      <w:pPr>
         <w:rPr>
           <w:rStyle w:val="Enfasigrassetto"/>
           <w:rFonts w:eastAsiaTheme="majorEastAsia" w:cstheme="minorHAnsi"/>
@@ -10987,7 +10105,7 @@
           <w:color w:val="auto"/>
         </w:rPr>
       </w:pPr>
-      <w:bookmarkStart w:id="16" w:name="_Toc238748761"/>
+      <w:bookmarkStart w:id="16" w:name="_Toc239527410"/>
       <w:r>
         <w:rPr>
           <w:rStyle w:val="Enfasigrassetto"/>
@@ -11009,7 +10127,7 @@
           <w:lang w:val="ru-RU"/>
         </w:rPr>
       </w:pPr>
-      <w:bookmarkStart w:id="17" w:name="_Toc238748762"/>
+      <w:bookmarkStart w:id="17" w:name="_Toc239527411"/>
       <w:r>
         <w:rPr>
           <w:rStyle w:val="Enfasigrassetto"/>
@@ -11384,7 +10502,7 @@
           <w:lang w:val="ru-RU"/>
         </w:rPr>
       </w:pPr>
-      <w:bookmarkStart w:id="18" w:name="_Toc238748763"/>
+      <w:bookmarkStart w:id="18" w:name="_Toc239527412"/>
       <w:r>
         <w:rPr>
           <w:rStyle w:val="Enfasigrassetto"/>
@@ -11490,11 +10608,9 @@
         </w:rPr>
         <w:t xml:space="preserve">с помощью специальной прошивки, позволяющей использовать его с </w:t>
       </w:r>
-      <w:proofErr w:type="spellStart"/>
       <w:r>
         <w:t>SavvyCan</w:t>
       </w:r>
-      <w:proofErr w:type="spellEnd"/>
       <w:r>
         <w:rPr>
           <w:lang w:val="ru-RU"/>
@@ -11631,7 +10747,7 @@
           <w:lang w:val="ru-RU"/>
         </w:rPr>
       </w:pPr>
-      <w:bookmarkStart w:id="19" w:name="_Toc238748764"/>
+      <w:bookmarkStart w:id="19" w:name="_Toc239527413"/>
       <w:r>
         <w:rPr>
           <w:rStyle w:val="Enfasigrassetto"/>
@@ -12052,7 +11168,7 @@
           <w:lang w:val="ru-RU"/>
         </w:rPr>
       </w:pPr>
-      <w:bookmarkStart w:id="20" w:name="_Toc238748765"/>
+      <w:bookmarkStart w:id="20" w:name="_Toc239527414"/>
       <w:r>
         <w:rPr>
           <w:rStyle w:val="Enfasigrassetto"/>
@@ -12169,7 +11285,7 @@
         <w:jc w:val="both"/>
       </w:pPr>
       <w:r>
-        <w:t>На смартфоне или ПК нужно установить приложение BACCABLE LOGGER, загруженное с сайта www.tr3ma.com/baccable</w:t>
+        <w:t>На смартфоне или ПК нужно установить приложение BACCABLE APP, загруженное с сайта www.tr3ma.com/baccable</w:t>
       </w:r>
     </w:p>
     <w:p>
@@ -12207,7 +11323,7 @@
         <w:jc w:val="both"/>
       </w:pPr>
       <w:r>
-        <w:t>Работа приложения «BACCABLE LOGGER» очень интуитивна:</w:t>
+        <w:t>Работа приложения «BACCABLE APP» очень интуитивна:</w:t>
       </w:r>
     </w:p>
     <w:p>
@@ -12220,7 +11336,7 @@
         <w:jc w:val="both"/>
       </w:pPr>
       <w:r>
-        <w:t>При подключении приложение откроется автоматически (предоставьте запрашиваемые разрешения)</w:t>
+        <w:t>При открытии выберите пункт SNIFFER (предоставьте запрашиваемые разрешения)</w:t>
       </w:r>
     </w:p>
     <w:p>
@@ -12233,8 +11349,7 @@
         <w:jc w:val="both"/>
       </w:pPr>
       <w:r>
-        <w:lastRenderedPageBreak/>
-        <w:t>также сверху есть кнопка подключения, хотя обычно её использовать не требуется.</w:t>
+        <w:t>сверху есть кнопка подключения.</w:t>
       </w:r>
     </w:p>
     <w:p>
@@ -12247,6 +11362,7 @@
         <w:jc w:val="both"/>
       </w:pPr>
       <w:r>
+        <w:lastRenderedPageBreak/>
         <w:t>сверху есть кнопка для применения фильтра к пакетам</w:t>
       </w:r>
     </w:p>
@@ -12294,6 +11410,80 @@
     </w:p>
     <w:p>
       <w:pPr>
+        <w:jc w:val="both"/>
+      </w:pPr>
+      <w:r>
+        <w:t>Созданные файлы сохраняются в папке /android/data/it.baccable.logger/files/baccablelogger</w:t>
+      </w:r>
+    </w:p>
+    <w:p>
+      <w:pPr>
+        <w:jc w:val="both"/>
+      </w:pPr>
+      <w:r>
+        <w:t>Окно сразу показывает записанные сообщения</w:t>
+      </w:r>
+    </w:p>
+    <w:p>
+      <w:pPr>
+        <w:jc w:val="both"/>
+      </w:pPr>
+      <w:r>
+        <w:rPr>
+          <w:noProof/>
+        </w:rPr>
+        <w:drawing>
+          <wp:inline distT="0" distB="0" distL="0" distR="0" wp14:anchorId="513682A4" wp14:editId="37BD59C9">
+            <wp:extent cx="1828800" cy="4071994"/>
+            <wp:effectExtent l="0" t="0" r="0" b="5080"/>
+            <wp:docPr id="558855174" name="Immagine 1"/>
+            <wp:cNvGraphicFramePr>
+              <a:graphicFrameLocks xmlns:a="http://schemas.openxmlformats.org/drawingml/2006/main" noChangeAspect="1"/>
+            </wp:cNvGraphicFramePr>
+            <a:graphic xmlns:a="http://schemas.openxmlformats.org/drawingml/2006/main">
+              <a:graphicData uri="http://schemas.openxmlformats.org/drawingml/2006/picture">
+                <pic:pic xmlns:pic="http://schemas.openxmlformats.org/drawingml/2006/picture">
+                  <pic:nvPicPr>
+                    <pic:cNvPr id="0" name="Picture 1"/>
+                    <pic:cNvPicPr>
+                      <a:picLocks noChangeAspect="1" noChangeArrowheads="1"/>
+                    </pic:cNvPicPr>
+                  </pic:nvPicPr>
+                  <pic:blipFill>
+                    <a:blip r:embed="rId34" cstate="print">
+                      <a:extLst>
+                        <a:ext uri="{28A0092B-C50C-407E-A947-70E740481C1C}">
+                          <a14:useLocalDpi xmlns:a14="http://schemas.microsoft.com/office/drawing/2010/main" val="0"/>
+                        </a:ext>
+                      </a:extLst>
+                    </a:blip>
+                    <a:srcRect/>
+                    <a:stretch>
+                      <a:fillRect/>
+                    </a:stretch>
+                  </pic:blipFill>
+                  <pic:spPr bwMode="auto">
+                    <a:xfrm>
+                      <a:off x="0" y="0"/>
+                      <a:ext cx="1831977" cy="4079068"/>
+                    </a:xfrm>
+                    <a:prstGeom prst="rect">
+                      <a:avLst/>
+                    </a:prstGeom>
+                    <a:noFill/>
+                    <a:ln>
+                      <a:noFill/>
+                    </a:ln>
+                  </pic:spPr>
+                </pic:pic>
+              </a:graphicData>
+            </a:graphic>
+          </wp:inline>
+        </w:drawing>
+      </w:r>
+    </w:p>
+    <w:p>
+      <w:pPr>
         <w:pStyle w:val="Titolo2"/>
         <w:rPr>
           <w:rStyle w:val="Enfasigrassetto"/>
@@ -12302,7 +11492,7 @@
           <w:lang w:val="ru-RU"/>
         </w:rPr>
       </w:pPr>
-      <w:bookmarkStart w:id="21" w:name="_Toc238748766"/>
+      <w:bookmarkStart w:id="21" w:name="_Toc239527415"/>
       <w:r>
         <w:rPr>
           <w:rStyle w:val="Enfasigrassetto"/>
@@ -12382,7 +11572,7 @@
           <w:lang w:val="ru-RU"/>
         </w:rPr>
       </w:pPr>
-      <w:bookmarkStart w:id="22" w:name="_Toc238748767"/>
+      <w:bookmarkStart w:id="22" w:name="_Toc239527416"/>
       <w:r>
         <w:rPr>
           <w:rStyle w:val="Enfasigrassetto"/>
@@ -12647,7 +11837,7 @@
           <w:lang w:val="ru-RU"/>
         </w:rPr>
       </w:pPr>
-      <w:bookmarkStart w:id="23" w:name="_Toc238748768"/>
+      <w:bookmarkStart w:id="23" w:name="_Toc239527417"/>
       <w:r>
         <w:rPr>
           <w:rStyle w:val="Enfasigrassetto"/>
@@ -12817,7 +12007,7 @@
                     </pic:cNvPicPr>
                   </pic:nvPicPr>
                   <pic:blipFill>
-                    <a:blip r:embed="rId30">
+                    <a:blip r:embed="rId35">
                       <a:extLst>
                         <a:ext uri="{28A0092B-C50C-407E-A947-70E740481C1C}">
                           <a14:useLocalDpi xmlns:a14="http://schemas.microsoft.com/office/drawing/2010/main" val="0"/>
@@ -12890,7 +12080,7 @@
           <w:lang w:val="ru-RU"/>
         </w:rPr>
       </w:pPr>
-      <w:bookmarkStart w:id="25" w:name="_Toc238748769"/>
+      <w:bookmarkStart w:id="25" w:name="_Toc239527418"/>
       <w:r>
         <w:rPr>
           <w:rStyle w:val="Enfasigrassetto"/>
@@ -13025,7 +12215,7 @@
           <w:lang w:val="ru-RU"/>
         </w:rPr>
       </w:pPr>
-      <w:bookmarkStart w:id="26" w:name="_Toc238748770"/>
+      <w:bookmarkStart w:id="26" w:name="_Toc239527419"/>
       <w:r>
         <w:rPr>
           <w:rStyle w:val="Enfasigrassetto"/>
@@ -13112,7 +12302,7 @@
           <w:lang w:val="ru-RU"/>
         </w:rPr>
       </w:pPr>
-      <w:bookmarkStart w:id="27" w:name="_Toc238748771"/>
+      <w:bookmarkStart w:id="27" w:name="_Toc239527420"/>
       <w:r>
         <w:rPr>
           <w:rStyle w:val="Enfasigrassetto"/>
@@ -25159,7 +24349,7 @@
           <w:lang w:val="ru-RU"/>
         </w:rPr>
       </w:pPr>
-      <w:bookmarkStart w:id="32" w:name="_Toc238748772"/>
+      <w:bookmarkStart w:id="32" w:name="_Toc239527421"/>
       <w:r>
         <w:rPr>
           <w:rStyle w:val="Enfasigrassetto"/>
@@ -25518,7 +24708,7 @@
                     </pic:cNvPicPr>
                   </pic:nvPicPr>
                   <pic:blipFill rotWithShape="1">
-                    <a:blip r:embed="rId31">
+                    <a:blip r:embed="rId36">
                       <a:extLst>
                         <a:ext uri="{28A0092B-C50C-407E-A947-70E740481C1C}">
                           <a14:useLocalDpi xmlns:a14="http://schemas.microsoft.com/office/drawing/2010/main" val="0"/>
@@ -25597,7 +24787,7 @@
           <w:lang w:val="ru-RU"/>
         </w:rPr>
       </w:pPr>
-      <w:bookmarkStart w:id="33" w:name="_Toc238748773"/>
+      <w:bookmarkStart w:id="33" w:name="_Toc239527422"/>
       <w:r>
         <w:rPr>
           <w:rStyle w:val="Enfasigrassetto"/>
@@ -25723,7 +24913,7 @@
           <w:lang w:val="ru-RU"/>
         </w:rPr>
       </w:pPr>
-      <w:bookmarkStart w:id="34" w:name="_Toc238748774"/>
+      <w:bookmarkStart w:id="34" w:name="_Toc239527423"/>
       <w:r>
         <w:rPr>
           <w:rStyle w:val="Enfasigrassetto"/>
@@ -25958,7 +25148,7 @@
           <w:lang w:val="ru-RU"/>
         </w:rPr>
       </w:pPr>
-      <w:bookmarkStart w:id="35" w:name="_Toc238748775"/>
+      <w:bookmarkStart w:id="35" w:name="_Toc239527424"/>
       <w:r>
         <w:rPr>
           <w:rStyle w:val="Enfasigrassetto"/>
@@ -26104,7 +25294,7 @@
           <w:lang w:val="ru-RU"/>
         </w:rPr>
       </w:pPr>
-      <w:bookmarkStart w:id="36" w:name="_Toc238748776"/>
+      <w:bookmarkStart w:id="36" w:name="_Toc239527425"/>
       <w:r>
         <w:rPr>
           <w:rStyle w:val="Enfasigrassetto"/>
@@ -26202,7 +25392,7 @@
           <w:lang w:val="ru-RU"/>
         </w:rPr>
       </w:pPr>
-      <w:bookmarkStart w:id="37" w:name="_Toc238748777"/>
+      <w:bookmarkStart w:id="37" w:name="_Toc239527426"/>
       <w:r>
         <w:rPr>
           <w:rStyle w:val="Enfasigrassetto"/>
@@ -26294,7 +25484,7 @@
           <w:lang w:val="ru-RU"/>
         </w:rPr>
       </w:pPr>
-      <w:bookmarkStart w:id="38" w:name="_Toc238748778"/>
+      <w:bookmarkStart w:id="38" w:name="_Toc239527427"/>
       <w:r>
         <w:rPr>
           <w:rStyle w:val="Enfasigrassetto"/>
@@ -26415,7 +25605,7 @@
           <w:lang w:val="ru-RU"/>
         </w:rPr>
       </w:pPr>
-      <w:bookmarkStart w:id="39" w:name="_Toc238748779"/>
+      <w:bookmarkStart w:id="39" w:name="_Toc239527428"/>
       <w:r>
         <w:rPr>
           <w:rStyle w:val="Enfasigrassetto"/>
@@ -26527,7 +25717,7 @@
           <w:lang w:val="ru-RU"/>
         </w:rPr>
       </w:pPr>
-      <w:bookmarkStart w:id="40" w:name="_Toc238748780"/>
+      <w:bookmarkStart w:id="40" w:name="_Toc239527429"/>
       <w:r>
         <w:rPr>
           <w:rStyle w:val="Enfasigrassetto"/>
@@ -26629,7 +25819,7 @@
           <w:lang w:val="ru-RU"/>
         </w:rPr>
       </w:pPr>
-      <w:bookmarkStart w:id="41" w:name="_Toc238748781"/>
+      <w:bookmarkStart w:id="41" w:name="_Toc239527430"/>
       <w:r>
         <w:rPr>
           <w:rStyle w:val="Enfasigrassetto"/>
@@ -26801,7 +25991,7 @@
           <w:lang w:val="ru-RU"/>
         </w:rPr>
       </w:pPr>
-      <w:bookmarkStart w:id="42" w:name="_Toc238748782"/>
+      <w:bookmarkStart w:id="42" w:name="_Toc239527431"/>
       <w:r>
         <w:rPr>
           <w:rStyle w:val="Enfasigrassetto"/>
@@ -26862,7 +26052,7 @@
           <w:lang w:val="ru-RU"/>
         </w:rPr>
       </w:pPr>
-      <w:bookmarkStart w:id="43" w:name="_Toc238748783"/>
+      <w:bookmarkStart w:id="43" w:name="_Toc239527432"/>
       <w:r>
         <w:rPr>
           <w:rStyle w:val="Enfasigrassetto"/>
@@ -27130,7 +26320,7 @@
           <w:lang w:val="ru-RU"/>
         </w:rPr>
       </w:pPr>
-      <w:bookmarkStart w:id="44" w:name="_Toc238748784"/>
+      <w:bookmarkStart w:id="44" w:name="_Toc239527433"/>
       <w:r>
         <w:rPr>
           <w:rStyle w:val="Enfasigrassetto"/>
@@ -27264,7 +26454,7 @@
         </w:rPr>
         <w:t xml:space="preserve"> эту процедуру proxy-выравнивания необходимо выполнить с помощью Multiecuscan, ELM327 и подходящих кабелей; она синхронизирует электронные блоки управления (ECU) между собой, чтобы все модули распознавали текущую конфигурацию автомобиля. Среди этих настроек — включение режима race, позволяющего использовать функцию ESC/TC BACCABLE без установки рычажка RDNA. Включение race с помощью процедуры выравнивания хорошо описано по следующей ссылке: </w:t>
       </w:r>
-      <w:hyperlink r:id="rId32" w:history="1">
+      <w:hyperlink r:id="rId37" w:history="1">
         <w:r>
           <w:rPr>
             <w:rStyle w:val="Collegamentoipertestuale"/>
@@ -27363,7 +26553,7 @@
           <w:lang w:val="ru-RU"/>
         </w:rPr>
       </w:pPr>
-      <w:bookmarkStart w:id="45" w:name="_Toc238748785"/>
+      <w:bookmarkStart w:id="45" w:name="_Toc239527434"/>
       <w:r>
         <w:rPr>
           <w:rStyle w:val="Enfasigrassetto"/>
@@ -27464,7 +26654,7 @@
           <w:lang w:val="ru-RU"/>
         </w:rPr>
       </w:pPr>
-      <w:bookmarkStart w:id="46" w:name="_Toc238748786"/>
+      <w:bookmarkStart w:id="46" w:name="_Toc239527435"/>
       <w:r>
         <w:rPr>
           <w:rStyle w:val="Enfasigrassetto"/>
@@ -27792,7 +26982,7 @@
           <w:lang w:val="ru-RU"/>
         </w:rPr>
       </w:pPr>
-      <w:bookmarkStart w:id="47" w:name="_Toc238748787"/>
+      <w:bookmarkStart w:id="47" w:name="_Toc239527436"/>
       <w:r>
         <w:rPr>
           <w:rStyle w:val="Enfasigrassetto"/>
@@ -27839,7 +27029,7 @@
           <w:lang w:val="ru-RU"/>
         </w:rPr>
       </w:pPr>
-      <w:bookmarkStart w:id="48" w:name="_Toc238748788"/>
+      <w:bookmarkStart w:id="48" w:name="_Toc239527437"/>
       <w:r>
         <w:rPr>
           <w:rStyle w:val="Enfasigrassetto"/>
@@ -27886,7 +27076,7 @@
           <w:lang w:val="ru-RU"/>
         </w:rPr>
       </w:pPr>
-      <w:bookmarkStart w:id="49" w:name="_Toc238748789"/>
+      <w:bookmarkStart w:id="49" w:name="_Toc239527438"/>
       <w:r>
         <w:rPr>
           <w:rStyle w:val="Enfasigrassetto"/>
@@ -27960,7 +27150,7 @@
           <w:lang w:val="ru-RU"/>
         </w:rPr>
       </w:pPr>
-      <w:bookmarkStart w:id="50" w:name="_Toc238748790"/>
+      <w:bookmarkStart w:id="50" w:name="_Toc239527439"/>
       <w:r>
         <w:rPr>
           <w:rStyle w:val="Enfasigrassetto"/>
@@ -28023,7 +27213,7 @@
         <w:rPr>
           <w:lang w:val="ru-RU"/>
         </w:rPr>
-        <w:t xml:space="preserve"> Работает только на автомобилях, оснащённых энкодерами в зеркалах. Чтобы проверить совместимость со своим автомобилем, достаточно попробовать.</w:t>
+        <w:t xml:space="preserve"> Работает только на автомобилях, оснащённых энкодерами в зеркалах. Чтобы проверить совместимость со своим автомобилем, достаточно попробовать. В случае несовместимости отсоедините, а затем снова подсоедините отрицательную клемму аккумулятора, чтобы восстановить исходное состояние.</w:t>
       </w:r>
     </w:p>
     <w:p>
@@ -28133,7 +27323,7 @@
         <w:rPr>
           <w:lang w:val="ru-RU"/>
         </w:rPr>
-        <w:t>Теперь каждый раз при включении задней передачи и левого указателя поворота левое зеркало будет переходить в положение, сохранённое ранее на этапе включения функции. При выключении задней передачи зеркало вернётся в рабочее положение. Та же логика применяется к правому зеркалу при включении правого указателя поворота и задней передачи.</w:t>
+        <w:t>Теперь каждый раз при включении задней передачи и левого указателя поворота левое зеркало будет переходить в положение, сохранённое ранее на этапе включения функции. При выключении задней передачи зеркало вернётся в рабочее положение через 10 секунд. Та же логика применяется к правому зеркалу при включении правого указателя поворота и задней передачи. При выключении автомобиля или переключении в положение P зеркала немедленно возвращаются в рабочее положение.</w:t>
       </w:r>
     </w:p>
     <w:p>
@@ -28146,7 +27336,7 @@
           <w:lang w:val="ru-RU"/>
         </w:rPr>
       </w:pPr>
-      <w:bookmarkStart w:id="51" w:name="_Toc238748791"/>
+      <w:bookmarkStart w:id="51" w:name="_Toc239527440"/>
       <w:r>
         <w:rPr>
           <w:rStyle w:val="Enfasigrassetto"/>
@@ -28216,7 +27406,14 @@
         <w:rPr>
           <w:lang w:val="ru-RU"/>
         </w:rPr>
-        <w:t>В меню SETUP можно установить значение «ACC AUTOSTART R» или «ACC AUTOSTART +» в зависимости от того, предусмотрен ли на вашем автомобиле повторный старт при нажатии кнопки RES или кнопки увеличения скорости круиз-контроля. После включения этой функции Baccable обеспечит автоматический повторный старт автомобиля после остановки, выполненной при включённом ACC.</w:t>
+        <w:t xml:space="preserve">В меню SETUP можно установить значение «ACC AUTOSTART R» или «ACC AUTOSTART +» в зависимости от того, предусмотрен ли на вашем автомобиле </w:t>
+      </w:r>
+      <w:r>
+        <w:rPr>
+          <w:lang w:val="ru-RU"/>
+        </w:rPr>
+        <w:lastRenderedPageBreak/>
+        <w:t>повторный старт при нажатии кнопки RES или кнопки увеличения скорости круиз-контроля. После включения этой функции Baccable обеспечит автоматический повторный старт автомобиля после остановки, выполненной при включённом ACC.</w:t>
       </w:r>
     </w:p>
     <w:p>
@@ -28229,7 +27426,7 @@
           <w:lang w:val="ru-RU"/>
         </w:rPr>
       </w:pPr>
-      <w:bookmarkStart w:id="53" w:name="_Toc238748792"/>
+      <w:bookmarkStart w:id="53" w:name="_Toc239527441"/>
       <w:bookmarkEnd w:id="52"/>
       <w:r>
         <w:rPr>
@@ -28238,7 +27435,6 @@
           <w:color w:val="auto"/>
           <w:lang w:val="ru-RU"/>
         </w:rPr>
-        <w:lastRenderedPageBreak/>
         <w:t>2.27</w:t>
       </w:r>
       <w:r>
@@ -28523,7 +27719,7 @@
           <w:lang w:val="ru-RU"/>
         </w:rPr>
       </w:pPr>
-      <w:bookmarkStart w:id="54" w:name="_Toc238748793"/>
+      <w:bookmarkStart w:id="54" w:name="_Toc239527442"/>
       <w:r>
         <w:rPr>
           <w:rStyle w:val="Enfasigrassetto"/>
@@ -28772,6 +27968,7 @@
                 <w:rFonts w:cstheme="minorHAnsi"/>
                 <w:lang w:val="ru-RU"/>
               </w:rPr>
+              <w:lastRenderedPageBreak/>
               <w:t>Ø</w:t>
             </w:r>
             <w:r>
@@ -28815,7 +28012,7 @@
           <w:lang w:val="ru-RU"/>
         </w:rPr>
       </w:pPr>
-      <w:bookmarkStart w:id="55" w:name="_Toc238748794"/>
+      <w:bookmarkStart w:id="55" w:name="_Toc239527443"/>
       <w:r>
         <w:rPr>
           <w:rStyle w:val="Enfasigrassetto"/>
@@ -28823,7 +28020,6 @@
           <w:color w:val="auto"/>
           <w:lang w:val="ru-RU"/>
         </w:rPr>
-        <w:lastRenderedPageBreak/>
         <w:t>2.29</w:t>
       </w:r>
       <w:r>
@@ -28940,7 +28136,7 @@
         </w:rPr>
       </w:pPr>
       <w:bookmarkStart w:id="56" w:name="_Hlk210492837"/>
-      <w:bookmarkStart w:id="57" w:name="_Toc238748795"/>
+      <w:bookmarkStart w:id="57" w:name="_Toc239527444"/>
       <w:r>
         <w:rPr>
           <w:rStyle w:val="Enfasigrassetto"/>
@@ -29017,7 +28213,7 @@
           <w:lang w:val="ru-RU"/>
         </w:rPr>
       </w:pPr>
-      <w:bookmarkStart w:id="58" w:name="_Toc238748796"/>
+      <w:bookmarkStart w:id="58" w:name="_Toc239527445"/>
       <w:r>
         <w:rPr>
           <w:rStyle w:val="Enfasigrassetto"/>
@@ -29114,7 +28310,7 @@
           <w:lang w:val="ru-RU"/>
         </w:rPr>
       </w:pPr>
-      <w:bookmarkStart w:id="59" w:name="_Toc238748797"/>
+      <w:bookmarkStart w:id="59" w:name="_Toc239527446"/>
       <w:r>
         <w:rPr>
           <w:rStyle w:val="Enfasigrassetto"/>
@@ -29321,6 +28517,7 @@
         <w:rPr>
           <w:lang w:val="ru-RU"/>
         </w:rPr>
+        <w:lastRenderedPageBreak/>
         <w:t xml:space="preserve">войти в </w:t>
       </w:r>
       <w:r>
@@ -29389,7 +28586,6 @@
         <w:jc w:val="both"/>
       </w:pPr>
       <w:r>
-        <w:lastRenderedPageBreak/>
         <w:t>На смартфоне или ПК нужно установить нужное приложение (например, Multiecuscan, alfaobd и т. д.)</w:t>
       </w:r>
     </w:p>
@@ -29423,9 +28619,71 @@
         <w:t>: если вы не используете функцию ELM327, не забудьте отключить её в main setup menu, чтобы уменьшить влияние возможных помех между функцией ELM327 и функцией иммобилайзера в первые секунды работы.</w:t>
       </w:r>
     </w:p>
+    <w:p>
+      <w:pPr>
+        <w:spacing w:line="259" w:lineRule="auto"/>
+      </w:pPr>
+    </w:p>
+    <w:p>
+      <w:pPr>
+        <w:pStyle w:val="Titolo2"/>
+        <w:rPr>
+          <w:rStyle w:val="Enfasigrassetto"/>
+          <w:rFonts w:asciiTheme="minorHAnsi" w:hAnsiTheme="minorHAnsi" w:cstheme="minorHAnsi"/>
+          <w:color w:val="auto"/>
+        </w:rPr>
+      </w:pPr>
+      <w:bookmarkStart w:id="60" w:name="_Toc239527447"/>
+      <w:r>
+        <w:rPr>
+          <w:rStyle w:val="Enfasigrassetto"/>
+          <w:rFonts w:asciiTheme="minorHAnsi" w:hAnsiTheme="minorHAnsi" w:cstheme="minorHAnsi"/>
+          <w:color w:val="auto"/>
+        </w:rPr>
+        <w:t>2.33</w:t>
+      </w:r>
+      <w:r>
+        <w:rPr>
+          <w:rStyle w:val="Enfasigrassetto"/>
+          <w:rFonts w:asciiTheme="minorHAnsi" w:hAnsiTheme="minorHAnsi" w:cstheme="minorHAnsi"/>
+          <w:color w:val="auto"/>
+        </w:rPr>
+        <w:tab/>
+        <w:t>MAX HOLD</w:t>
+      </w:r>
+      <w:bookmarkEnd w:id="60"/>
+    </w:p>
+    <w:p>
+      <w:pPr>
+        <w:jc w:val="both"/>
+      </w:pPr>
+      <w:r>
+        <w:rPr>
+          <w:b/>
+          <w:bCs/>
+        </w:rPr>
+        <w:t xml:space="preserve">Краткое описание: </w:t>
+      </w:r>
+      <w:r>
+        <w:t>Удерживает на дисплее максимальное значение выбранного параметра.</w:t>
+      </w:r>
+    </w:p>
+    <w:p>
+      <w:pPr>
+        <w:jc w:val="both"/>
+      </w:pPr>
+    </w:p>
+    <w:p>
+      <w:pPr>
+        <w:jc w:val="both"/>
+      </w:pPr>
+      <w:r>
+        <w:t>Функция Max Hold всегда включена, поэтому её не нужно включать в main setup menu. Чтобы её использовать, в главном меню BACCABLE отображается пункт MAX HOLD OFF. При нажатии кнопки RES или DISTANCE он изменится на MAX HOLD ON. Затем, перемещаясь по меню «Show Parameters» и останавливаясь на одном из параметров, на дисплее будет удерживаться максимальное значение, зафиксированное для этого параметра. При переходе к отображению другого параметра предыдущее максимальное значение будет сброшено. Чтобы отключить функцию, нужно вернуться к MAX HOLD ON и нажать кнопку RES или DISTANCE, чтобы увидеть возврат в отключённое состояние (будет показано MAX HOLD OFF).</w:t>
+      </w:r>
+    </w:p>
     <w:sectPr>
-      <w:headerReference w:type="default" r:id="rId33"/>
-      <w:footerReference w:type="default" r:id="rId34"/>
+      <w:headerReference w:type="default" r:id="rId38"/>
+      <w:footerReference w:type="default" r:id="rId39"/>
       <w:pgSz w:w="11906" w:h="16838"/>
       <w:pgMar w:top="1985" w:right="1276" w:bottom="1440" w:left="1276" w:header="709" w:footer="709" w:gutter="0"/>
       <w:cols w:space="708"/>
@@ -29685,7 +28943,7 @@
       <w:t>.</w:t>
     </w:r>
     <w:r>
-      <w:t>6</w:t>
+      <w:t>8</w:t>
     </w:r>
   </w:p>
   <w:p>
@@ -29713,13 +28971,13 @@
       <w:t xml:space="preserve">: </w:t>
     </w:r>
     <w:r>
-      <w:t>27</w:t>
+      <w:t>05</w:t>
     </w:r>
     <w:r>
       <w:t>/</w:t>
     </w:r>
     <w:r>
-      <w:t>08</w:t>
+      <w:t>09</w:t>
     </w:r>
     <w:r>
       <w:t>/202</w:t>
